--- a/docs/03 - Guia de Instalação e Setup/Guia de Instalação e Setup.docx
+++ b/docs/03 - Guia de Instalação e Setup/Guia de Instalação e Setup.docx
@@ -2,275 +2,351 @@
 <file path=word/document.xml><?xml version="1.0" encoding="utf-8"?>
 <w:document xmlns:wpc="http://schemas.microsoft.com/office/word/2010/wordprocessingCanvas" xmlns:mo="http://schemas.microsoft.com/office/mac/office/2008/main" xmlns:mc="http://schemas.openxmlformats.org/markup-compatibility/2006" xmlns:mv="urn:schemas-microsoft-com:mac:vml" xmlns:o="urn:schemas-microsoft-com:office:office" xmlns:r="http://schemas.openxmlformats.org/officeDocument/2006/relationships" xmlns:m="http://schemas.openxmlformats.org/officeDocument/2006/math" xmlns:v="urn:schemas-microsoft-com:vml" xmlns:wp14="http://schemas.microsoft.com/office/word/2010/wordprocessingDrawing" xmlns:wp="http://schemas.openxmlformats.org/drawingml/2006/wordprocessingDrawing" xmlns:w10="urn:schemas-microsoft-com:office:word" xmlns:w="http://schemas.openxmlformats.org/wordprocessingml/2006/main" xmlns:w14="http://schemas.microsoft.com/office/word/2010/wordml" xmlns:wpg="http://schemas.microsoft.com/office/word/2010/wordprocessingGroup" xmlns:wpi="http://schemas.microsoft.com/office/word/2010/wordprocessingInk" xmlns:wne="http://schemas.microsoft.com/office/word/2006/wordml" xmlns:wps="http://schemas.microsoft.com/office/word/2010/wordprocessingShape" mc:Ignorable="w14 wp14">
   <w:body>
+    <w:p/>
+    <w:p/>
+    <w:p/>
+    <w:p/>
+    <w:p/>
+    <w:p/>
     <w:p>
       <w:pPr>
-        <w:keepNext/>
-        <w:spacing w:before="320" w:after="120"/>
+        <w:spacing w:after="200"/>
+        <w:jc w:val="center"/>
+      </w:pPr>
+      <w:r>
+        <w:rPr>
+          <w:rFonts w:ascii="Calibri" w:hAnsi="Calibri"/>
+          <w:b/>
+          <w:color w:val="0A0A0A"/>
+          <w:sz w:val="60"/>
+        </w:rPr>
+        <w:t>Guia de Instalação e Setup</w:t>
+      </w:r>
+    </w:p>
+    <w:p>
+      <w:pPr>
+        <w:spacing w:after="280"/>
+        <w:jc w:val="center"/>
         <w:pBdr>
-          <w:bottom w:val="single" w:sz="6" w:space="4" w:color="1F1F1F"/>
+          <w:bottom w:val="single" w:sz="6" w:space="1" w:color="1F1F1F"/>
         </w:pBdr>
       </w:pPr>
-      <w:r>
-        <w:rPr>
-          <w:b/>
-          <w:color w:val="0A0A0A"/>
-          <w:sz w:val="44"/>
-        </w:rPr>
-        <w:t>Guia de Instalação e Setup</w:t>
+    </w:p>
+    <w:p>
+      <w:pPr>
+        <w:spacing w:after="520"/>
+        <w:jc w:val="center"/>
+      </w:pPr>
+      <w:r>
+        <w:rPr>
+          <w:rFonts w:ascii="Calibri" w:hAnsi="Calibri"/>
+          <w:b w:val="0"/>
+          <w:i w:val="0"/>
+          <w:color w:val="5A5A5A"/>
+          <w:sz w:val="28"/>
+        </w:rPr>
+        <w:t>Sistema CITO — Ferramenta de Pré-diagnóstico da Síndrome do X Frágil</w:t>
+      </w:r>
+    </w:p>
+    <w:p>
+      <w:pPr>
+        <w:spacing w:after="160"/>
+        <w:ind w:left="864" w:right="864"/>
+        <w:jc w:val="center"/>
+      </w:pPr>
+      <w:r>
+        <w:rPr>
+          <w:rFonts w:ascii="Calibri" w:hAnsi="Calibri"/>
+          <w:b w:val="0"/>
+          <w:i w:val="0"/>
+          <w:color w:val="333333"/>
+          <w:sz w:val="22"/>
+        </w:rPr>
+        <w:t>Este guia é prático e destina-se a dois públicos: o desenvolvedor que precisa subir o projeto localmente e a pessoa que implanta ou deseja compreender o ambiente de produção no Azure App Service. Todas as instruções estão fundamentadas nos arquivos de configuração, dependências e scripts de inicialização efetivamente presentes no repositório.</w:t>
+      </w:r>
+    </w:p>
+    <w:p>
+      <w:r>
+        <w:br w:type="page"/>
       </w:r>
     </w:p>
     <w:p>
       <w:pPr>
         <w:keepNext/>
-        <w:spacing w:before="320" w:after="120"/>
+        <w:keepLines/>
+        <w:spacing w:before="360" w:after="140"/>
+        <w:widowControl w:val="true"/>
         <w:pBdr>
-          <w:bottom w:val="single" w:sz="4" w:space="4" w:color="C8C8C8"/>
+          <w:bottom w:val="single" w:sz="8" w:space="4" w:color="1F1F1F"/>
         </w:pBdr>
       </w:pPr>
       <w:r>
         <w:rPr>
+          <w:rFonts w:ascii="Calibri" w:hAnsi="Calibri"/>
           <w:b/>
+          <w:i w:val="0"/>
           <w:color w:val="0A0A0A"/>
-          <w:sz w:val="32"/>
-        </w:rPr>
-        <w:t>Sistema CITO — Ferramenta de Pré-diagnóstico da Síndrome do X Frágil</w:t>
+          <w:sz w:val="34"/>
+        </w:rPr>
+        <w:t>1. Visão geral da implantação</w:t>
       </w:r>
     </w:p>
     <w:p>
       <w:pPr>
+        <w:spacing w:after="140"/>
         <w:jc w:val="both"/>
+        <w:widowControl w:val="true"/>
       </w:pPr>
       <w:r>
         <w:rPr>
+          <w:rFonts w:ascii="Calibri" w:hAnsi="Calibri"/>
+          <w:b w:val="0"/>
+          <w:i w:val="0"/>
           <w:color w:val="0A0A0A"/>
           <w:sz w:val="21"/>
         </w:rPr>
-        <w:t>Este guia é prático e destina-se a dois públicos: o desenvolvedor que precisa subir o projeto localmente e a pessoa que implanta ou deseja compreender o ambiente de produção no Azure App Service. Todas as instruções estão fundamentadas nos arquivos de configuração, dependências e scripts de inicialização efetivamente presentes no repositório.</w:t>
+        <w:t>O CITO é composto por três partes: um front-end estático (React via CDN, sem etapa de build), um back-end FastAPI e um banco PostgreSQL. Existem dois modos de execução, e é fundamental não confundi-los:</w:t>
+      </w:r>
+    </w:p>
+    <w:p>
+      <w:pPr>
+        <w:spacing w:after="60"/>
+        <w:ind w:left="461" w:hanging="288"/>
+        <w:widowControl w:val="true"/>
+      </w:pPr>
+      <w:r>
+        <w:rPr>
+          <w:rFonts w:ascii="Calibri" w:hAnsi="Calibri"/>
+          <w:b w:val="0"/>
+          <w:color w:val="1F1F1F"/>
+          <w:sz w:val="21"/>
+        </w:rPr>
+        <w:t>•</w:t>
+        <w:tab/>
+      </w:r>
+      <w:r>
+        <w:rPr>
+          <w:rFonts w:ascii="Calibri" w:hAnsi="Calibri"/>
+          <w:b/>
+          <w:color w:val="0A0A0A"/>
+          <w:sz w:val="21"/>
+        </w:rPr>
+        <w:t>Local (desenvolvimento):</w:t>
+      </w:r>
+      <w:r>
+        <w:rPr>
+          <w:rFonts w:ascii="Calibri" w:hAnsi="Calibri"/>
+          <w:b w:val="0"/>
+          <w:i w:val="0"/>
+          <w:color w:val="0A0A0A"/>
+          <w:sz w:val="21"/>
+        </w:rPr>
+        <w:t xml:space="preserve"> back-end e front-end rodam como dois processos separados, em portas distintas (8000 e 5500). O script </w:t>
+      </w:r>
+      <w:r>
+        <w:rPr>
+          <w:rFonts w:ascii="Consolas" w:hAnsi="Consolas"/>
+          <w:color w:val="1F1F1F"/>
+          <w:sz w:val="19"/>
+          <w:shd w:val="clear" w:color="auto" w:fill="F4F4F4"/>
+        </w:rPr>
+        <w:t>run.py</w:t>
+      </w:r>
+      <w:r>
+        <w:rPr>
+          <w:rFonts w:ascii="Calibri" w:hAnsi="Calibri"/>
+          <w:b w:val="0"/>
+          <w:i w:val="0"/>
+          <w:color w:val="0A0A0A"/>
+          <w:sz w:val="21"/>
+        </w:rPr>
+        <w:t xml:space="preserve"> automatiza essa configuração. Nesse modo, o navegador acessa o front-end em uma origem e a API em outra, o que torna o CORS obrigatório.</w:t>
+      </w:r>
+    </w:p>
+    <w:p>
+      <w:pPr>
+        <w:spacing w:after="60"/>
+        <w:ind w:left="461" w:hanging="288"/>
+        <w:widowControl w:val="true"/>
+      </w:pPr>
+      <w:r>
+        <w:rPr>
+          <w:rFonts w:ascii="Calibri" w:hAnsi="Calibri"/>
+          <w:b w:val="0"/>
+          <w:color w:val="1F1F1F"/>
+          <w:sz w:val="21"/>
+        </w:rPr>
+        <w:t>•</w:t>
+        <w:tab/>
+      </w:r>
+      <w:r>
+        <w:rPr>
+          <w:rFonts w:ascii="Calibri" w:hAnsi="Calibri"/>
+          <w:b/>
+          <w:color w:val="0A0A0A"/>
+          <w:sz w:val="21"/>
+        </w:rPr>
+        <w:t>Produção (Azure App Service):</w:t>
+      </w:r>
+      <w:r>
+        <w:rPr>
+          <w:rFonts w:ascii="Calibri" w:hAnsi="Calibri"/>
+          <w:b w:val="0"/>
+          <w:i w:val="0"/>
+          <w:color w:val="0A0A0A"/>
+          <w:sz w:val="21"/>
+        </w:rPr>
+        <w:t xml:space="preserve"> o próprio FastAPI serve o front-end estático, na mesma origem da API. O script </w:t>
+      </w:r>
+      <w:r>
+        <w:rPr>
+          <w:rFonts w:ascii="Consolas" w:hAnsi="Consolas"/>
+          <w:color w:val="1F1F1F"/>
+          <w:sz w:val="19"/>
+          <w:shd w:val="clear" w:color="auto" w:fill="F4F4F4"/>
+        </w:rPr>
+        <w:t>run.py</w:t>
+      </w:r>
+      <w:r>
+        <w:rPr>
+          <w:rFonts w:ascii="Calibri" w:hAnsi="Calibri"/>
+          <w:b w:val="0"/>
+          <w:i w:val="0"/>
+          <w:color w:val="0A0A0A"/>
+          <w:sz w:val="21"/>
+        </w:rPr>
+        <w:t xml:space="preserve"> </w:t>
+      </w:r>
+      <w:r>
+        <w:rPr>
+          <w:rFonts w:ascii="Calibri" w:hAnsi="Calibri"/>
+          <w:b/>
+          <w:color w:val="0A0A0A"/>
+          <w:sz w:val="21"/>
+        </w:rPr>
+        <w:t>não</w:t>
+      </w:r>
+      <w:r>
+        <w:rPr>
+          <w:rFonts w:ascii="Calibri" w:hAnsi="Calibri"/>
+          <w:b w:val="0"/>
+          <w:i w:val="0"/>
+          <w:color w:val="0A0A0A"/>
+          <w:sz w:val="21"/>
+        </w:rPr>
+        <w:t xml:space="preserve"> é executado em produção. Como front e back compartilham a origem, o CORS deixa de ser necessário nesse cenário.</w:t>
+      </w:r>
+    </w:p>
+    <w:p>
+      <w:pPr>
+        <w:spacing w:after="140"/>
+        <w:jc w:val="both"/>
+        <w:widowControl w:val="true"/>
+      </w:pPr>
+      <w:r>
+        <w:rPr>
+          <w:rFonts w:ascii="Calibri" w:hAnsi="Calibri"/>
+          <w:b w:val="0"/>
+          <w:i w:val="0"/>
+          <w:color w:val="0A0A0A"/>
+          <w:sz w:val="21"/>
+        </w:rPr>
+        <w:t xml:space="preserve">A distinção está documentada no cabeçalho do próprio </w:t>
+      </w:r>
+      <w:r>
+        <w:rPr>
+          <w:rFonts w:ascii="Consolas" w:hAnsi="Consolas"/>
+          <w:color w:val="1F1F1F"/>
+          <w:sz w:val="19"/>
+          <w:shd w:val="clear" w:color="auto" w:fill="F4F4F4"/>
+        </w:rPr>
+        <w:t>run.py</w:t>
+      </w:r>
+      <w:r>
+        <w:rPr>
+          <w:rFonts w:ascii="Calibri" w:hAnsi="Calibri"/>
+          <w:b w:val="0"/>
+          <w:i w:val="0"/>
+          <w:color w:val="0A0A0A"/>
+          <w:sz w:val="21"/>
+        </w:rPr>
+        <w:t xml:space="preserve"> e materializada em </w:t>
+      </w:r>
+      <w:r>
+        <w:rPr>
+          <w:rFonts w:ascii="Consolas" w:hAnsi="Consolas"/>
+          <w:color w:val="1F1F1F"/>
+          <w:sz w:val="19"/>
+          <w:shd w:val="clear" w:color="auto" w:fill="F4F4F4"/>
+        </w:rPr>
+        <w:t>app/main.py</w:t>
+      </w:r>
+      <w:r>
+        <w:rPr>
+          <w:rFonts w:ascii="Calibri" w:hAnsi="Calibri"/>
+          <w:b w:val="0"/>
+          <w:i w:val="0"/>
+          <w:color w:val="0A0A0A"/>
+          <w:sz w:val="21"/>
+        </w:rPr>
+        <w:t xml:space="preserve">, que serve a pasta </w:t>
+      </w:r>
+      <w:r>
+        <w:rPr>
+          <w:rFonts w:ascii="Consolas" w:hAnsi="Consolas"/>
+          <w:color w:val="1F1F1F"/>
+          <w:sz w:val="19"/>
+          <w:shd w:val="clear" w:color="auto" w:fill="F4F4F4"/>
+        </w:rPr>
+        <w:t>frontend/</w:t>
+      </w:r>
+      <w:r>
+        <w:rPr>
+          <w:rFonts w:ascii="Calibri" w:hAnsi="Calibri"/>
+          <w:b w:val="0"/>
+          <w:i w:val="0"/>
+          <w:color w:val="0A0A0A"/>
+          <w:sz w:val="21"/>
+        </w:rPr>
+        <w:t xml:space="preserve"> quando ela existe ao lado de </w:t>
+      </w:r>
+      <w:r>
+        <w:rPr>
+          <w:rFonts w:ascii="Consolas" w:hAnsi="Consolas"/>
+          <w:color w:val="1F1F1F"/>
+          <w:sz w:val="19"/>
+          <w:shd w:val="clear" w:color="auto" w:fill="F4F4F4"/>
+        </w:rPr>
+        <w:t>app/</w:t>
+      </w:r>
+      <w:r>
+        <w:rPr>
+          <w:rFonts w:ascii="Calibri" w:hAnsi="Calibri"/>
+          <w:b w:val="0"/>
+          <w:i w:val="0"/>
+          <w:color w:val="0A0A0A"/>
+          <w:sz w:val="21"/>
+        </w:rPr>
+        <w:t>.</w:t>
       </w:r>
     </w:p>
     <w:p>
       <w:pPr>
         <w:keepNext/>
-        <w:spacing w:before="320" w:after="120"/>
+        <w:keepLines/>
+        <w:spacing w:before="360" w:after="140"/>
+        <w:widowControl w:val="true"/>
         <w:pBdr>
-          <w:bottom w:val="single" w:sz="6" w:space="4" w:color="1F1F1F"/>
+          <w:bottom w:val="single" w:sz="8" w:space="4" w:color="1F1F1F"/>
         </w:pBdr>
       </w:pPr>
       <w:r>
         <w:rPr>
+          <w:rFonts w:ascii="Calibri" w:hAnsi="Calibri"/>
           <w:b/>
+          <w:i w:val="0"/>
           <w:color w:val="0A0A0A"/>
-          <w:sz w:val="44"/>
-        </w:rPr>
-        <w:t>1. Visão geral da implantação</w:t>
-      </w:r>
-    </w:p>
-    <w:p>
-      <w:pPr>
-        <w:jc w:val="both"/>
-      </w:pPr>
-      <w:r>
-        <w:rPr>
-          <w:color w:val="0A0A0A"/>
-          <w:sz w:val="21"/>
-        </w:rPr>
-        <w:t>O CITO é composto por três partes: um front-end estático (React via CDN, sem etapa de build), um back-end FastAPI e um banco PostgreSQL. Existem dois modos de execução, e é fundamental não confundi-los:</w:t>
-      </w:r>
-    </w:p>
-    <w:p>
-      <w:pPr>
-        <w:spacing w:after="60"/>
-        <w:ind w:left="432"/>
-      </w:pPr>
-      <w:r>
-        <w:rPr>
-          <w:b w:val="0"/>
-          <w:color w:val="1F1F1F"/>
-          <w:sz w:val="21"/>
-        </w:rPr>
-        <w:t xml:space="preserve">•  </w:t>
-      </w:r>
-      <w:r>
-        <w:rPr>
-          <w:b/>
-          <w:color w:val="0A0A0A"/>
-          <w:sz w:val="21"/>
-        </w:rPr>
-        <w:t>Local (desenvolvimento):</w:t>
-      </w:r>
-      <w:r>
-        <w:rPr>
-          <w:color w:val="0A0A0A"/>
-          <w:sz w:val="21"/>
-        </w:rPr>
-        <w:t xml:space="preserve"> back-end e front-end rodam como dois processos separados, em portas distintas (8000 e 5500). O script </w:t>
-      </w:r>
-      <w:r>
-        <w:rPr>
-          <w:rFonts w:ascii="Consolas" w:hAnsi="Consolas"/>
-          <w:color w:val="1F1F1F"/>
-          <w:sz w:val="19"/>
-          <w:shd w:val="clear" w:fill="F2F2F2"/>
-        </w:rPr>
-        <w:t>run.py</w:t>
-      </w:r>
-      <w:r>
-        <w:rPr>
-          <w:color w:val="0A0A0A"/>
-          <w:sz w:val="21"/>
-        </w:rPr>
-        <w:t xml:space="preserve"> automatiza essa configuração. Nesse modo, o navegador acessa o front-end em uma origem e a API em outra, o que torna o CORS obrigatório.</w:t>
-      </w:r>
-    </w:p>
-    <w:p>
-      <w:pPr>
-        <w:spacing w:after="60"/>
-        <w:ind w:left="432"/>
-      </w:pPr>
-      <w:r>
-        <w:rPr>
-          <w:b w:val="0"/>
-          <w:color w:val="1F1F1F"/>
-          <w:sz w:val="21"/>
-        </w:rPr>
-        <w:t xml:space="preserve">•  </w:t>
-      </w:r>
-      <w:r>
-        <w:rPr>
-          <w:b/>
-          <w:color w:val="0A0A0A"/>
-          <w:sz w:val="21"/>
-        </w:rPr>
-        <w:t>Produção (Azure App Service):</w:t>
-      </w:r>
-      <w:r>
-        <w:rPr>
-          <w:color w:val="0A0A0A"/>
-          <w:sz w:val="21"/>
-        </w:rPr>
-        <w:t xml:space="preserve"> o próprio FastAPI serve o front-end estático, na mesma origem da API. O script </w:t>
-      </w:r>
-      <w:r>
-        <w:rPr>
-          <w:rFonts w:ascii="Consolas" w:hAnsi="Consolas"/>
-          <w:color w:val="1F1F1F"/>
-          <w:sz w:val="19"/>
-          <w:shd w:val="clear" w:fill="F2F2F2"/>
-        </w:rPr>
-        <w:t>run.py</w:t>
-      </w:r>
-      <w:r>
-        <w:rPr>
-          <w:color w:val="0A0A0A"/>
-          <w:sz w:val="21"/>
-        </w:rPr>
-        <w:t xml:space="preserve"> </w:t>
-      </w:r>
-      <w:r>
-        <w:rPr>
-          <w:b/>
-          <w:color w:val="0A0A0A"/>
-          <w:sz w:val="21"/>
-        </w:rPr>
-        <w:t>não</w:t>
-      </w:r>
-      <w:r>
-        <w:rPr>
-          <w:color w:val="0A0A0A"/>
-          <w:sz w:val="21"/>
-        </w:rPr>
-        <w:t xml:space="preserve"> é executado em produção. Como front e back compartilham a origem, o CORS deixa de ser necessário nesse cenário.</w:t>
-      </w:r>
-    </w:p>
-    <w:p>
-      <w:pPr>
-        <w:jc w:val="both"/>
-      </w:pPr>
-      <w:r>
-        <w:rPr>
-          <w:color w:val="0A0A0A"/>
-          <w:sz w:val="21"/>
-        </w:rPr>
-        <w:t xml:space="preserve">A distinção está documentada no cabeçalho do próprio </w:t>
-      </w:r>
-      <w:r>
-        <w:rPr>
-          <w:rFonts w:ascii="Consolas" w:hAnsi="Consolas"/>
-          <w:color w:val="1F1F1F"/>
-          <w:sz w:val="19"/>
-          <w:shd w:val="clear" w:fill="F2F2F2"/>
-        </w:rPr>
-        <w:t>run.py</w:t>
-      </w:r>
-      <w:r>
-        <w:rPr>
-          <w:color w:val="0A0A0A"/>
-          <w:sz w:val="21"/>
-        </w:rPr>
-        <w:t xml:space="preserve"> e materializada em </w:t>
-      </w:r>
-      <w:r>
-        <w:rPr>
-          <w:rFonts w:ascii="Consolas" w:hAnsi="Consolas"/>
-          <w:color w:val="1F1F1F"/>
-          <w:sz w:val="19"/>
-          <w:shd w:val="clear" w:fill="F2F2F2"/>
-        </w:rPr>
-        <w:t>app/main.py</w:t>
-      </w:r>
-      <w:r>
-        <w:rPr>
-          <w:color w:val="0A0A0A"/>
-          <w:sz w:val="21"/>
-        </w:rPr>
-        <w:t xml:space="preserve">, que serve a pasta </w:t>
-      </w:r>
-      <w:r>
-        <w:rPr>
-          <w:rFonts w:ascii="Consolas" w:hAnsi="Consolas"/>
-          <w:color w:val="1F1F1F"/>
-          <w:sz w:val="19"/>
-          <w:shd w:val="clear" w:fill="F2F2F2"/>
-        </w:rPr>
-        <w:t>frontend/</w:t>
-      </w:r>
-      <w:r>
-        <w:rPr>
-          <w:color w:val="0A0A0A"/>
-          <w:sz w:val="21"/>
-        </w:rPr>
-        <w:t xml:space="preserve"> quando ela existe ao lado de </w:t>
-      </w:r>
-      <w:r>
-        <w:rPr>
-          <w:rFonts w:ascii="Consolas" w:hAnsi="Consolas"/>
-          <w:color w:val="1F1F1F"/>
-          <w:sz w:val="19"/>
-          <w:shd w:val="clear" w:fill="F2F2F2"/>
-        </w:rPr>
-        <w:t>app/</w:t>
-      </w:r>
-      <w:r>
-        <w:rPr>
-          <w:color w:val="0A0A0A"/>
-          <w:sz w:val="21"/>
-        </w:rPr>
-        <w:t>.</w:t>
-      </w:r>
-    </w:p>
-    <w:p>
-      <w:pPr>
-        <w:keepNext/>
-        <w:spacing w:before="320" w:after="120"/>
-        <w:pBdr>
-          <w:bottom w:val="single" w:sz="6" w:space="4" w:color="1F1F1F"/>
-        </w:pBdr>
-      </w:pPr>
-      <w:r>
-        <w:rPr>
-          <w:b/>
-          <w:color w:val="0A0A0A"/>
-          <w:sz w:val="44"/>
+          <w:sz w:val="34"/>
         </w:rPr>
         <w:t>2. Pré-requisitos</w:t>
       </w:r>
@@ -280,26 +356,40 @@
         <w:tblStyle w:val="TableGrid"/>
         <w:tblW w:type="auto" w:w="0"/>
         <w:jc w:val="center"/>
-        <w:tblLayout w:type="autofit"/>
+        <w:tblLayout w:type="fixed"/>
         <w:tblLook w:firstColumn="1" w:firstRow="1" w:lastColumn="0" w:lastRow="0" w:noHBand="0" w:noVBand="1" w:val="04A0"/>
+        <w:tblLayout w:type="fixed"/>
+        <w:tblW w:type="dxa" w:w="9360"/>
+        <w:tblCellMar>
+          <w:top w:w="40" w:type="dxa"/>
+          <w:bottom w:w="40" w:type="dxa"/>
+          <w:left w:w="90" w:type="dxa"/>
+          <w:right w:w="90" w:type="dxa"/>
+        </w:tblCellMar>
       </w:tblPr>
       <w:tblGrid>
-        <w:gridCol w:w="4824"/>
-        <w:gridCol w:w="4824"/>
+        <w:gridCol w:w="1404"/>
+        <w:gridCol w:w="7956"/>
       </w:tblGrid>
       <w:tr>
+        <w:trPr>
+          <w:tblHeader/>
+          <w:cantSplit/>
+        </w:trPr>
         <w:tc>
           <w:tcPr>
-            <w:tcW w:type="dxa" w:w="4824"/>
+            <w:tcW w:type="dxa" w:w="1404"/>
             <w:shd w:val="clear" w:color="auto" w:fill="1F1F1F"/>
           </w:tcPr>
           <w:p>
             <w:pPr>
-              <w:jc w:val="left"/>
+              <w:spacing w:after="20" w:before="20"/>
             </w:pPr>
             <w:r>
               <w:rPr>
+                <w:rFonts w:ascii="Calibri" w:hAnsi="Calibri"/>
                 <w:b/>
+                <w:i w:val="0"/>
                 <w:color w:val="FFFFFF"/>
                 <w:sz w:val="19"/>
               </w:rPr>
@@ -309,16 +399,18 @@
         </w:tc>
         <w:tc>
           <w:tcPr>
-            <w:tcW w:type="dxa" w:w="4824"/>
+            <w:tcW w:type="dxa" w:w="7956"/>
             <w:shd w:val="clear" w:color="auto" w:fill="1F1F1F"/>
           </w:tcPr>
           <w:p>
             <w:pPr>
-              <w:jc w:val="left"/>
+              <w:spacing w:after="20" w:before="20"/>
             </w:pPr>
             <w:r>
               <w:rPr>
+                <w:rFonts w:ascii="Calibri" w:hAnsi="Calibri"/>
                 <w:b/>
+                <w:i w:val="0"/>
                 <w:color w:val="FFFFFF"/>
                 <w:sz w:val="19"/>
               </w:rPr>
@@ -328,16 +420,22 @@
         </w:tc>
       </w:tr>
       <w:tr>
+        <w:trPr>
+          <w:cantSplit/>
+        </w:trPr>
         <w:tc>
           <w:tcPr>
-            <w:tcW w:type="dxa" w:w="4824"/>
+            <w:tcW w:type="dxa" w:w="1404"/>
           </w:tcPr>
           <w:p>
             <w:pPr>
-              <w:spacing w:after="40"/>
+              <w:spacing w:after="40" w:before="20"/>
             </w:pPr>
             <w:r>
               <w:rPr>
+                <w:rFonts w:ascii="Calibri" w:hAnsi="Calibri"/>
+                <w:b w:val="0"/>
+                <w:i w:val="0"/>
                 <w:color w:val="0A0A0A"/>
                 <w:sz w:val="19"/>
               </w:rPr>
@@ -347,14 +445,17 @@
         </w:tc>
         <w:tc>
           <w:tcPr>
-            <w:tcW w:type="dxa" w:w="4824"/>
+            <w:tcW w:type="dxa" w:w="7956"/>
           </w:tcPr>
           <w:p>
             <w:pPr>
-              <w:spacing w:after="40"/>
+              <w:spacing w:after="40" w:before="20"/>
             </w:pPr>
             <w:r>
               <w:rPr>
+                <w:rFonts w:ascii="Calibri" w:hAnsi="Calibri"/>
+                <w:b w:val="0"/>
+                <w:i w:val="0"/>
                 <w:color w:val="0A0A0A"/>
                 <w:sz w:val="19"/>
               </w:rPr>
@@ -365,12 +466,15 @@
                 <w:rFonts w:ascii="Consolas" w:hAnsi="Consolas"/>
                 <w:color w:val="1F1F1F"/>
                 <w:sz w:val="17"/>
-                <w:shd w:val="clear" w:fill="F2F2F2"/>
+                <w:shd w:val="clear" w:color="auto" w:fill="F4F4F4"/>
               </w:rPr>
               <w:t>pyproject.toml</w:t>
             </w:r>
             <w:r>
               <w:rPr>
+                <w:rFonts w:ascii="Calibri" w:hAnsi="Calibri"/>
+                <w:b w:val="0"/>
+                <w:i w:val="0"/>
                 <w:color w:val="0A0A0A"/>
                 <w:sz w:val="19"/>
               </w:rPr>
@@ -381,12 +485,15 @@
                 <w:rFonts w:ascii="Consolas" w:hAnsi="Consolas"/>
                 <w:color w:val="1F1F1F"/>
                 <w:sz w:val="17"/>
-                <w:shd w:val="clear" w:fill="F2F2F2"/>
+                <w:shd w:val="clear" w:color="auto" w:fill="F4F4F4"/>
               </w:rPr>
               <w:t>requires-python = "&gt;=3.11"</w:t>
             </w:r>
             <w:r>
               <w:rPr>
+                <w:rFonts w:ascii="Calibri" w:hAnsi="Calibri"/>
+                <w:b w:val="0"/>
+                <w:i w:val="0"/>
                 <w:color w:val="0A0A0A"/>
                 <w:sz w:val="19"/>
               </w:rPr>
@@ -396,17 +503,23 @@
         </w:tc>
       </w:tr>
       <w:tr>
+        <w:trPr>
+          <w:cantSplit/>
+        </w:trPr>
         <w:tc>
           <w:tcPr>
-            <w:tcW w:type="dxa" w:w="4824"/>
-            <w:shd w:val="clear" w:color="auto" w:fill="F6F6F6"/>
+            <w:tcW w:type="dxa" w:w="1404"/>
+            <w:shd w:val="clear" w:color="auto" w:fill="F7F7F7"/>
           </w:tcPr>
           <w:p>
             <w:pPr>
-              <w:spacing w:after="40"/>
+              <w:spacing w:after="40" w:before="20"/>
             </w:pPr>
             <w:r>
               <w:rPr>
+                <w:rFonts w:ascii="Calibri" w:hAnsi="Calibri"/>
+                <w:b w:val="0"/>
+                <w:i w:val="0"/>
                 <w:color w:val="0A0A0A"/>
                 <w:sz w:val="19"/>
               </w:rPr>
@@ -416,15 +529,18 @@
         </w:tc>
         <w:tc>
           <w:tcPr>
-            <w:tcW w:type="dxa" w:w="4824"/>
-            <w:shd w:val="clear" w:color="auto" w:fill="F6F6F6"/>
+            <w:tcW w:type="dxa" w:w="7956"/>
+            <w:shd w:val="clear" w:color="auto" w:fill="F7F7F7"/>
           </w:tcPr>
           <w:p>
             <w:pPr>
-              <w:spacing w:after="40"/>
+              <w:spacing w:after="40" w:before="20"/>
             </w:pPr>
             <w:r>
               <w:rPr>
+                <w:rFonts w:ascii="Calibri" w:hAnsi="Calibri"/>
+                <w:b w:val="0"/>
+                <w:i w:val="0"/>
                 <w:color w:val="0A0A0A"/>
                 <w:sz w:val="19"/>
               </w:rPr>
@@ -434,16 +550,22 @@
         </w:tc>
       </w:tr>
       <w:tr>
+        <w:trPr>
+          <w:cantSplit/>
+        </w:trPr>
         <w:tc>
           <w:tcPr>
-            <w:tcW w:type="dxa" w:w="4824"/>
+            <w:tcW w:type="dxa" w:w="1404"/>
           </w:tcPr>
           <w:p>
             <w:pPr>
-              <w:spacing w:after="40"/>
+              <w:spacing w:after="40" w:before="20"/>
             </w:pPr>
             <w:r>
               <w:rPr>
+                <w:rFonts w:ascii="Calibri" w:hAnsi="Calibri"/>
+                <w:b w:val="0"/>
+                <w:i w:val="0"/>
                 <w:color w:val="0A0A0A"/>
                 <w:sz w:val="19"/>
               </w:rPr>
@@ -453,23 +575,26 @@
         </w:tc>
         <w:tc>
           <w:tcPr>
-            <w:tcW w:type="dxa" w:w="4824"/>
+            <w:tcW w:type="dxa" w:w="7956"/>
           </w:tcPr>
           <w:p>
             <w:pPr>
-              <w:spacing w:after="40"/>
+              <w:spacing w:after="40" w:before="20"/>
             </w:pPr>
             <w:r>
               <w:rPr>
                 <w:rFonts w:ascii="Consolas" w:hAnsi="Consolas"/>
                 <w:color w:val="1F1F1F"/>
                 <w:sz w:val="17"/>
-                <w:shd w:val="clear" w:fill="F2F2F2"/>
+                <w:shd w:val="clear" w:color="auto" w:fill="F4F4F4"/>
               </w:rPr>
               <w:t>pgcrypto</w:t>
             </w:r>
             <w:r>
               <w:rPr>
+                <w:rFonts w:ascii="Calibri" w:hAnsi="Calibri"/>
+                <w:b w:val="0"/>
+                <w:i w:val="0"/>
                 <w:color w:val="0A0A0A"/>
                 <w:sz w:val="19"/>
               </w:rPr>
@@ -480,12 +605,15 @@
                 <w:rFonts w:ascii="Consolas" w:hAnsi="Consolas"/>
                 <w:color w:val="1F1F1F"/>
                 <w:sz w:val="17"/>
-                <w:shd w:val="clear" w:fill="F2F2F2"/>
+                <w:shd w:val="clear" w:color="auto" w:fill="F4F4F4"/>
               </w:rPr>
               <w:t>pg_trgm</w:t>
             </w:r>
             <w:r>
               <w:rPr>
+                <w:rFonts w:ascii="Calibri" w:hAnsi="Calibri"/>
+                <w:b w:val="0"/>
+                <w:i w:val="0"/>
                 <w:color w:val="0A0A0A"/>
                 <w:sz w:val="19"/>
               </w:rPr>
@@ -495,17 +623,23 @@
         </w:tc>
       </w:tr>
       <w:tr>
+        <w:trPr>
+          <w:cantSplit/>
+        </w:trPr>
         <w:tc>
           <w:tcPr>
-            <w:tcW w:type="dxa" w:w="4824"/>
-            <w:shd w:val="clear" w:color="auto" w:fill="F6F6F6"/>
+            <w:tcW w:type="dxa" w:w="1404"/>
+            <w:shd w:val="clear" w:color="auto" w:fill="F7F7F7"/>
           </w:tcPr>
           <w:p>
             <w:pPr>
-              <w:spacing w:after="40"/>
+              <w:spacing w:after="40" w:before="20"/>
             </w:pPr>
             <w:r>
               <w:rPr>
+                <w:rFonts w:ascii="Calibri" w:hAnsi="Calibri"/>
+                <w:b w:val="0"/>
+                <w:i w:val="0"/>
                 <w:color w:val="0A0A0A"/>
                 <w:sz w:val="19"/>
               </w:rPr>
@@ -515,15 +649,18 @@
         </w:tc>
         <w:tc>
           <w:tcPr>
-            <w:tcW w:type="dxa" w:w="4824"/>
-            <w:shd w:val="clear" w:color="auto" w:fill="F6F6F6"/>
+            <w:tcW w:type="dxa" w:w="7956"/>
+            <w:shd w:val="clear" w:color="auto" w:fill="F7F7F7"/>
           </w:tcPr>
           <w:p>
             <w:pPr>
-              <w:spacing w:after="40"/>
+              <w:spacing w:after="40" w:before="20"/>
             </w:pPr>
             <w:r>
               <w:rPr>
+                <w:rFonts w:ascii="Calibri" w:hAnsi="Calibri"/>
+                <w:b w:val="0"/>
+                <w:i w:val="0"/>
                 <w:color w:val="0A0A0A"/>
                 <w:sz w:val="19"/>
               </w:rPr>
@@ -535,14 +672,22 @@
     </w:tbl>
     <w:p>
       <w:pPr>
-        <w:spacing w:before="80" w:after="160"/>
-        <w:ind w:left="360"/>
+        <w:spacing w:after="40" w:before="0"/>
+      </w:pPr>
+    </w:p>
+    <w:p>
+      <w:pPr>
+        <w:keepLines/>
+        <w:spacing w:before="80" w:after="180"/>
+        <w:ind w:left="403"/>
         <w:pBdr>
-          <w:left w:val="single" w:sz="18" w:space="8" w:color="1F1F1F"/>
+          <w:left w:val="single" w:sz="18" w:space="10" w:color="1F1F1F"/>
         </w:pBdr>
       </w:pPr>
       <w:r>
         <w:rPr>
+          <w:rFonts w:ascii="Calibri" w:hAnsi="Calibri"/>
+          <w:b w:val="0"/>
           <w:i/>
           <w:color w:val="5A5A5A"/>
           <w:sz w:val="21"/>
@@ -552,15 +697,16 @@
       <w:r>
         <w:rPr>
           <w:rFonts w:ascii="Consolas" w:hAnsi="Consolas"/>
-          <w:i/>
           <w:color w:val="1F1F1F"/>
           <w:sz w:val="19"/>
-          <w:shd w:val="clear" w:fill="F2F2F2"/>
+          <w:shd w:val="clear" w:color="auto" w:fill="F4F4F4"/>
         </w:rPr>
         <w:t>avaliacoes</w:t>
       </w:r>
       <w:r>
         <w:rPr>
+          <w:rFonts w:ascii="Calibri" w:hAnsi="Calibri"/>
+          <w:b w:val="0"/>
           <w:i/>
           <w:color w:val="5A5A5A"/>
           <w:sz w:val="21"/>
@@ -570,15 +716,16 @@
       <w:r>
         <w:rPr>
           <w:rFonts w:ascii="Consolas" w:hAnsi="Consolas"/>
-          <w:i/>
           <w:color w:val="1F1F1F"/>
           <w:sz w:val="19"/>
-          <w:shd w:val="clear" w:fill="F2F2F2"/>
+          <w:shd w:val="clear" w:color="auto" w:fill="F4F4F4"/>
         </w:rPr>
         <w:t>recomenda_exame</w:t>
       </w:r>
       <w:r>
         <w:rPr>
+          <w:rFonts w:ascii="Calibri" w:hAnsi="Calibri"/>
+          <w:b w:val="0"/>
           <w:i/>
           <w:color w:val="5A5A5A"/>
           <w:sz w:val="21"/>
@@ -589,26 +736,35 @@
     <w:p>
       <w:pPr>
         <w:keepNext/>
-        <w:spacing w:before="320" w:after="120"/>
+        <w:keepLines/>
+        <w:spacing w:before="360" w:after="140"/>
+        <w:widowControl w:val="true"/>
         <w:pBdr>
-          <w:bottom w:val="single" w:sz="6" w:space="4" w:color="1F1F1F"/>
+          <w:bottom w:val="single" w:sz="8" w:space="4" w:color="1F1F1F"/>
         </w:pBdr>
       </w:pPr>
       <w:r>
         <w:rPr>
+          <w:rFonts w:ascii="Calibri" w:hAnsi="Calibri"/>
           <w:b/>
+          <w:i w:val="0"/>
           <w:color w:val="0A0A0A"/>
-          <w:sz w:val="44"/>
+          <w:sz w:val="34"/>
         </w:rPr>
         <w:t>3. Configuração de ambiente (.env)</w:t>
       </w:r>
     </w:p>
     <w:p>
       <w:pPr>
+        <w:spacing w:after="140"/>
         <w:jc w:val="both"/>
+        <w:widowControl w:val="true"/>
       </w:pPr>
       <w:r>
         <w:rPr>
+          <w:rFonts w:ascii="Calibri" w:hAnsi="Calibri"/>
+          <w:b w:val="0"/>
+          <w:i w:val="0"/>
           <w:color w:val="0A0A0A"/>
           <w:sz w:val="21"/>
         </w:rPr>
@@ -619,12 +775,15 @@
           <w:rFonts w:ascii="Consolas" w:hAnsi="Consolas"/>
           <w:color w:val="1F1F1F"/>
           <w:sz w:val="19"/>
-          <w:shd w:val="clear" w:fill="F2F2F2"/>
+          <w:shd w:val="clear" w:color="auto" w:fill="F4F4F4"/>
         </w:rPr>
         <w:t>.env</w:t>
       </w:r>
       <w:r>
         <w:rPr>
+          <w:rFonts w:ascii="Calibri" w:hAnsi="Calibri"/>
+          <w:b w:val="0"/>
+          <w:i w:val="0"/>
           <w:color w:val="0A0A0A"/>
           <w:sz w:val="21"/>
         </w:rPr>
@@ -635,12 +794,15 @@
           <w:rFonts w:ascii="Consolas" w:hAnsi="Consolas"/>
           <w:color w:val="1F1F1F"/>
           <w:sz w:val="19"/>
-          <w:shd w:val="clear" w:fill="F2F2F2"/>
+          <w:shd w:val="clear" w:color="auto" w:fill="F4F4F4"/>
         </w:rPr>
         <w:t>app/core/config.py</w:t>
       </w:r>
       <w:r>
         <w:rPr>
+          <w:rFonts w:ascii="Calibri" w:hAnsi="Calibri"/>
+          <w:b w:val="0"/>
+          <w:i w:val="0"/>
           <w:color w:val="0A0A0A"/>
           <w:sz w:val="21"/>
         </w:rPr>
@@ -651,12 +813,15 @@
           <w:rFonts w:ascii="Consolas" w:hAnsi="Consolas"/>
           <w:color w:val="1F1F1F"/>
           <w:sz w:val="19"/>
-          <w:shd w:val="clear" w:fill="F2F2F2"/>
+          <w:shd w:val="clear" w:color="auto" w:fill="F4F4F4"/>
         </w:rPr>
         <w:t>.env.example</w:t>
       </w:r>
       <w:r>
         <w:rPr>
+          <w:rFonts w:ascii="Calibri" w:hAnsi="Calibri"/>
+          <w:b w:val="0"/>
+          <w:i w:val="0"/>
           <w:color w:val="0A0A0A"/>
           <w:sz w:val="21"/>
         </w:rPr>
@@ -667,12 +832,15 @@
           <w:rFonts w:ascii="Consolas" w:hAnsi="Consolas"/>
           <w:color w:val="1F1F1F"/>
           <w:sz w:val="19"/>
-          <w:shd w:val="clear" w:fill="F2F2F2"/>
+          <w:shd w:val="clear" w:color="auto" w:fill="F4F4F4"/>
         </w:rPr>
         <w:t>.env</w:t>
       </w:r>
       <w:r>
         <w:rPr>
+          <w:rFonts w:ascii="Calibri" w:hAnsi="Calibri"/>
+          <w:b w:val="0"/>
+          <w:i w:val="0"/>
           <w:color w:val="0A0A0A"/>
           <w:sz w:val="21"/>
         </w:rPr>
@@ -683,12 +851,15 @@
           <w:rFonts w:ascii="Consolas" w:hAnsi="Consolas"/>
           <w:color w:val="1F1F1F"/>
           <w:sz w:val="19"/>
-          <w:shd w:val="clear" w:fill="F2F2F2"/>
+          <w:shd w:val="clear" w:color="auto" w:fill="F4F4F4"/>
         </w:rPr>
         <w:t>.env</w:t>
       </w:r>
       <w:r>
         <w:rPr>
+          <w:rFonts w:ascii="Calibri" w:hAnsi="Calibri"/>
+          <w:b w:val="0"/>
+          <w:i w:val="0"/>
           <w:color w:val="0A0A0A"/>
           <w:sz w:val="21"/>
         </w:rPr>
@@ -696,6 +867,7 @@
       </w:r>
       <w:r>
         <w:rPr>
+          <w:rFonts w:ascii="Calibri" w:hAnsi="Calibri"/>
           <w:b/>
           <w:color w:val="0A0A0A"/>
           <w:sz w:val="21"/>
@@ -704,6 +876,9 @@
       </w:r>
       <w:r>
         <w:rPr>
+          <w:rFonts w:ascii="Calibri" w:hAnsi="Calibri"/>
+          <w:b w:val="0"/>
+          <w:i w:val="0"/>
           <w:color w:val="0A0A0A"/>
           <w:sz w:val="21"/>
         </w:rPr>
@@ -714,12 +889,15 @@
           <w:rFonts w:ascii="Consolas" w:hAnsi="Consolas"/>
           <w:color w:val="1F1F1F"/>
           <w:sz w:val="19"/>
-          <w:shd w:val="clear" w:fill="F2F2F2"/>
+          <w:shd w:val="clear" w:color="auto" w:fill="F4F4F4"/>
         </w:rPr>
         <w:t>.gitignore</w:t>
       </w:r>
       <w:r>
         <w:rPr>
+          <w:rFonts w:ascii="Calibri" w:hAnsi="Calibri"/>
+          <w:b w:val="0"/>
+          <w:i w:val="0"/>
           <w:color w:val="0A0A0A"/>
           <w:sz w:val="21"/>
         </w:rPr>
@@ -731,27 +909,41 @@
         <w:tblStyle w:val="TableGrid"/>
         <w:tblW w:type="auto" w:w="0"/>
         <w:jc w:val="center"/>
-        <w:tblLayout w:type="autofit"/>
+        <w:tblLayout w:type="fixed"/>
         <w:tblLook w:firstColumn="1" w:firstRow="1" w:lastColumn="0" w:lastRow="0" w:noHBand="0" w:noVBand="1" w:val="04A0"/>
+        <w:tblLayout w:type="fixed"/>
+        <w:tblW w:type="dxa" w:w="9360"/>
+        <w:tblCellMar>
+          <w:top w:w="40" w:type="dxa"/>
+          <w:bottom w:w="40" w:type="dxa"/>
+          <w:left w:w="90" w:type="dxa"/>
+          <w:right w:w="90" w:type="dxa"/>
+        </w:tblCellMar>
       </w:tblPr>
       <w:tblGrid>
-        <w:gridCol w:w="3216"/>
-        <w:gridCol w:w="3216"/>
-        <w:gridCol w:w="3216"/>
+        <w:gridCol w:w="1445"/>
+        <w:gridCol w:w="3165"/>
+        <w:gridCol w:w="4748"/>
       </w:tblGrid>
       <w:tr>
+        <w:trPr>
+          <w:tblHeader/>
+          <w:cantSplit/>
+        </w:trPr>
         <w:tc>
           <w:tcPr>
-            <w:tcW w:type="dxa" w:w="3216"/>
+            <w:tcW w:type="dxa" w:w="1445"/>
             <w:shd w:val="clear" w:color="auto" w:fill="1F1F1F"/>
           </w:tcPr>
           <w:p>
             <w:pPr>
-              <w:jc w:val="left"/>
+              <w:spacing w:after="20" w:before="20"/>
             </w:pPr>
             <w:r>
               <w:rPr>
+                <w:rFonts w:ascii="Calibri" w:hAnsi="Calibri"/>
                 <w:b/>
+                <w:i w:val="0"/>
                 <w:color w:val="FFFFFF"/>
                 <w:sz w:val="19"/>
               </w:rPr>
@@ -761,16 +953,18 @@
         </w:tc>
         <w:tc>
           <w:tcPr>
-            <w:tcW w:type="dxa" w:w="3216"/>
+            <w:tcW w:type="dxa" w:w="3165"/>
             <w:shd w:val="clear" w:color="auto" w:fill="1F1F1F"/>
           </w:tcPr>
           <w:p>
             <w:pPr>
-              <w:jc w:val="left"/>
+              <w:spacing w:after="20" w:before="20"/>
             </w:pPr>
             <w:r>
               <w:rPr>
+                <w:rFonts w:ascii="Calibri" w:hAnsi="Calibri"/>
                 <w:b/>
+                <w:i w:val="0"/>
                 <w:color w:val="FFFFFF"/>
                 <w:sz w:val="19"/>
               </w:rPr>
@@ -780,16 +974,18 @@
         </w:tc>
         <w:tc>
           <w:tcPr>
-            <w:tcW w:type="dxa" w:w="3216"/>
+            <w:tcW w:type="dxa" w:w="4748"/>
             <w:shd w:val="clear" w:color="auto" w:fill="1F1F1F"/>
           </w:tcPr>
           <w:p>
             <w:pPr>
-              <w:jc w:val="left"/>
+              <w:spacing w:after="20" w:before="20"/>
             </w:pPr>
             <w:r>
               <w:rPr>
+                <w:rFonts w:ascii="Calibri" w:hAnsi="Calibri"/>
                 <w:b/>
+                <w:i w:val="0"/>
                 <w:color w:val="FFFFFF"/>
                 <w:sz w:val="19"/>
               </w:rPr>
@@ -799,20 +995,23 @@
         </w:tc>
       </w:tr>
       <w:tr>
+        <w:trPr>
+          <w:cantSplit/>
+        </w:trPr>
         <w:tc>
           <w:tcPr>
-            <w:tcW w:type="dxa" w:w="3216"/>
+            <w:tcW w:type="dxa" w:w="1445"/>
           </w:tcPr>
           <w:p>
             <w:pPr>
-              <w:spacing w:after="40"/>
+              <w:spacing w:after="40" w:before="20"/>
             </w:pPr>
             <w:r>
               <w:rPr>
                 <w:rFonts w:ascii="Consolas" w:hAnsi="Consolas"/>
                 <w:color w:val="1F1F1F"/>
                 <w:sz w:val="17"/>
-                <w:shd w:val="clear" w:fill="F2F2F2"/>
+                <w:shd w:val="clear" w:color="auto" w:fill="F4F4F4"/>
               </w:rPr>
               <w:t>APP_NAME</w:t>
             </w:r>
@@ -820,14 +1019,17 @@
         </w:tc>
         <w:tc>
           <w:tcPr>
-            <w:tcW w:type="dxa" w:w="3216"/>
+            <w:tcW w:type="dxa" w:w="3165"/>
           </w:tcPr>
           <w:p>
             <w:pPr>
-              <w:spacing w:after="40"/>
+              <w:spacing w:after="40" w:before="20"/>
             </w:pPr>
             <w:r>
               <w:rPr>
+                <w:rFonts w:ascii="Calibri" w:hAnsi="Calibri"/>
+                <w:b w:val="0"/>
+                <w:i w:val="0"/>
                 <w:color w:val="0A0A0A"/>
                 <w:sz w:val="19"/>
               </w:rPr>
@@ -837,14 +1039,17 @@
         </w:tc>
         <w:tc>
           <w:tcPr>
-            <w:tcW w:type="dxa" w:w="3216"/>
+            <w:tcW w:type="dxa" w:w="4748"/>
           </w:tcPr>
           <w:p>
             <w:pPr>
-              <w:spacing w:after="40"/>
+              <w:spacing w:after="40" w:before="20"/>
             </w:pPr>
             <w:r>
               <w:rPr>
+                <w:rFonts w:ascii="Calibri" w:hAnsi="Calibri"/>
+                <w:b w:val="0"/>
+                <w:i w:val="0"/>
                 <w:color w:val="0A0A0A"/>
                 <w:sz w:val="19"/>
               </w:rPr>
@@ -854,21 +1059,24 @@
         </w:tc>
       </w:tr>
       <w:tr>
+        <w:trPr>
+          <w:cantSplit/>
+        </w:trPr>
         <w:tc>
           <w:tcPr>
-            <w:tcW w:type="dxa" w:w="3216"/>
-            <w:shd w:val="clear" w:color="auto" w:fill="F6F6F6"/>
+            <w:tcW w:type="dxa" w:w="1445"/>
+            <w:shd w:val="clear" w:color="auto" w:fill="F7F7F7"/>
           </w:tcPr>
           <w:p>
             <w:pPr>
-              <w:spacing w:after="40"/>
+              <w:spacing w:after="40" w:before="20"/>
             </w:pPr>
             <w:r>
               <w:rPr>
                 <w:rFonts w:ascii="Consolas" w:hAnsi="Consolas"/>
                 <w:color w:val="1F1F1F"/>
                 <w:sz w:val="17"/>
-                <w:shd w:val="clear" w:fill="F2F2F2"/>
+                <w:shd w:val="clear" w:color="auto" w:fill="F4F4F4"/>
               </w:rPr>
               <w:t>APP_VERSION</w:t>
             </w:r>
@@ -876,15 +1084,18 @@
         </w:tc>
         <w:tc>
           <w:tcPr>
-            <w:tcW w:type="dxa" w:w="3216"/>
-            <w:shd w:val="clear" w:color="auto" w:fill="F6F6F6"/>
+            <w:tcW w:type="dxa" w:w="3165"/>
+            <w:shd w:val="clear" w:color="auto" w:fill="F7F7F7"/>
           </w:tcPr>
           <w:p>
             <w:pPr>
-              <w:spacing w:after="40"/>
+              <w:spacing w:after="40" w:before="20"/>
             </w:pPr>
             <w:r>
               <w:rPr>
+                <w:rFonts w:ascii="Calibri" w:hAnsi="Calibri"/>
+                <w:b w:val="0"/>
+                <w:i w:val="0"/>
                 <w:color w:val="0A0A0A"/>
                 <w:sz w:val="19"/>
               </w:rPr>
@@ -894,15 +1105,18 @@
         </w:tc>
         <w:tc>
           <w:tcPr>
-            <w:tcW w:type="dxa" w:w="3216"/>
-            <w:shd w:val="clear" w:color="auto" w:fill="F6F6F6"/>
+            <w:tcW w:type="dxa" w:w="4748"/>
+            <w:shd w:val="clear" w:color="auto" w:fill="F7F7F7"/>
           </w:tcPr>
           <w:p>
             <w:pPr>
-              <w:spacing w:after="40"/>
+              <w:spacing w:after="40" w:before="20"/>
             </w:pPr>
             <w:r>
               <w:rPr>
+                <w:rFonts w:ascii="Calibri" w:hAnsi="Calibri"/>
+                <w:b w:val="0"/>
+                <w:i w:val="0"/>
                 <w:color w:val="0A0A0A"/>
                 <w:sz w:val="19"/>
               </w:rPr>
@@ -912,20 +1126,23 @@
         </w:tc>
       </w:tr>
       <w:tr>
+        <w:trPr>
+          <w:cantSplit/>
+        </w:trPr>
         <w:tc>
           <w:tcPr>
-            <w:tcW w:type="dxa" w:w="3216"/>
+            <w:tcW w:type="dxa" w:w="1445"/>
           </w:tcPr>
           <w:p>
             <w:pPr>
-              <w:spacing w:after="40"/>
+              <w:spacing w:after="40" w:before="20"/>
             </w:pPr>
             <w:r>
               <w:rPr>
                 <w:rFonts w:ascii="Consolas" w:hAnsi="Consolas"/>
                 <w:color w:val="1F1F1F"/>
                 <w:sz w:val="17"/>
-                <w:shd w:val="clear" w:fill="F2F2F2"/>
+                <w:shd w:val="clear" w:color="auto" w:fill="F4F4F4"/>
               </w:rPr>
               <w:t>ENVIRONMENT</w:t>
             </w:r>
@@ -933,14 +1150,17 @@
         </w:tc>
         <w:tc>
           <w:tcPr>
-            <w:tcW w:type="dxa" w:w="3216"/>
+            <w:tcW w:type="dxa" w:w="3165"/>
           </w:tcPr>
           <w:p>
             <w:pPr>
-              <w:spacing w:after="40"/>
+              <w:spacing w:after="40" w:before="20"/>
             </w:pPr>
             <w:r>
               <w:rPr>
+                <w:rFonts w:ascii="Calibri" w:hAnsi="Calibri"/>
+                <w:b w:val="0"/>
+                <w:i w:val="0"/>
                 <w:color w:val="0A0A0A"/>
                 <w:sz w:val="19"/>
               </w:rPr>
@@ -951,12 +1171,15 @@
                 <w:rFonts w:ascii="Consolas" w:hAnsi="Consolas"/>
                 <w:color w:val="1F1F1F"/>
                 <w:sz w:val="17"/>
-                <w:shd w:val="clear" w:fill="F2F2F2"/>
+                <w:shd w:val="clear" w:color="auto" w:fill="F4F4F4"/>
               </w:rPr>
               <w:t>development</w:t>
             </w:r>
             <w:r>
               <w:rPr>
+                <w:rFonts w:ascii="Calibri" w:hAnsi="Calibri"/>
+                <w:b w:val="0"/>
+                <w:i w:val="0"/>
                 <w:color w:val="0A0A0A"/>
                 <w:sz w:val="19"/>
               </w:rPr>
@@ -967,12 +1190,15 @@
                 <w:rFonts w:ascii="Consolas" w:hAnsi="Consolas"/>
                 <w:color w:val="1F1F1F"/>
                 <w:sz w:val="17"/>
-                <w:shd w:val="clear" w:fill="F2F2F2"/>
+                <w:shd w:val="clear" w:color="auto" w:fill="F4F4F4"/>
               </w:rPr>
               <w:t>production</w:t>
             </w:r>
             <w:r>
               <w:rPr>
+                <w:rFonts w:ascii="Calibri" w:hAnsi="Calibri"/>
+                <w:b w:val="0"/>
+                <w:i w:val="0"/>
                 <w:color w:val="0A0A0A"/>
                 <w:sz w:val="19"/>
               </w:rPr>
@@ -982,14 +1208,17 @@
         </w:tc>
         <w:tc>
           <w:tcPr>
-            <w:tcW w:type="dxa" w:w="3216"/>
+            <w:tcW w:type="dxa" w:w="4748"/>
           </w:tcPr>
           <w:p>
             <w:pPr>
-              <w:spacing w:after="40"/>
+              <w:spacing w:after="40" w:before="20"/>
             </w:pPr>
             <w:r>
               <w:rPr>
+                <w:rFonts w:ascii="Calibri" w:hAnsi="Calibri"/>
+                <w:b w:val="0"/>
+                <w:i w:val="0"/>
                 <w:color w:val="0A0A0A"/>
                 <w:sz w:val="19"/>
               </w:rPr>
@@ -999,21 +1228,24 @@
         </w:tc>
       </w:tr>
       <w:tr>
+        <w:trPr>
+          <w:cantSplit/>
+        </w:trPr>
         <w:tc>
           <w:tcPr>
-            <w:tcW w:type="dxa" w:w="3216"/>
-            <w:shd w:val="clear" w:color="auto" w:fill="F6F6F6"/>
+            <w:tcW w:type="dxa" w:w="1445"/>
+            <w:shd w:val="clear" w:color="auto" w:fill="F7F7F7"/>
           </w:tcPr>
           <w:p>
             <w:pPr>
-              <w:spacing w:after="40"/>
+              <w:spacing w:after="40" w:before="20"/>
             </w:pPr>
             <w:r>
               <w:rPr>
                 <w:rFonts w:ascii="Consolas" w:hAnsi="Consolas"/>
                 <w:color w:val="1F1F1F"/>
                 <w:sz w:val="17"/>
-                <w:shd w:val="clear" w:fill="F2F2F2"/>
+                <w:shd w:val="clear" w:color="auto" w:fill="F4F4F4"/>
               </w:rPr>
               <w:t>DEBUG</w:t>
             </w:r>
@@ -1021,15 +1253,18 @@
         </w:tc>
         <w:tc>
           <w:tcPr>
-            <w:tcW w:type="dxa" w:w="3216"/>
-            <w:shd w:val="clear" w:color="auto" w:fill="F6F6F6"/>
+            <w:tcW w:type="dxa" w:w="3165"/>
+            <w:shd w:val="clear" w:color="auto" w:fill="F7F7F7"/>
           </w:tcPr>
           <w:p>
             <w:pPr>
-              <w:spacing w:after="40"/>
+              <w:spacing w:after="40" w:before="20"/>
             </w:pPr>
             <w:r>
               <w:rPr>
+                <w:rFonts w:ascii="Calibri" w:hAnsi="Calibri"/>
+                <w:b w:val="0"/>
+                <w:i w:val="0"/>
                 <w:color w:val="0A0A0A"/>
                 <w:sz w:val="19"/>
               </w:rPr>
@@ -1039,15 +1274,18 @@
         </w:tc>
         <w:tc>
           <w:tcPr>
-            <w:tcW w:type="dxa" w:w="3216"/>
-            <w:shd w:val="clear" w:color="auto" w:fill="F6F6F6"/>
+            <w:tcW w:type="dxa" w:w="4748"/>
+            <w:shd w:val="clear" w:color="auto" w:fill="F7F7F7"/>
           </w:tcPr>
           <w:p>
             <w:pPr>
-              <w:spacing w:after="40"/>
+              <w:spacing w:after="40" w:before="20"/>
             </w:pPr>
             <w:r>
               <w:rPr>
+                <w:rFonts w:ascii="Calibri" w:hAnsi="Calibri"/>
+                <w:b w:val="0"/>
+                <w:i w:val="0"/>
                 <w:color w:val="0A0A0A"/>
                 <w:sz w:val="19"/>
               </w:rPr>
@@ -1057,20 +1295,23 @@
         </w:tc>
       </w:tr>
       <w:tr>
+        <w:trPr>
+          <w:cantSplit/>
+        </w:trPr>
         <w:tc>
           <w:tcPr>
-            <w:tcW w:type="dxa" w:w="3216"/>
+            <w:tcW w:type="dxa" w:w="1445"/>
           </w:tcPr>
           <w:p>
             <w:pPr>
-              <w:spacing w:after="40"/>
+              <w:spacing w:after="40" w:before="20"/>
             </w:pPr>
             <w:r>
               <w:rPr>
                 <w:rFonts w:ascii="Consolas" w:hAnsi="Consolas"/>
                 <w:color w:val="1F1F1F"/>
                 <w:sz w:val="17"/>
-                <w:shd w:val="clear" w:fill="F2F2F2"/>
+                <w:shd w:val="clear" w:color="auto" w:fill="F4F4F4"/>
               </w:rPr>
               <w:t>API_PREFIX</w:t>
             </w:r>
@@ -1078,14 +1319,17 @@
         </w:tc>
         <w:tc>
           <w:tcPr>
-            <w:tcW w:type="dxa" w:w="3216"/>
+            <w:tcW w:type="dxa" w:w="3165"/>
           </w:tcPr>
           <w:p>
             <w:pPr>
-              <w:spacing w:after="40"/>
+              <w:spacing w:after="40" w:before="20"/>
             </w:pPr>
             <w:r>
               <w:rPr>
+                <w:rFonts w:ascii="Calibri" w:hAnsi="Calibri"/>
+                <w:b w:val="0"/>
+                <w:i w:val="0"/>
                 <w:color w:val="0A0A0A"/>
                 <w:sz w:val="19"/>
               </w:rPr>
@@ -1095,14 +1339,17 @@
         </w:tc>
         <w:tc>
           <w:tcPr>
-            <w:tcW w:type="dxa" w:w="3216"/>
+            <w:tcW w:type="dxa" w:w="4748"/>
           </w:tcPr>
           <w:p>
             <w:pPr>
-              <w:spacing w:after="40"/>
+              <w:spacing w:after="40" w:before="20"/>
             </w:pPr>
             <w:r>
               <w:rPr>
+                <w:rFonts w:ascii="Calibri" w:hAnsi="Calibri"/>
+                <w:b w:val="0"/>
+                <w:i w:val="0"/>
                 <w:color w:val="0A0A0A"/>
                 <w:sz w:val="19"/>
               </w:rPr>
@@ -1113,7 +1360,7 @@
                 <w:rFonts w:ascii="Consolas" w:hAnsi="Consolas"/>
                 <w:color w:val="1F1F1F"/>
                 <w:sz w:val="17"/>
-                <w:shd w:val="clear" w:fill="F2F2F2"/>
+                <w:shd w:val="clear" w:color="auto" w:fill="F4F4F4"/>
               </w:rPr>
               <w:t>/api/v1</w:t>
             </w:r>
@@ -1121,21 +1368,24 @@
         </w:tc>
       </w:tr>
       <w:tr>
+        <w:trPr>
+          <w:cantSplit/>
+        </w:trPr>
         <w:tc>
           <w:tcPr>
-            <w:tcW w:type="dxa" w:w="3216"/>
-            <w:shd w:val="clear" w:color="auto" w:fill="F6F6F6"/>
+            <w:tcW w:type="dxa" w:w="1445"/>
+            <w:shd w:val="clear" w:color="auto" w:fill="F7F7F7"/>
           </w:tcPr>
           <w:p>
             <w:pPr>
-              <w:spacing w:after="40"/>
+              <w:spacing w:after="40" w:before="20"/>
             </w:pPr>
             <w:r>
               <w:rPr>
                 <w:rFonts w:ascii="Consolas" w:hAnsi="Consolas"/>
                 <w:color w:val="1F1F1F"/>
                 <w:sz w:val="17"/>
-                <w:shd w:val="clear" w:fill="F2F2F2"/>
+                <w:shd w:val="clear" w:color="auto" w:fill="F4F4F4"/>
               </w:rPr>
               <w:t>SECRET_KEY</w:t>
             </w:r>
@@ -1143,15 +1393,18 @@
         </w:tc>
         <w:tc>
           <w:tcPr>
-            <w:tcW w:type="dxa" w:w="3216"/>
-            <w:shd w:val="clear" w:color="auto" w:fill="F6F6F6"/>
+            <w:tcW w:type="dxa" w:w="3165"/>
+            <w:shd w:val="clear" w:color="auto" w:fill="F7F7F7"/>
           </w:tcPr>
           <w:p>
             <w:pPr>
-              <w:spacing w:after="40"/>
+              <w:spacing w:after="40" w:before="20"/>
             </w:pPr>
             <w:r>
               <w:rPr>
+                <w:rFonts w:ascii="Calibri" w:hAnsi="Calibri"/>
+                <w:b w:val="0"/>
+                <w:i w:val="0"/>
                 <w:color w:val="0A0A0A"/>
                 <w:sz w:val="19"/>
               </w:rPr>
@@ -1161,15 +1414,16 @@
         </w:tc>
         <w:tc>
           <w:tcPr>
-            <w:tcW w:type="dxa" w:w="3216"/>
-            <w:shd w:val="clear" w:color="auto" w:fill="F6F6F6"/>
+            <w:tcW w:type="dxa" w:w="4748"/>
+            <w:shd w:val="clear" w:color="auto" w:fill="F7F7F7"/>
           </w:tcPr>
           <w:p>
             <w:pPr>
-              <w:spacing w:after="40"/>
+              <w:spacing w:after="40" w:before="20"/>
             </w:pPr>
             <w:r>
               <w:rPr>
+                <w:rFonts w:ascii="Calibri" w:hAnsi="Calibri"/>
                 <w:b/>
                 <w:color w:val="0A0A0A"/>
                 <w:sz w:val="19"/>
@@ -1178,6 +1432,9 @@
             </w:r>
             <w:r>
               <w:rPr>
+                <w:rFonts w:ascii="Calibri" w:hAnsi="Calibri"/>
+                <w:b w:val="0"/>
+                <w:i w:val="0"/>
                 <w:color w:val="0A0A0A"/>
                 <w:sz w:val="19"/>
               </w:rPr>
@@ -1187,20 +1444,23 @@
         </w:tc>
       </w:tr>
       <w:tr>
+        <w:trPr>
+          <w:cantSplit/>
+        </w:trPr>
         <w:tc>
           <w:tcPr>
-            <w:tcW w:type="dxa" w:w="3216"/>
+            <w:tcW w:type="dxa" w:w="1445"/>
           </w:tcPr>
           <w:p>
             <w:pPr>
-              <w:spacing w:after="40"/>
+              <w:spacing w:after="40" w:before="20"/>
             </w:pPr>
             <w:r>
               <w:rPr>
                 <w:rFonts w:ascii="Consolas" w:hAnsi="Consolas"/>
                 <w:color w:val="1F1F1F"/>
                 <w:sz w:val="17"/>
-                <w:shd w:val="clear" w:fill="F2F2F2"/>
+                <w:shd w:val="clear" w:color="auto" w:fill="F4F4F4"/>
               </w:rPr>
               <w:t>CORS_ORIGINS</w:t>
             </w:r>
@@ -1208,14 +1468,17 @@
         </w:tc>
         <w:tc>
           <w:tcPr>
-            <w:tcW w:type="dxa" w:w="3216"/>
+            <w:tcW w:type="dxa" w:w="3165"/>
           </w:tcPr>
           <w:p>
             <w:pPr>
-              <w:spacing w:after="40"/>
+              <w:spacing w:after="40" w:before="20"/>
             </w:pPr>
             <w:r>
               <w:rPr>
+                <w:rFonts w:ascii="Calibri" w:hAnsi="Calibri"/>
+                <w:b w:val="0"/>
+                <w:i w:val="0"/>
                 <w:color w:val="0A0A0A"/>
                 <w:sz w:val="19"/>
               </w:rPr>
@@ -1225,14 +1488,17 @@
         </w:tc>
         <w:tc>
           <w:tcPr>
-            <w:tcW w:type="dxa" w:w="3216"/>
+            <w:tcW w:type="dxa" w:w="4748"/>
           </w:tcPr>
           <w:p>
             <w:pPr>
-              <w:spacing w:after="40"/>
+              <w:spacing w:after="40" w:before="20"/>
             </w:pPr>
             <w:r>
               <w:rPr>
+                <w:rFonts w:ascii="Calibri" w:hAnsi="Calibri"/>
+                <w:b w:val="0"/>
+                <w:i w:val="0"/>
                 <w:color w:val="0A0A0A"/>
                 <w:sz w:val="19"/>
               </w:rPr>
@@ -1242,21 +1508,24 @@
         </w:tc>
       </w:tr>
       <w:tr>
+        <w:trPr>
+          <w:cantSplit/>
+        </w:trPr>
         <w:tc>
           <w:tcPr>
-            <w:tcW w:type="dxa" w:w="3216"/>
-            <w:shd w:val="clear" w:color="auto" w:fill="F6F6F6"/>
+            <w:tcW w:type="dxa" w:w="1445"/>
+            <w:shd w:val="clear" w:color="auto" w:fill="F7F7F7"/>
           </w:tcPr>
           <w:p>
             <w:pPr>
-              <w:spacing w:after="40"/>
+              <w:spacing w:after="40" w:before="20"/>
             </w:pPr>
             <w:r>
               <w:rPr>
                 <w:rFonts w:ascii="Consolas" w:hAnsi="Consolas"/>
                 <w:color w:val="1F1F1F"/>
                 <w:sz w:val="17"/>
-                <w:shd w:val="clear" w:fill="F2F2F2"/>
+                <w:shd w:val="clear" w:color="auto" w:fill="F4F4F4"/>
               </w:rPr>
               <w:t>DATABASE_URL</w:t>
             </w:r>
@@ -1264,15 +1533,18 @@
         </w:tc>
         <w:tc>
           <w:tcPr>
-            <w:tcW w:type="dxa" w:w="3216"/>
-            <w:shd w:val="clear" w:color="auto" w:fill="F6F6F6"/>
+            <w:tcW w:type="dxa" w:w="3165"/>
+            <w:shd w:val="clear" w:color="auto" w:fill="F7F7F7"/>
           </w:tcPr>
           <w:p>
             <w:pPr>
-              <w:spacing w:after="40"/>
+              <w:spacing w:after="40" w:before="20"/>
             </w:pPr>
             <w:r>
               <w:rPr>
+                <w:rFonts w:ascii="Calibri" w:hAnsi="Calibri"/>
+                <w:b w:val="0"/>
+                <w:i w:val="0"/>
                 <w:color w:val="0A0A0A"/>
                 <w:sz w:val="19"/>
               </w:rPr>
@@ -1282,15 +1554,16 @@
         </w:tc>
         <w:tc>
           <w:tcPr>
-            <w:tcW w:type="dxa" w:w="3216"/>
-            <w:shd w:val="clear" w:color="auto" w:fill="F6F6F6"/>
+            <w:tcW w:type="dxa" w:w="4748"/>
+            <w:shd w:val="clear" w:color="auto" w:fill="F7F7F7"/>
           </w:tcPr>
           <w:p>
             <w:pPr>
-              <w:spacing w:after="40"/>
+              <w:spacing w:after="40" w:before="20"/>
             </w:pPr>
             <w:r>
               <w:rPr>
+                <w:rFonts w:ascii="Calibri" w:hAnsi="Calibri"/>
                 <w:b/>
                 <w:color w:val="0A0A0A"/>
                 <w:sz w:val="19"/>
@@ -1299,6 +1572,9 @@
             </w:r>
             <w:r>
               <w:rPr>
+                <w:rFonts w:ascii="Calibri" w:hAnsi="Calibri"/>
+                <w:b w:val="0"/>
+                <w:i w:val="0"/>
                 <w:color w:val="0A0A0A"/>
                 <w:sz w:val="19"/>
               </w:rPr>
@@ -1309,12 +1585,15 @@
                 <w:rFonts w:ascii="Consolas" w:hAnsi="Consolas"/>
                 <w:color w:val="1F1F1F"/>
                 <w:sz w:val="17"/>
-                <w:shd w:val="clear" w:fill="F2F2F2"/>
+                <w:shd w:val="clear" w:color="auto" w:fill="F4F4F4"/>
               </w:rPr>
               <w:t>postgresql+asyncpg://...</w:t>
             </w:r>
             <w:r>
               <w:rPr>
+                <w:rFonts w:ascii="Calibri" w:hAnsi="Calibri"/>
+                <w:b w:val="0"/>
+                <w:i w:val="0"/>
                 <w:color w:val="0A0A0A"/>
                 <w:sz w:val="19"/>
               </w:rPr>
@@ -1324,20 +1603,23 @@
         </w:tc>
       </w:tr>
       <w:tr>
+        <w:trPr>
+          <w:cantSplit/>
+        </w:trPr>
         <w:tc>
           <w:tcPr>
-            <w:tcW w:type="dxa" w:w="3216"/>
+            <w:tcW w:type="dxa" w:w="1445"/>
           </w:tcPr>
           <w:p>
             <w:pPr>
-              <w:spacing w:after="40"/>
+              <w:spacing w:after="40" w:before="20"/>
             </w:pPr>
             <w:r>
               <w:rPr>
                 <w:rFonts w:ascii="Consolas" w:hAnsi="Consolas"/>
                 <w:color w:val="1F1F1F"/>
                 <w:sz w:val="17"/>
-                <w:shd w:val="clear" w:fill="F2F2F2"/>
+                <w:shd w:val="clear" w:color="auto" w:fill="F4F4F4"/>
               </w:rPr>
               <w:t>PGP_KEY</w:t>
             </w:r>
@@ -1345,14 +1627,17 @@
         </w:tc>
         <w:tc>
           <w:tcPr>
-            <w:tcW w:type="dxa" w:w="3216"/>
+            <w:tcW w:type="dxa" w:w="3165"/>
           </w:tcPr>
           <w:p>
             <w:pPr>
-              <w:spacing w:after="40"/>
+              <w:spacing w:after="40" w:before="20"/>
             </w:pPr>
             <w:r>
               <w:rPr>
+                <w:rFonts w:ascii="Calibri" w:hAnsi="Calibri"/>
+                <w:b w:val="0"/>
+                <w:i w:val="0"/>
                 <w:color w:val="0A0A0A"/>
                 <w:sz w:val="19"/>
               </w:rPr>
@@ -1362,14 +1647,15 @@
         </w:tc>
         <w:tc>
           <w:tcPr>
-            <w:tcW w:type="dxa" w:w="3216"/>
+            <w:tcW w:type="dxa" w:w="4748"/>
           </w:tcPr>
           <w:p>
             <w:pPr>
-              <w:spacing w:after="40"/>
+              <w:spacing w:after="40" w:before="20"/>
             </w:pPr>
             <w:r>
               <w:rPr>
+                <w:rFonts w:ascii="Calibri" w:hAnsi="Calibri"/>
                 <w:b/>
                 <w:color w:val="0A0A0A"/>
                 <w:sz w:val="19"/>
@@ -1378,6 +1664,9 @@
             </w:r>
             <w:r>
               <w:rPr>
+                <w:rFonts w:ascii="Calibri" w:hAnsi="Calibri"/>
+                <w:b w:val="0"/>
+                <w:i w:val="0"/>
                 <w:color w:val="0A0A0A"/>
                 <w:sz w:val="19"/>
               </w:rPr>
@@ -1389,10 +1678,20 @@
     </w:tbl>
     <w:p>
       <w:pPr>
+        <w:spacing w:after="40" w:before="0"/>
+      </w:pPr>
+    </w:p>
+    <w:p>
+      <w:pPr>
+        <w:spacing w:after="140"/>
         <w:jc w:val="both"/>
+        <w:widowControl w:val="true"/>
       </w:pPr>
       <w:r>
         <w:rPr>
+          <w:rFonts w:ascii="Calibri" w:hAnsi="Calibri"/>
+          <w:b w:val="0"/>
+          <w:i w:val="0"/>
           <w:color w:val="0A0A0A"/>
           <w:sz w:val="21"/>
         </w:rPr>
@@ -1403,12 +1702,15 @@
           <w:rFonts w:ascii="Consolas" w:hAnsi="Consolas"/>
           <w:color w:val="1F1F1F"/>
           <w:sz w:val="19"/>
-          <w:shd w:val="clear" w:fill="F2F2F2"/>
+          <w:shd w:val="clear" w:color="auto" w:fill="F4F4F4"/>
         </w:rPr>
         <w:t>SECRET_KEY</w:t>
       </w:r>
       <w:r>
         <w:rPr>
+          <w:rFonts w:ascii="Calibri" w:hAnsi="Calibri"/>
+          <w:b w:val="0"/>
+          <w:i w:val="0"/>
           <w:color w:val="0A0A0A"/>
           <w:sz w:val="21"/>
         </w:rPr>
@@ -1417,9 +1719,10 @@
     </w:p>
     <w:p>
       <w:pPr>
-        <w:spacing w:before="80" w:after="160"/>
-        <w:ind w:left="144"/>
-        <w:shd w:val="clear" w:fill="F2F2F2"/>
+        <w:keepLines/>
+        <w:spacing w:before="80" w:after="180" w:line="240" w:lineRule="auto"/>
+        <w:ind w:left="173" w:right="72"/>
+        <w:shd w:val="clear" w:color="auto" w:fill="F4F4F4"/>
         <w:pBdr>
           <w:top w:val="single" w:sz="4" w:space="6" w:color="DDDDDD"/>
           <w:bottom w:val="single" w:sz="4" w:space="6" w:color="DDDDDD"/>
@@ -1431,17 +1734,22 @@
         <w:rPr>
           <w:rFonts w:ascii="Consolas" w:hAnsi="Consolas"/>
           <w:color w:val="222222"/>
-          <w:sz w:val="18"/>
+          <w:sz w:val="17"/>
         </w:rPr>
         <w:t>python -c "import secrets; print(secrets.token_urlsafe(48))"</w:t>
       </w:r>
     </w:p>
     <w:p>
       <w:pPr>
+        <w:spacing w:after="140"/>
         <w:jc w:val="both"/>
+        <w:widowControl w:val="true"/>
       </w:pPr>
       <w:r>
         <w:rPr>
+          <w:rFonts w:ascii="Calibri" w:hAnsi="Calibri"/>
+          <w:b w:val="0"/>
+          <w:i w:val="0"/>
           <w:color w:val="0A0A0A"/>
           <w:sz w:val="21"/>
         </w:rPr>
@@ -1452,12 +1760,15 @@
           <w:rFonts w:ascii="Consolas" w:hAnsi="Consolas"/>
           <w:color w:val="1F1F1F"/>
           <w:sz w:val="19"/>
-          <w:shd w:val="clear" w:fill="F2F2F2"/>
+          <w:shd w:val="clear" w:color="auto" w:fill="F4F4F4"/>
         </w:rPr>
         <w:t>.env</w:t>
       </w:r>
       <w:r>
         <w:rPr>
+          <w:rFonts w:ascii="Calibri" w:hAnsi="Calibri"/>
+          <w:b w:val="0"/>
+          <w:i w:val="0"/>
           <w:color w:val="0A0A0A"/>
           <w:sz w:val="21"/>
         </w:rPr>
@@ -1468,12 +1779,15 @@
           <w:rFonts w:ascii="Consolas" w:hAnsi="Consolas"/>
           <w:color w:val="1F1F1F"/>
           <w:sz w:val="19"/>
-          <w:shd w:val="clear" w:fill="F2F2F2"/>
+          <w:shd w:val="clear" w:color="auto" w:fill="F4F4F4"/>
         </w:rPr>
         <w:t>.env.example</w:t>
       </w:r>
       <w:r>
         <w:rPr>
+          <w:rFonts w:ascii="Calibri" w:hAnsi="Calibri"/>
+          <w:b w:val="0"/>
+          <w:i w:val="0"/>
           <w:color w:val="0A0A0A"/>
           <w:sz w:val="21"/>
         </w:rPr>
@@ -1482,9 +1796,10 @@
     </w:p>
     <w:p>
       <w:pPr>
-        <w:spacing w:before="80" w:after="160"/>
-        <w:ind w:left="144"/>
-        <w:shd w:val="clear" w:fill="F2F2F2"/>
+        <w:keepLines/>
+        <w:spacing w:before="80" w:after="180" w:line="240" w:lineRule="auto"/>
+        <w:ind w:left="173" w:right="72"/>
+        <w:shd w:val="clear" w:color="auto" w:fill="F4F4F4"/>
         <w:pBdr>
           <w:top w:val="single" w:sz="4" w:space="6" w:color="DDDDDD"/>
           <w:bottom w:val="single" w:sz="4" w:space="6" w:color="DDDDDD"/>
@@ -1496,7 +1811,7 @@
         <w:rPr>
           <w:rFonts w:ascii="Consolas" w:hAnsi="Consolas"/>
           <w:color w:val="222222"/>
-          <w:sz w:val="18"/>
+          <w:sz w:val="17"/>
         </w:rPr>
         <w:t>ENVIRONMENT=development</w:t>
         <w:br/>
@@ -1515,14 +1830,17 @@
     </w:p>
     <w:p>
       <w:pPr>
-        <w:spacing w:before="80" w:after="160"/>
-        <w:ind w:left="360"/>
+        <w:keepLines/>
+        <w:spacing w:before="80" w:after="180"/>
+        <w:ind w:left="403"/>
         <w:pBdr>
-          <w:left w:val="single" w:sz="18" w:space="8" w:color="1F1F1F"/>
+          <w:left w:val="single" w:sz="18" w:space="10" w:color="1F1F1F"/>
         </w:pBdr>
       </w:pPr>
       <w:r>
         <w:rPr>
+          <w:rFonts w:ascii="Calibri" w:hAnsi="Calibri"/>
+          <w:b w:val="0"/>
           <w:i/>
           <w:color w:val="5A5A5A"/>
           <w:sz w:val="21"/>
@@ -1532,15 +1850,16 @@
       <w:r>
         <w:rPr>
           <w:rFonts w:ascii="Consolas" w:hAnsi="Consolas"/>
-          <w:i/>
           <w:color w:val="1F1F1F"/>
           <w:sz w:val="19"/>
-          <w:shd w:val="clear" w:fill="F2F2F2"/>
+          <w:shd w:val="clear" w:color="auto" w:fill="F4F4F4"/>
         </w:rPr>
         <w:t>CORS_ORIGINS</w:t>
       </w:r>
       <w:r>
         <w:rPr>
+          <w:rFonts w:ascii="Calibri" w:hAnsi="Calibri"/>
+          <w:b w:val="0"/>
           <w:i/>
           <w:color w:val="5A5A5A"/>
           <w:sz w:val="21"/>
@@ -1550,15 +1869,16 @@
       <w:r>
         <w:rPr>
           <w:rFonts w:ascii="Consolas" w:hAnsi="Consolas"/>
-          <w:i/>
           <w:color w:val="1F1F1F"/>
           <w:sz w:val="19"/>
-          <w:shd w:val="clear" w:fill="F2F2F2"/>
+          <w:shd w:val="clear" w:color="auto" w:fill="F4F4F4"/>
         </w:rPr>
         <w:t>["http://a","http://b"]</w:t>
       </w:r>
       <w:r>
         <w:rPr>
+          <w:rFonts w:ascii="Calibri" w:hAnsi="Calibri"/>
+          <w:b w:val="0"/>
           <w:i/>
           <w:color w:val="5A5A5A"/>
           <w:sz w:val="21"/>
@@ -1568,15 +1888,16 @@
       <w:r>
         <w:rPr>
           <w:rFonts w:ascii="Consolas" w:hAnsi="Consolas"/>
-          <w:i/>
           <w:color w:val="1F1F1F"/>
           <w:sz w:val="19"/>
-          <w:shd w:val="clear" w:fill="F2F2F2"/>
+          <w:shd w:val="clear" w:color="auto" w:fill="F4F4F4"/>
         </w:rPr>
         <w:t>http://a,http://b</w:t>
       </w:r>
       <w:r>
         <w:rPr>
+          <w:rFonts w:ascii="Calibri" w:hAnsi="Calibri"/>
+          <w:b w:val="0"/>
           <w:i/>
           <w:color w:val="5A5A5A"/>
           <w:sz w:val="21"/>
@@ -1586,15 +1907,16 @@
       <w:r>
         <w:rPr>
           <w:rFonts w:ascii="Consolas" w:hAnsi="Consolas"/>
-          <w:i/>
           <w:color w:val="1F1F1F"/>
           <w:sz w:val="19"/>
-          <w:shd w:val="clear" w:fill="F2F2F2"/>
+          <w:shd w:val="clear" w:color="auto" w:fill="F4F4F4"/>
         </w:rPr>
         <w:t>DATABASE_URL</w:t>
       </w:r>
       <w:r>
         <w:rPr>
+          <w:rFonts w:ascii="Calibri" w:hAnsi="Calibri"/>
+          <w:b w:val="0"/>
           <w:i/>
           <w:color w:val="5A5A5A"/>
           <w:sz w:val="21"/>
@@ -1604,15 +1926,16 @@
       <w:r>
         <w:rPr>
           <w:rFonts w:ascii="Consolas" w:hAnsi="Consolas"/>
-          <w:i/>
           <w:color w:val="1F1F1F"/>
           <w:sz w:val="19"/>
-          <w:shd w:val="clear" w:fill="F2F2F2"/>
+          <w:shd w:val="clear" w:color="auto" w:fill="F4F4F4"/>
         </w:rPr>
         <w:t>PGP_KEY</w:t>
       </w:r>
       <w:r>
         <w:rPr>
+          <w:rFonts w:ascii="Calibri" w:hAnsi="Calibri"/>
+          <w:b w:val="0"/>
           <w:i/>
           <w:color w:val="5A5A5A"/>
           <w:sz w:val="21"/>
@@ -1622,15 +1945,16 @@
       <w:r>
         <w:rPr>
           <w:rFonts w:ascii="Consolas" w:hAnsi="Consolas"/>
-          <w:i/>
           <w:color w:val="1F1F1F"/>
           <w:sz w:val="19"/>
-          <w:shd w:val="clear" w:fill="F2F2F2"/>
+          <w:shd w:val="clear" w:color="auto" w:fill="F4F4F4"/>
         </w:rPr>
         <w:t>repr</w:t>
       </w:r>
       <w:r>
         <w:rPr>
+          <w:rFonts w:ascii="Calibri" w:hAnsi="Calibri"/>
+          <w:b w:val="0"/>
           <w:i/>
           <w:color w:val="5A5A5A"/>
           <w:sz w:val="21"/>
@@ -1640,15 +1964,16 @@
       <w:r>
         <w:rPr>
           <w:rFonts w:ascii="Consolas" w:hAnsi="Consolas"/>
-          <w:i/>
           <w:color w:val="1F1F1F"/>
           <w:sz w:val="19"/>
-          <w:shd w:val="clear" w:fill="F2F2F2"/>
+          <w:shd w:val="clear" w:color="auto" w:fill="F4F4F4"/>
         </w:rPr>
         <w:t>CORS_ORIGINS</w:t>
       </w:r>
       <w:r>
         <w:rPr>
+          <w:rFonts w:ascii="Calibri" w:hAnsi="Calibri"/>
+          <w:b w:val="0"/>
           <w:i/>
           <w:color w:val="5A5A5A"/>
           <w:sz w:val="21"/>
@@ -1659,26 +1984,35 @@
     <w:p>
       <w:pPr>
         <w:keepNext/>
-        <w:spacing w:before="320" w:after="120"/>
+        <w:keepLines/>
+        <w:spacing w:before="360" w:after="140"/>
+        <w:widowControl w:val="true"/>
         <w:pBdr>
-          <w:bottom w:val="single" w:sz="6" w:space="4" w:color="1F1F1F"/>
+          <w:bottom w:val="single" w:sz="8" w:space="4" w:color="1F1F1F"/>
         </w:pBdr>
       </w:pPr>
       <w:r>
         <w:rPr>
+          <w:rFonts w:ascii="Calibri" w:hAnsi="Calibri"/>
           <w:b/>
+          <w:i w:val="0"/>
           <w:color w:val="0A0A0A"/>
-          <w:sz w:val="44"/>
+          <w:sz w:val="34"/>
         </w:rPr>
         <w:t>4. Setup local — caminho automatizado (recomendado)</w:t>
       </w:r>
     </w:p>
     <w:p>
       <w:pPr>
+        <w:spacing w:after="140"/>
         <w:jc w:val="both"/>
+        <w:widowControl w:val="true"/>
       </w:pPr>
       <w:r>
         <w:rPr>
+          <w:rFonts w:ascii="Calibri" w:hAnsi="Calibri"/>
+          <w:b w:val="0"/>
+          <w:i w:val="0"/>
           <w:color w:val="0A0A0A"/>
           <w:sz w:val="21"/>
         </w:rPr>
@@ -1689,12 +2023,15 @@
           <w:rFonts w:ascii="Consolas" w:hAnsi="Consolas"/>
           <w:color w:val="1F1F1F"/>
           <w:sz w:val="19"/>
-          <w:shd w:val="clear" w:fill="F2F2F2"/>
+          <w:shd w:val="clear" w:color="auto" w:fill="F4F4F4"/>
         </w:rPr>
         <w:t>run.py</w:t>
       </w:r>
       <w:r>
         <w:rPr>
+          <w:rFonts w:ascii="Calibri" w:hAnsi="Calibri"/>
+          <w:b w:val="0"/>
+          <w:i w:val="0"/>
           <w:color w:val="0A0A0A"/>
           <w:sz w:val="21"/>
         </w:rPr>
@@ -1705,12 +2042,15 @@
           <w:rFonts w:ascii="Consolas" w:hAnsi="Consolas"/>
           <w:color w:val="1F1F1F"/>
           <w:sz w:val="19"/>
-          <w:shd w:val="clear" w:fill="F2F2F2"/>
+          <w:shd w:val="clear" w:color="auto" w:fill="F4F4F4"/>
         </w:rPr>
         <w:t>.venv</w:t>
       </w:r>
       <w:r>
         <w:rPr>
+          <w:rFonts w:ascii="Calibri" w:hAnsi="Calibri"/>
+          <w:b w:val="0"/>
+          <w:i w:val="0"/>
           <w:color w:val="0A0A0A"/>
           <w:sz w:val="21"/>
         </w:rPr>
@@ -1721,12 +2061,15 @@
           <w:rFonts w:ascii="Consolas" w:hAnsi="Consolas"/>
           <w:color w:val="1F1F1F"/>
           <w:sz w:val="19"/>
-          <w:shd w:val="clear" w:fill="F2F2F2"/>
+          <w:shd w:val="clear" w:color="auto" w:fill="F4F4F4"/>
         </w:rPr>
         <w:t>pyproject.toml</w:t>
       </w:r>
       <w:r>
         <w:rPr>
+          <w:rFonts w:ascii="Calibri" w:hAnsi="Calibri"/>
+          <w:b w:val="0"/>
+          <w:i w:val="0"/>
           <w:color w:val="0A0A0A"/>
           <w:sz w:val="21"/>
         </w:rPr>
@@ -1737,12 +2080,15 @@
           <w:rFonts w:ascii="Consolas" w:hAnsi="Consolas"/>
           <w:color w:val="1F1F1F"/>
           <w:sz w:val="19"/>
-          <w:shd w:val="clear" w:fill="F2F2F2"/>
+          <w:shd w:val="clear" w:color="auto" w:fill="F4F4F4"/>
         </w:rPr>
         <w:t>.env</w:t>
       </w:r>
       <w:r>
         <w:rPr>
+          <w:rFonts w:ascii="Calibri" w:hAnsi="Calibri"/>
+          <w:b w:val="0"/>
+          <w:i w:val="0"/>
           <w:color w:val="0A0A0A"/>
           <w:sz w:val="21"/>
         </w:rPr>
@@ -1753,12 +2099,15 @@
           <w:rFonts w:ascii="Consolas" w:hAnsi="Consolas"/>
           <w:color w:val="1F1F1F"/>
           <w:sz w:val="19"/>
-          <w:shd w:val="clear" w:fill="F2F2F2"/>
+          <w:shd w:val="clear" w:color="auto" w:fill="F4F4F4"/>
         </w:rPr>
         <w:t>.env.example</w:t>
       </w:r>
       <w:r>
         <w:rPr>
+          <w:rFonts w:ascii="Calibri" w:hAnsi="Calibri"/>
+          <w:b w:val="0"/>
+          <w:i w:val="0"/>
           <w:color w:val="0A0A0A"/>
           <w:sz w:val="21"/>
         </w:rPr>
@@ -1767,9 +2116,10 @@
     </w:p>
     <w:p>
       <w:pPr>
-        <w:spacing w:before="80" w:after="160"/>
-        <w:ind w:left="144"/>
-        <w:shd w:val="clear" w:fill="F2F2F2"/>
+        <w:keepLines/>
+        <w:spacing w:before="80" w:after="180" w:line="240" w:lineRule="auto"/>
+        <w:ind w:left="173" w:right="72"/>
+        <w:shd w:val="clear" w:color="auto" w:fill="F4F4F4"/>
         <w:pBdr>
           <w:top w:val="single" w:sz="4" w:space="6" w:color="DDDDDD"/>
           <w:bottom w:val="single" w:sz="4" w:space="6" w:color="DDDDDD"/>
@@ -1781,7 +2131,7 @@
         <w:rPr>
           <w:rFonts w:ascii="Consolas" w:hAnsi="Consolas"/>
           <w:color w:val="222222"/>
-          <w:sz w:val="18"/>
+          <w:sz w:val="17"/>
         </w:rPr>
         <w:t>cd CITO</w:t>
         <w:br/>
@@ -1790,10 +2140,15 @@
     </w:p>
     <w:p>
       <w:pPr>
+        <w:spacing w:after="140"/>
         <w:jc w:val="both"/>
+        <w:widowControl w:val="true"/>
       </w:pPr>
       <w:r>
         <w:rPr>
+          <w:rFonts w:ascii="Calibri" w:hAnsi="Calibri"/>
+          <w:b w:val="0"/>
+          <w:i w:val="0"/>
           <w:color w:val="0A0A0A"/>
           <w:sz w:val="21"/>
         </w:rPr>
@@ -1803,10 +2158,12 @@
     <w:p>
       <w:pPr>
         <w:spacing w:after="60"/>
-        <w:ind w:left="432"/>
+        <w:ind w:left="461" w:hanging="288"/>
+        <w:widowControl w:val="true"/>
       </w:pPr>
       <w:r>
         <w:rPr>
+          <w:rFonts w:ascii="Calibri" w:hAnsi="Calibri"/>
           <w:b/>
           <w:color w:val="1F1F1F"/>
           <w:sz w:val="21"/>
@@ -1815,6 +2172,9 @@
       </w:r>
       <w:r>
         <w:rPr>
+          <w:rFonts w:ascii="Calibri" w:hAnsi="Calibri"/>
+          <w:b w:val="0"/>
+          <w:i w:val="0"/>
           <w:color w:val="0A0A0A"/>
           <w:sz w:val="21"/>
         </w:rPr>
@@ -1824,10 +2184,12 @@
     <w:p>
       <w:pPr>
         <w:spacing w:after="60"/>
-        <w:ind w:left="432"/>
+        <w:ind w:left="461" w:hanging="288"/>
+        <w:widowControl w:val="true"/>
       </w:pPr>
       <w:r>
         <w:rPr>
+          <w:rFonts w:ascii="Calibri" w:hAnsi="Calibri"/>
           <w:b/>
           <w:color w:val="1F1F1F"/>
           <w:sz w:val="21"/>
@@ -1836,6 +2198,9 @@
       </w:r>
       <w:r>
         <w:rPr>
+          <w:rFonts w:ascii="Calibri" w:hAnsi="Calibri"/>
+          <w:b w:val="0"/>
+          <w:i w:val="0"/>
           <w:color w:val="0A0A0A"/>
           <w:sz w:val="21"/>
         </w:rPr>
@@ -1846,12 +2211,15 @@
           <w:rFonts w:ascii="Consolas" w:hAnsi="Consolas"/>
           <w:color w:val="1F1F1F"/>
           <w:sz w:val="19"/>
-          <w:shd w:val="clear" w:fill="F2F2F2"/>
+          <w:shd w:val="clear" w:color="auto" w:fill="F4F4F4"/>
         </w:rPr>
         <w:t>.venv</w:t>
       </w:r>
       <w:r>
         <w:rPr>
+          <w:rFonts w:ascii="Calibri" w:hAnsi="Calibri"/>
+          <w:b w:val="0"/>
+          <w:i w:val="0"/>
           <w:color w:val="0A0A0A"/>
           <w:sz w:val="21"/>
         </w:rPr>
@@ -1861,10 +2229,12 @@
     <w:p>
       <w:pPr>
         <w:spacing w:after="60"/>
-        <w:ind w:left="432"/>
+        <w:ind w:left="461" w:hanging="288"/>
+        <w:widowControl w:val="true"/>
       </w:pPr>
       <w:r>
         <w:rPr>
+          <w:rFonts w:ascii="Calibri" w:hAnsi="Calibri"/>
           <w:b/>
           <w:color w:val="1F1F1F"/>
           <w:sz w:val="21"/>
@@ -1873,6 +2243,9 @@
       </w:r>
       <w:r>
         <w:rPr>
+          <w:rFonts w:ascii="Calibri" w:hAnsi="Calibri"/>
+          <w:b w:val="0"/>
+          <w:i w:val="0"/>
           <w:color w:val="0A0A0A"/>
           <w:sz w:val="21"/>
         </w:rPr>
@@ -1883,12 +2256,15 @@
           <w:rFonts w:ascii="Consolas" w:hAnsi="Consolas"/>
           <w:color w:val="1F1F1F"/>
           <w:sz w:val="19"/>
-          <w:shd w:val="clear" w:fill="F2F2F2"/>
+          <w:shd w:val="clear" w:color="auto" w:fill="F4F4F4"/>
         </w:rPr>
         <w:t>pip</w:t>
       </w:r>
       <w:r>
         <w:rPr>
+          <w:rFonts w:ascii="Calibri" w:hAnsi="Calibri"/>
+          <w:b w:val="0"/>
+          <w:i w:val="0"/>
           <w:color w:val="0A0A0A"/>
           <w:sz w:val="21"/>
         </w:rPr>
@@ -1899,12 +2275,15 @@
           <w:rFonts w:ascii="Consolas" w:hAnsi="Consolas"/>
           <w:color w:val="1F1F1F"/>
           <w:sz w:val="19"/>
-          <w:shd w:val="clear" w:fill="F2F2F2"/>
+          <w:shd w:val="clear" w:color="auto" w:fill="F4F4F4"/>
         </w:rPr>
         <w:t>pip install -e .</w:t>
       </w:r>
       <w:r>
         <w:rPr>
+          <w:rFonts w:ascii="Calibri" w:hAnsi="Calibri"/>
+          <w:b w:val="0"/>
+          <w:i w:val="0"/>
           <w:color w:val="0A0A0A"/>
           <w:sz w:val="21"/>
         </w:rPr>
@@ -1914,10 +2293,12 @@
     <w:p>
       <w:pPr>
         <w:spacing w:after="60"/>
-        <w:ind w:left="432"/>
+        <w:ind w:left="461" w:hanging="288"/>
+        <w:widowControl w:val="true"/>
       </w:pPr>
       <w:r>
         <w:rPr>
+          <w:rFonts w:ascii="Calibri" w:hAnsi="Calibri"/>
           <w:b/>
           <w:color w:val="1F1F1F"/>
           <w:sz w:val="21"/>
@@ -1926,6 +2307,9 @@
       </w:r>
       <w:r>
         <w:rPr>
+          <w:rFonts w:ascii="Calibri" w:hAnsi="Calibri"/>
+          <w:b w:val="0"/>
+          <w:i w:val="0"/>
           <w:color w:val="0A0A0A"/>
           <w:sz w:val="21"/>
         </w:rPr>
@@ -1936,12 +2320,15 @@
           <w:rFonts w:ascii="Consolas" w:hAnsi="Consolas"/>
           <w:color w:val="1F1F1F"/>
           <w:sz w:val="19"/>
-          <w:shd w:val="clear" w:fill="F2F2F2"/>
+          <w:shd w:val="clear" w:color="auto" w:fill="F4F4F4"/>
         </w:rPr>
         <w:t>.env</w:t>
       </w:r>
       <w:r>
         <w:rPr>
+          <w:rFonts w:ascii="Calibri" w:hAnsi="Calibri"/>
+          <w:b w:val="0"/>
+          <w:i w:val="0"/>
           <w:color w:val="0A0A0A"/>
           <w:sz w:val="21"/>
         </w:rPr>
@@ -1952,12 +2339,15 @@
           <w:rFonts w:ascii="Consolas" w:hAnsi="Consolas"/>
           <w:color w:val="1F1F1F"/>
           <w:sz w:val="19"/>
-          <w:shd w:val="clear" w:fill="F2F2F2"/>
+          <w:shd w:val="clear" w:color="auto" w:fill="F4F4F4"/>
         </w:rPr>
         <w:t>.env.example</w:t>
       </w:r>
       <w:r>
         <w:rPr>
+          <w:rFonts w:ascii="Calibri" w:hAnsi="Calibri"/>
+          <w:b w:val="0"/>
+          <w:i w:val="0"/>
           <w:color w:val="0A0A0A"/>
           <w:sz w:val="21"/>
         </w:rPr>
@@ -1968,12 +2358,15 @@
           <w:rFonts w:ascii="Consolas" w:hAnsi="Consolas"/>
           <w:color w:val="1F1F1F"/>
           <w:sz w:val="19"/>
-          <w:shd w:val="clear" w:fill="F2F2F2"/>
+          <w:shd w:val="clear" w:color="auto" w:fill="F4F4F4"/>
         </w:rPr>
         <w:t>DATABASE_URL</w:t>
       </w:r>
       <w:r>
         <w:rPr>
+          <w:rFonts w:ascii="Calibri" w:hAnsi="Calibri"/>
+          <w:b w:val="0"/>
+          <w:i w:val="0"/>
           <w:color w:val="0A0A0A"/>
           <w:sz w:val="21"/>
         </w:rPr>
@@ -1984,12 +2377,15 @@
           <w:rFonts w:ascii="Consolas" w:hAnsi="Consolas"/>
           <w:color w:val="1F1F1F"/>
           <w:sz w:val="19"/>
-          <w:shd w:val="clear" w:fill="F2F2F2"/>
+          <w:shd w:val="clear" w:color="auto" w:fill="F4F4F4"/>
         </w:rPr>
         <w:t>PGP_KEY</w:t>
       </w:r>
       <w:r>
         <w:rPr>
+          <w:rFonts w:ascii="Calibri" w:hAnsi="Calibri"/>
+          <w:b w:val="0"/>
+          <w:i w:val="0"/>
           <w:color w:val="0A0A0A"/>
           <w:sz w:val="21"/>
         </w:rPr>
@@ -2000,12 +2396,15 @@
           <w:rFonts w:ascii="Consolas" w:hAnsi="Consolas"/>
           <w:color w:val="1F1F1F"/>
           <w:sz w:val="19"/>
-          <w:shd w:val="clear" w:fill="F2F2F2"/>
+          <w:shd w:val="clear" w:color="auto" w:fill="F4F4F4"/>
         </w:rPr>
         <w:t>SECRET_KEY</w:t>
       </w:r>
       <w:r>
         <w:rPr>
+          <w:rFonts w:ascii="Calibri" w:hAnsi="Calibri"/>
+          <w:b w:val="0"/>
+          <w:i w:val="0"/>
           <w:color w:val="0A0A0A"/>
           <w:sz w:val="21"/>
         </w:rPr>
@@ -2016,12 +2415,15 @@
           <w:rFonts w:ascii="Consolas" w:hAnsi="Consolas"/>
           <w:color w:val="1F1F1F"/>
           <w:sz w:val="19"/>
-          <w:shd w:val="clear" w:fill="F2F2F2"/>
+          <w:shd w:val="clear" w:color="auto" w:fill="F4F4F4"/>
         </w:rPr>
         <w:t>CORS_ORIGINS</w:t>
       </w:r>
       <w:r>
         <w:rPr>
+          <w:rFonts w:ascii="Calibri" w:hAnsi="Calibri"/>
+          <w:b w:val="0"/>
+          <w:i w:val="0"/>
           <w:color w:val="0A0A0A"/>
           <w:sz w:val="21"/>
         </w:rPr>
@@ -2031,10 +2433,12 @@
     <w:p>
       <w:pPr>
         <w:spacing w:after="60"/>
-        <w:ind w:left="432"/>
+        <w:ind w:left="461" w:hanging="288"/>
+        <w:widowControl w:val="true"/>
       </w:pPr>
       <w:r>
         <w:rPr>
+          <w:rFonts w:ascii="Calibri" w:hAnsi="Calibri"/>
           <w:b/>
           <w:color w:val="1F1F1F"/>
           <w:sz w:val="21"/>
@@ -2043,6 +2447,9 @@
       </w:r>
       <w:r>
         <w:rPr>
+          <w:rFonts w:ascii="Calibri" w:hAnsi="Calibri"/>
+          <w:b w:val="0"/>
+          <w:i w:val="0"/>
           <w:color w:val="0A0A0A"/>
           <w:sz w:val="21"/>
         </w:rPr>
@@ -2053,12 +2460,15 @@
           <w:rFonts w:ascii="Consolas" w:hAnsi="Consolas"/>
           <w:color w:val="1F1F1F"/>
           <w:sz w:val="19"/>
-          <w:shd w:val="clear" w:fill="F2F2F2"/>
+          <w:shd w:val="clear" w:color="auto" w:fill="F4F4F4"/>
         </w:rPr>
         <w:t>http://127.0.0.1:5500</w:t>
       </w:r>
       <w:r>
         <w:rPr>
+          <w:rFonts w:ascii="Calibri" w:hAnsi="Calibri"/>
+          <w:b w:val="0"/>
+          <w:i w:val="0"/>
           <w:color w:val="0A0A0A"/>
           <w:sz w:val="21"/>
         </w:rPr>
@@ -2067,10 +2477,15 @@
     </w:p>
     <w:p>
       <w:pPr>
+        <w:spacing w:after="140"/>
         <w:jc w:val="both"/>
+        <w:widowControl w:val="true"/>
       </w:pPr>
       <w:r>
         <w:rPr>
+          <w:rFonts w:ascii="Calibri" w:hAnsi="Calibri"/>
+          <w:b w:val="0"/>
+          <w:i w:val="0"/>
           <w:color w:val="0A0A0A"/>
           <w:sz w:val="21"/>
         </w:rPr>
@@ -2079,14 +2494,17 @@
     </w:p>
     <w:p>
       <w:pPr>
-        <w:spacing w:before="80" w:after="160"/>
-        <w:ind w:left="360"/>
+        <w:keepLines/>
+        <w:spacing w:before="80" w:after="180"/>
+        <w:ind w:left="403"/>
         <w:pBdr>
-          <w:left w:val="single" w:sz="18" w:space="8" w:color="1F1F1F"/>
+          <w:left w:val="single" w:sz="18" w:space="10" w:color="1F1F1F"/>
         </w:pBdr>
       </w:pPr>
       <w:r>
         <w:rPr>
+          <w:rFonts w:ascii="Calibri" w:hAnsi="Calibri"/>
+          <w:b w:val="0"/>
           <w:i/>
           <w:color w:val="5A5A5A"/>
           <w:sz w:val="21"/>
@@ -2096,15 +2514,16 @@
       <w:r>
         <w:rPr>
           <w:rFonts w:ascii="Consolas" w:hAnsi="Consolas"/>
-          <w:i/>
           <w:color w:val="1F1F1F"/>
           <w:sz w:val="19"/>
-          <w:shd w:val="clear" w:fill="F2F2F2"/>
+          <w:shd w:val="clear" w:color="auto" w:fill="F4F4F4"/>
         </w:rPr>
         <w:t>.env</w:t>
       </w:r>
       <w:r>
         <w:rPr>
+          <w:rFonts w:ascii="Calibri" w:hAnsi="Calibri"/>
+          <w:b w:val="0"/>
           <w:i/>
           <w:color w:val="5A5A5A"/>
           <w:sz w:val="21"/>
@@ -2115,26 +2534,35 @@
     <w:p>
       <w:pPr>
         <w:keepNext/>
-        <w:spacing w:before="320" w:after="120"/>
+        <w:keepLines/>
+        <w:spacing w:before="360" w:after="140"/>
+        <w:widowControl w:val="true"/>
         <w:pBdr>
-          <w:bottom w:val="single" w:sz="6" w:space="4" w:color="1F1F1F"/>
+          <w:bottom w:val="single" w:sz="8" w:space="4" w:color="1F1F1F"/>
         </w:pBdr>
       </w:pPr>
       <w:r>
         <w:rPr>
+          <w:rFonts w:ascii="Calibri" w:hAnsi="Calibri"/>
           <w:b/>
+          <w:i w:val="0"/>
           <w:color w:val="0A0A0A"/>
-          <w:sz w:val="44"/>
+          <w:sz w:val="34"/>
         </w:rPr>
         <w:t>5. Setup local — caminho manual</w:t>
       </w:r>
     </w:p>
     <w:p>
       <w:pPr>
+        <w:spacing w:after="140"/>
         <w:jc w:val="both"/>
+        <w:widowControl w:val="true"/>
       </w:pPr>
       <w:r>
         <w:rPr>
+          <w:rFonts w:ascii="Calibri" w:hAnsi="Calibri"/>
+          <w:b w:val="0"/>
+          <w:i w:val="0"/>
           <w:color w:val="0A0A0A"/>
           <w:sz w:val="21"/>
         </w:rPr>
@@ -2144,25 +2572,30 @@
     <w:p>
       <w:pPr>
         <w:keepNext/>
-        <w:spacing w:before="320" w:after="120"/>
+        <w:keepLines/>
+        <w:spacing w:before="240" w:after="140"/>
+        <w:widowControl w:val="true"/>
         <w:pBdr>
-          <w:bottom w:val="single" w:sz="4" w:space="4" w:color="C8C8C8"/>
+          <w:bottom w:val="single" w:sz="4" w:space="4" w:color="BFBFBF"/>
         </w:pBdr>
       </w:pPr>
       <w:r>
         <w:rPr>
+          <w:rFonts w:ascii="Calibri" w:hAnsi="Calibri"/>
           <w:b/>
+          <w:i w:val="0"/>
           <w:color w:val="0A0A0A"/>
-          <w:sz w:val="32"/>
+          <w:sz w:val="27"/>
         </w:rPr>
         <w:t>5.1 Back-end</w:t>
       </w:r>
     </w:p>
     <w:p>
       <w:pPr>
-        <w:spacing w:before="80" w:after="160"/>
-        <w:ind w:left="144"/>
-        <w:shd w:val="clear" w:fill="F2F2F2"/>
+        <w:keepLines/>
+        <w:spacing w:before="80" w:after="180" w:line="240" w:lineRule="auto"/>
+        <w:ind w:left="173" w:right="72"/>
+        <w:shd w:val="clear" w:color="auto" w:fill="F4F4F4"/>
         <w:pBdr>
           <w:top w:val="single" w:sz="4" w:space="6" w:color="DDDDDD"/>
           <w:bottom w:val="single" w:sz="4" w:space="6" w:color="DDDDDD"/>
@@ -2174,7 +2607,7 @@
         <w:rPr>
           <w:rFonts w:ascii="Consolas" w:hAnsi="Consolas"/>
           <w:color w:val="222222"/>
-          <w:sz w:val="18"/>
+          <w:sz w:val="17"/>
         </w:rPr>
         <w:t>cd CITO</w:t>
         <w:br/>
@@ -2200,10 +2633,15 @@
     </w:p>
     <w:p>
       <w:pPr>
+        <w:spacing w:after="140"/>
         <w:jc w:val="both"/>
+        <w:widowControl w:val="true"/>
       </w:pPr>
       <w:r>
         <w:rPr>
+          <w:rFonts w:ascii="Calibri" w:hAnsi="Calibri"/>
+          <w:b w:val="0"/>
+          <w:i w:val="0"/>
           <w:color w:val="0A0A0A"/>
           <w:sz w:val="21"/>
         </w:rPr>
@@ -2212,9 +2650,10 @@
     </w:p>
     <w:p>
       <w:pPr>
-        <w:spacing w:before="80" w:after="160"/>
-        <w:ind w:left="144"/>
-        <w:shd w:val="clear" w:fill="F2F2F2"/>
+        <w:keepLines/>
+        <w:spacing w:before="80" w:after="180" w:line="240" w:lineRule="auto"/>
+        <w:ind w:left="173" w:right="72"/>
+        <w:shd w:val="clear" w:color="auto" w:fill="F4F4F4"/>
         <w:pBdr>
           <w:top w:val="single" w:sz="4" w:space="6" w:color="DDDDDD"/>
           <w:bottom w:val="single" w:sz="4" w:space="6" w:color="DDDDDD"/>
@@ -2226,7 +2665,7 @@
         <w:rPr>
           <w:rFonts w:ascii="Consolas" w:hAnsi="Consolas"/>
           <w:color w:val="222222"/>
-          <w:sz w:val="18"/>
+          <w:sz w:val="17"/>
         </w:rPr>
         <w:t># valida imports, schemas e wiring de rotas</w:t>
         <w:br/>
@@ -2240,10 +2679,15 @@
     </w:p>
     <w:p>
       <w:pPr>
+        <w:spacing w:after="140"/>
         <w:jc w:val="both"/>
+        <w:widowControl w:val="true"/>
       </w:pPr>
       <w:r>
         <w:rPr>
+          <w:rFonts w:ascii="Calibri" w:hAnsi="Calibri"/>
+          <w:b w:val="0"/>
+          <w:i w:val="0"/>
           <w:color w:val="0A0A0A"/>
           <w:sz w:val="21"/>
         </w:rPr>
@@ -2252,10 +2696,15 @@
     </w:p>
     <w:p>
       <w:pPr>
+        <w:spacing w:after="140"/>
         <w:jc w:val="both"/>
+        <w:widowControl w:val="true"/>
       </w:pPr>
       <w:r>
         <w:rPr>
+          <w:rFonts w:ascii="Calibri" w:hAnsi="Calibri"/>
+          <w:b w:val="0"/>
+          <w:i w:val="0"/>
           <w:color w:val="0A0A0A"/>
           <w:sz w:val="21"/>
         </w:rPr>
@@ -2265,18 +2714,24 @@
     <w:p>
       <w:pPr>
         <w:spacing w:after="60"/>
-        <w:ind w:left="432"/>
+        <w:ind w:left="461" w:hanging="288"/>
+        <w:widowControl w:val="true"/>
       </w:pPr>
       <w:r>
         <w:rPr>
+          <w:rFonts w:ascii="Calibri" w:hAnsi="Calibri"/>
           <w:b w:val="0"/>
           <w:color w:val="1F1F1F"/>
           <w:sz w:val="21"/>
         </w:rPr>
-        <w:t xml:space="preserve">•  </w:t>
-      </w:r>
-      <w:r>
-        <w:rPr>
+        <w:t>•</w:t>
+        <w:tab/>
+      </w:r>
+      <w:r>
+        <w:rPr>
+          <w:rFonts w:ascii="Calibri" w:hAnsi="Calibri"/>
+          <w:b w:val="0"/>
+          <w:i w:val="0"/>
           <w:color w:val="0A0A0A"/>
           <w:sz w:val="21"/>
         </w:rPr>
@@ -2287,7 +2742,7 @@
           <w:rFonts w:ascii="Consolas" w:hAnsi="Consolas"/>
           <w:color w:val="1F1F1F"/>
           <w:sz w:val="19"/>
-          <w:shd w:val="clear" w:fill="F2F2F2"/>
+          <w:shd w:val="clear" w:color="auto" w:fill="F4F4F4"/>
         </w:rPr>
         <w:t>GET http://localhost:8000/health</w:t>
       </w:r>
@@ -2295,18 +2750,24 @@
     <w:p>
       <w:pPr>
         <w:spacing w:after="60"/>
-        <w:ind w:left="432"/>
+        <w:ind w:left="461" w:hanging="288"/>
+        <w:widowControl w:val="true"/>
       </w:pPr>
       <w:r>
         <w:rPr>
+          <w:rFonts w:ascii="Calibri" w:hAnsi="Calibri"/>
           <w:b w:val="0"/>
           <w:color w:val="1F1F1F"/>
           <w:sz w:val="21"/>
         </w:rPr>
-        <w:t xml:space="preserve">•  </w:t>
-      </w:r>
-      <w:r>
-        <w:rPr>
+        <w:t>•</w:t>
+        <w:tab/>
+      </w:r>
+      <w:r>
+        <w:rPr>
+          <w:rFonts w:ascii="Calibri" w:hAnsi="Calibri"/>
+          <w:b w:val="0"/>
+          <w:i w:val="0"/>
           <w:color w:val="0A0A0A"/>
           <w:sz w:val="21"/>
         </w:rPr>
@@ -2317,12 +2778,15 @@
           <w:rFonts w:ascii="Consolas" w:hAnsi="Consolas"/>
           <w:color w:val="1F1F1F"/>
           <w:sz w:val="19"/>
-          <w:shd w:val="clear" w:fill="F2F2F2"/>
+          <w:shd w:val="clear" w:color="auto" w:fill="F4F4F4"/>
         </w:rPr>
         <w:t>http://localhost:8000/api/v1/docs</w:t>
       </w:r>
       <w:r>
         <w:rPr>
+          <w:rFonts w:ascii="Calibri" w:hAnsi="Calibri"/>
+          <w:b w:val="0"/>
+          <w:i w:val="0"/>
           <w:color w:val="0A0A0A"/>
           <w:sz w:val="21"/>
         </w:rPr>
@@ -2333,7 +2797,7 @@
           <w:rFonts w:ascii="Consolas" w:hAnsi="Consolas"/>
           <w:color w:val="1F1F1F"/>
           <w:sz w:val="19"/>
-          <w:shd w:val="clear" w:fill="F2F2F2"/>
+          <w:shd w:val="clear" w:color="auto" w:fill="F4F4F4"/>
         </w:rPr>
         <w:t>/api/v1/redoc</w:t>
       </w:r>
@@ -2341,26 +2805,35 @@
     <w:p>
       <w:pPr>
         <w:keepNext/>
-        <w:spacing w:before="320" w:after="120"/>
+        <w:keepLines/>
+        <w:spacing w:before="240" w:after="140"/>
+        <w:widowControl w:val="true"/>
         <w:pBdr>
-          <w:bottom w:val="single" w:sz="4" w:space="4" w:color="C8C8C8"/>
+          <w:bottom w:val="single" w:sz="4" w:space="4" w:color="BFBFBF"/>
         </w:pBdr>
       </w:pPr>
       <w:r>
         <w:rPr>
+          <w:rFonts w:ascii="Calibri" w:hAnsi="Calibri"/>
           <w:b/>
+          <w:i w:val="0"/>
           <w:color w:val="0A0A0A"/>
-          <w:sz w:val="32"/>
+          <w:sz w:val="27"/>
         </w:rPr>
         <w:t>5.2 Front-end</w:t>
       </w:r>
     </w:p>
     <w:p>
       <w:pPr>
+        <w:spacing w:after="140"/>
         <w:jc w:val="both"/>
+        <w:widowControl w:val="true"/>
       </w:pPr>
       <w:r>
         <w:rPr>
+          <w:rFonts w:ascii="Calibri" w:hAnsi="Calibri"/>
+          <w:b w:val="0"/>
+          <w:i w:val="0"/>
           <w:color w:val="0A0A0A"/>
           <w:sz w:val="21"/>
         </w:rPr>
@@ -2371,12 +2844,15 @@
           <w:rFonts w:ascii="Consolas" w:hAnsi="Consolas"/>
           <w:color w:val="1F1F1F"/>
           <w:sz w:val="19"/>
-          <w:shd w:val="clear" w:fill="F2F2F2"/>
+          <w:shd w:val="clear" w:color="auto" w:fill="F4F4F4"/>
         </w:rPr>
         <w:t>frontend/</w:t>
       </w:r>
       <w:r>
         <w:rPr>
+          <w:rFonts w:ascii="Calibri" w:hAnsi="Calibri"/>
+          <w:b w:val="0"/>
+          <w:i w:val="0"/>
           <w:color w:val="0A0A0A"/>
           <w:sz w:val="21"/>
         </w:rPr>
@@ -2387,12 +2863,15 @@
           <w:rFonts w:ascii="Consolas" w:hAnsi="Consolas"/>
           <w:color w:val="1F1F1F"/>
           <w:sz w:val="19"/>
-          <w:shd w:val="clear" w:fill="F2F2F2"/>
+          <w:shd w:val="clear" w:color="auto" w:fill="F4F4F4"/>
         </w:rPr>
         <w:t>file://</w:t>
       </w:r>
       <w:r>
         <w:rPr>
+          <w:rFonts w:ascii="Calibri" w:hAnsi="Calibri"/>
+          <w:b w:val="0"/>
+          <w:i w:val="0"/>
           <w:color w:val="0A0A0A"/>
           <w:sz w:val="21"/>
         </w:rPr>
@@ -2401,9 +2880,10 @@
     </w:p>
     <w:p>
       <w:pPr>
-        <w:spacing w:before="80" w:after="160"/>
-        <w:ind w:left="144"/>
-        <w:shd w:val="clear" w:fill="F2F2F2"/>
+        <w:keepLines/>
+        <w:spacing w:before="80" w:after="180" w:line="240" w:lineRule="auto"/>
+        <w:ind w:left="173" w:right="72"/>
+        <w:shd w:val="clear" w:color="auto" w:fill="F4F4F4"/>
         <w:pBdr>
           <w:top w:val="single" w:sz="4" w:space="6" w:color="DDDDDD"/>
           <w:bottom w:val="single" w:sz="4" w:space="6" w:color="DDDDDD"/>
@@ -2415,7 +2895,7 @@
         <w:rPr>
           <w:rFonts w:ascii="Consolas" w:hAnsi="Consolas"/>
           <w:color w:val="222222"/>
-          <w:sz w:val="18"/>
+          <w:sz w:val="17"/>
         </w:rPr>
         <w:t>cd CITO/frontend</w:t>
         <w:br/>
@@ -2425,18 +2905,24 @@
     <w:p>
       <w:pPr>
         <w:spacing w:after="60"/>
-        <w:ind w:left="432"/>
+        <w:ind w:left="461" w:hanging="288"/>
+        <w:widowControl w:val="true"/>
       </w:pPr>
       <w:r>
         <w:rPr>
+          <w:rFonts w:ascii="Calibri" w:hAnsi="Calibri"/>
           <w:b w:val="0"/>
           <w:color w:val="1F1F1F"/>
           <w:sz w:val="21"/>
         </w:rPr>
-        <w:t xml:space="preserve">•  </w:t>
-      </w:r>
-      <w:r>
-        <w:rPr>
+        <w:t>•</w:t>
+        <w:tab/>
+      </w:r>
+      <w:r>
+        <w:rPr>
+          <w:rFonts w:ascii="Calibri" w:hAnsi="Calibri"/>
+          <w:b w:val="0"/>
+          <w:i w:val="0"/>
           <w:color w:val="0A0A0A"/>
           <w:sz w:val="21"/>
         </w:rPr>
@@ -2447,12 +2933,15 @@
           <w:rFonts w:ascii="Consolas" w:hAnsi="Consolas"/>
           <w:color w:val="1F1F1F"/>
           <w:sz w:val="19"/>
-          <w:shd w:val="clear" w:fill="F2F2F2"/>
+          <w:shd w:val="clear" w:color="auto" w:fill="F4F4F4"/>
         </w:rPr>
         <w:t>'/api/v1'</w:t>
       </w:r>
       <w:r>
         <w:rPr>
+          <w:rFonts w:ascii="Calibri" w:hAnsi="Calibri"/>
+          <w:b w:val="0"/>
+          <w:i w:val="0"/>
           <w:color w:val="0A0A0A"/>
           <w:sz w:val="21"/>
         </w:rPr>
@@ -2463,12 +2952,15 @@
           <w:rFonts w:ascii="Consolas" w:hAnsi="Consolas"/>
           <w:color w:val="1F1F1F"/>
           <w:sz w:val="19"/>
-          <w:shd w:val="clear" w:fill="F2F2F2"/>
+          <w:shd w:val="clear" w:color="auto" w:fill="F4F4F4"/>
         </w:rPr>
         <w:t>window.CITO_API_BASE</w:t>
       </w:r>
       <w:r>
         <w:rPr>
+          <w:rFonts w:ascii="Calibri" w:hAnsi="Calibri"/>
+          <w:b w:val="0"/>
+          <w:i w:val="0"/>
           <w:color w:val="0A0A0A"/>
           <w:sz w:val="21"/>
         </w:rPr>
@@ -2479,12 +2971,15 @@
           <w:rFonts w:ascii="Consolas" w:hAnsi="Consolas"/>
           <w:color w:val="1F1F1F"/>
           <w:sz w:val="19"/>
-          <w:shd w:val="clear" w:fill="F2F2F2"/>
+          <w:shd w:val="clear" w:color="auto" w:fill="F4F4F4"/>
         </w:rPr>
         <w:t>index.html</w:t>
       </w:r>
       <w:r>
         <w:rPr>
+          <w:rFonts w:ascii="Calibri" w:hAnsi="Calibri"/>
+          <w:b w:val="0"/>
+          <w:i w:val="0"/>
           <w:color w:val="0A0A0A"/>
           <w:sz w:val="21"/>
         </w:rPr>
@@ -2495,12 +2990,15 @@
           <w:rFonts w:ascii="Consolas" w:hAnsi="Consolas"/>
           <w:color w:val="1F1F1F"/>
           <w:sz w:val="19"/>
-          <w:shd w:val="clear" w:fill="F2F2F2"/>
+          <w:shd w:val="clear" w:color="auto" w:fill="F4F4F4"/>
         </w:rPr>
         <w:t>src/api/client.js</w:t>
       </w:r>
       <w:r>
         <w:rPr>
+          <w:rFonts w:ascii="Calibri" w:hAnsi="Calibri"/>
+          <w:b w:val="0"/>
+          <w:i w:val="0"/>
           <w:color w:val="0A0A0A"/>
           <w:sz w:val="21"/>
         </w:rPr>
@@ -2510,18 +3008,24 @@
     <w:p>
       <w:pPr>
         <w:spacing w:after="60"/>
-        <w:ind w:left="432"/>
+        <w:ind w:left="461" w:hanging="288"/>
+        <w:widowControl w:val="true"/>
       </w:pPr>
       <w:r>
         <w:rPr>
+          <w:rFonts w:ascii="Calibri" w:hAnsi="Calibri"/>
           <w:b w:val="0"/>
           <w:color w:val="1F1F1F"/>
           <w:sz w:val="21"/>
         </w:rPr>
-        <w:t xml:space="preserve">•  </w:t>
-      </w:r>
-      <w:r>
-        <w:rPr>
+        <w:t>•</w:t>
+        <w:tab/>
+      </w:r>
+      <w:r>
+        <w:rPr>
+          <w:rFonts w:ascii="Calibri" w:hAnsi="Calibri"/>
+          <w:b w:val="0"/>
+          <w:i w:val="0"/>
           <w:color w:val="0A0A0A"/>
           <w:sz w:val="21"/>
         </w:rPr>
@@ -2532,12 +3036,15 @@
           <w:rFonts w:ascii="Consolas" w:hAnsi="Consolas"/>
           <w:color w:val="1F1F1F"/>
           <w:sz w:val="19"/>
-          <w:shd w:val="clear" w:fill="F2F2F2"/>
+          <w:shd w:val="clear" w:color="auto" w:fill="F4F4F4"/>
         </w:rPr>
         <w:t>http://127.0.0.1:5500</w:t>
       </w:r>
       <w:r>
         <w:rPr>
+          <w:rFonts w:ascii="Calibri" w:hAnsi="Calibri"/>
+          <w:b w:val="0"/>
+          <w:i w:val="0"/>
           <w:color w:val="0A0A0A"/>
           <w:sz w:val="21"/>
         </w:rPr>
@@ -2545,6 +3052,7 @@
       </w:r>
       <w:r>
         <w:rPr>
+          <w:rFonts w:ascii="Calibri" w:hAnsi="Calibri"/>
           <w:b/>
           <w:color w:val="0A0A0A"/>
           <w:sz w:val="21"/>
@@ -2553,6 +3061,9 @@
       </w:r>
       <w:r>
         <w:rPr>
+          <w:rFonts w:ascii="Calibri" w:hAnsi="Calibri"/>
+          <w:b w:val="0"/>
+          <w:i w:val="0"/>
           <w:color w:val="0A0A0A"/>
           <w:sz w:val="21"/>
         </w:rPr>
@@ -2563,12 +3074,15 @@
           <w:rFonts w:ascii="Consolas" w:hAnsi="Consolas"/>
           <w:color w:val="1F1F1F"/>
           <w:sz w:val="19"/>
-          <w:shd w:val="clear" w:fill="F2F2F2"/>
+          <w:shd w:val="clear" w:color="auto" w:fill="F4F4F4"/>
         </w:rPr>
         <w:t>CORS_ORIGINS</w:t>
       </w:r>
       <w:r>
         <w:rPr>
+          <w:rFonts w:ascii="Calibri" w:hAnsi="Calibri"/>
+          <w:b w:val="0"/>
+          <w:i w:val="0"/>
           <w:color w:val="0A0A0A"/>
           <w:sz w:val="21"/>
         </w:rPr>
@@ -2579,12 +3093,15 @@
           <w:rFonts w:ascii="Consolas" w:hAnsi="Consolas"/>
           <w:color w:val="1F1F1F"/>
           <w:sz w:val="19"/>
-          <w:shd w:val="clear" w:fill="F2F2F2"/>
+          <w:shd w:val="clear" w:color="auto" w:fill="F4F4F4"/>
         </w:rPr>
         <w:t>.env</w:t>
       </w:r>
       <w:r>
         <w:rPr>
+          <w:rFonts w:ascii="Calibri" w:hAnsi="Calibri"/>
+          <w:b w:val="0"/>
+          <w:i w:val="0"/>
           <w:color w:val="0A0A0A"/>
           <w:sz w:val="21"/>
         </w:rPr>
@@ -2594,26 +3111,35 @@
     <w:p>
       <w:pPr>
         <w:keepNext/>
-        <w:spacing w:before="320" w:after="120"/>
+        <w:keepLines/>
+        <w:spacing w:before="360" w:after="140"/>
+        <w:widowControl w:val="true"/>
         <w:pBdr>
-          <w:bottom w:val="single" w:sz="6" w:space="4" w:color="1F1F1F"/>
+          <w:bottom w:val="single" w:sz="8" w:space="4" w:color="1F1F1F"/>
         </w:pBdr>
       </w:pPr>
       <w:r>
         <w:rPr>
+          <w:rFonts w:ascii="Calibri" w:hAnsi="Calibri"/>
           <w:b/>
+          <w:i w:val="0"/>
           <w:color w:val="0A0A0A"/>
-          <w:sz w:val="44"/>
+          <w:sz w:val="34"/>
         </w:rPr>
         <w:t>6. Dependências do projeto</w:t>
       </w:r>
     </w:p>
     <w:p>
       <w:pPr>
+        <w:spacing w:after="140"/>
         <w:jc w:val="both"/>
+        <w:widowControl w:val="true"/>
       </w:pPr>
       <w:r>
         <w:rPr>
+          <w:rFonts w:ascii="Calibri" w:hAnsi="Calibri"/>
+          <w:b w:val="0"/>
+          <w:i w:val="0"/>
           <w:color w:val="0A0A0A"/>
           <w:sz w:val="21"/>
         </w:rPr>
@@ -2624,12 +3150,15 @@
           <w:rFonts w:ascii="Consolas" w:hAnsi="Consolas"/>
           <w:color w:val="1F1F1F"/>
           <w:sz w:val="19"/>
-          <w:shd w:val="clear" w:fill="F2F2F2"/>
+          <w:shd w:val="clear" w:color="auto" w:fill="F4F4F4"/>
         </w:rPr>
         <w:t>pyproject.toml</w:t>
       </w:r>
       <w:r>
         <w:rPr>
+          <w:rFonts w:ascii="Calibri" w:hAnsi="Calibri"/>
+          <w:b w:val="0"/>
+          <w:i w:val="0"/>
           <w:color w:val="0A0A0A"/>
           <w:sz w:val="21"/>
         </w:rPr>
@@ -2640,12 +3169,15 @@
           <w:rFonts w:ascii="Consolas" w:hAnsi="Consolas"/>
           <w:color w:val="1F1F1F"/>
           <w:sz w:val="19"/>
-          <w:shd w:val="clear" w:fill="F2F2F2"/>
+          <w:shd w:val="clear" w:color="auto" w:fill="F4F4F4"/>
         </w:rPr>
         <w:t>requirements.txt</w:t>
       </w:r>
       <w:r>
         <w:rPr>
+          <w:rFonts w:ascii="Calibri" w:hAnsi="Calibri"/>
+          <w:b w:val="0"/>
+          <w:i w:val="0"/>
           <w:color w:val="0A0A0A"/>
           <w:sz w:val="21"/>
         </w:rPr>
@@ -2657,26 +3189,40 @@
         <w:tblStyle w:val="TableGrid"/>
         <w:tblW w:type="auto" w:w="0"/>
         <w:jc w:val="center"/>
-        <w:tblLayout w:type="autofit"/>
+        <w:tblLayout w:type="fixed"/>
         <w:tblLook w:firstColumn="1" w:firstRow="1" w:lastColumn="0" w:lastRow="0" w:noHBand="0" w:noVBand="1" w:val="04A0"/>
+        <w:tblLayout w:type="fixed"/>
+        <w:tblW w:type="dxa" w:w="9360"/>
+        <w:tblCellMar>
+          <w:top w:w="40" w:type="dxa"/>
+          <w:bottom w:w="40" w:type="dxa"/>
+          <w:left w:w="90" w:type="dxa"/>
+          <w:right w:w="90" w:type="dxa"/>
+        </w:tblCellMar>
       </w:tblPr>
       <w:tblGrid>
-        <w:gridCol w:w="4824"/>
-        <w:gridCol w:w="4824"/>
+        <w:gridCol w:w="4573"/>
+        <w:gridCol w:w="4786"/>
       </w:tblGrid>
       <w:tr>
+        <w:trPr>
+          <w:tblHeader/>
+          <w:cantSplit/>
+        </w:trPr>
         <w:tc>
           <w:tcPr>
-            <w:tcW w:type="dxa" w:w="4824"/>
+            <w:tcW w:type="dxa" w:w="4573"/>
             <w:shd w:val="clear" w:color="auto" w:fill="1F1F1F"/>
           </w:tcPr>
           <w:p>
             <w:pPr>
-              <w:jc w:val="left"/>
+              <w:spacing w:after="20" w:before="20"/>
             </w:pPr>
             <w:r>
               <w:rPr>
+                <w:rFonts w:ascii="Calibri" w:hAnsi="Calibri"/>
                 <w:b/>
+                <w:i w:val="0"/>
                 <w:color w:val="FFFFFF"/>
                 <w:sz w:val="19"/>
               </w:rPr>
@@ -2686,16 +3232,18 @@
         </w:tc>
         <w:tc>
           <w:tcPr>
-            <w:tcW w:type="dxa" w:w="4824"/>
+            <w:tcW w:type="dxa" w:w="4786"/>
             <w:shd w:val="clear" w:color="auto" w:fill="1F1F1F"/>
           </w:tcPr>
           <w:p>
             <w:pPr>
-              <w:jc w:val="left"/>
+              <w:spacing w:after="20" w:before="20"/>
             </w:pPr>
             <w:r>
               <w:rPr>
+                <w:rFonts w:ascii="Calibri" w:hAnsi="Calibri"/>
                 <w:b/>
+                <w:i w:val="0"/>
                 <w:color w:val="FFFFFF"/>
                 <w:sz w:val="19"/>
               </w:rPr>
@@ -2705,25 +3253,31 @@
         </w:tc>
       </w:tr>
       <w:tr>
+        <w:trPr>
+          <w:cantSplit/>
+        </w:trPr>
         <w:tc>
           <w:tcPr>
-            <w:tcW w:type="dxa" w:w="4824"/>
+            <w:tcW w:type="dxa" w:w="4573"/>
           </w:tcPr>
           <w:p>
             <w:pPr>
-              <w:spacing w:after="40"/>
+              <w:spacing w:after="40" w:before="20"/>
             </w:pPr>
             <w:r>
               <w:rPr>
                 <w:rFonts w:ascii="Consolas" w:hAnsi="Consolas"/>
                 <w:color w:val="1F1F1F"/>
                 <w:sz w:val="17"/>
-                <w:shd w:val="clear" w:fill="F2F2F2"/>
+                <w:shd w:val="clear" w:color="auto" w:fill="F4F4F4"/>
               </w:rPr>
               <w:t>fastapi</w:t>
             </w:r>
             <w:r>
               <w:rPr>
+                <w:rFonts w:ascii="Calibri" w:hAnsi="Calibri"/>
+                <w:b w:val="0"/>
+                <w:i w:val="0"/>
                 <w:color w:val="0A0A0A"/>
                 <w:sz w:val="19"/>
               </w:rPr>
@@ -2733,14 +3287,17 @@
         </w:tc>
         <w:tc>
           <w:tcPr>
-            <w:tcW w:type="dxa" w:w="4824"/>
+            <w:tcW w:type="dxa" w:w="4786"/>
           </w:tcPr>
           <w:p>
             <w:pPr>
-              <w:spacing w:after="40"/>
+              <w:spacing w:after="40" w:before="20"/>
             </w:pPr>
             <w:r>
               <w:rPr>
+                <w:rFonts w:ascii="Calibri" w:hAnsi="Calibri"/>
+                <w:b w:val="0"/>
+                <w:i w:val="0"/>
                 <w:color w:val="0A0A0A"/>
                 <w:sz w:val="19"/>
               </w:rPr>
@@ -2750,26 +3307,32 @@
         </w:tc>
       </w:tr>
       <w:tr>
+        <w:trPr>
+          <w:cantSplit/>
+        </w:trPr>
         <w:tc>
           <w:tcPr>
-            <w:tcW w:type="dxa" w:w="4824"/>
-            <w:shd w:val="clear" w:color="auto" w:fill="F6F6F6"/>
+            <w:tcW w:type="dxa" w:w="4573"/>
+            <w:shd w:val="clear" w:color="auto" w:fill="F7F7F7"/>
           </w:tcPr>
           <w:p>
             <w:pPr>
-              <w:spacing w:after="40"/>
+              <w:spacing w:after="40" w:before="20"/>
             </w:pPr>
             <w:r>
               <w:rPr>
                 <w:rFonts w:ascii="Consolas" w:hAnsi="Consolas"/>
                 <w:color w:val="1F1F1F"/>
                 <w:sz w:val="17"/>
-                <w:shd w:val="clear" w:fill="F2F2F2"/>
+                <w:shd w:val="clear" w:color="auto" w:fill="F4F4F4"/>
               </w:rPr>
               <w:t>uvicorn[standard]</w:t>
             </w:r>
             <w:r>
               <w:rPr>
+                <w:rFonts w:ascii="Calibri" w:hAnsi="Calibri"/>
+                <w:b w:val="0"/>
+                <w:i w:val="0"/>
                 <w:color w:val="0A0A0A"/>
                 <w:sz w:val="19"/>
               </w:rPr>
@@ -2779,15 +3342,18 @@
         </w:tc>
         <w:tc>
           <w:tcPr>
-            <w:tcW w:type="dxa" w:w="4824"/>
-            <w:shd w:val="clear" w:color="auto" w:fill="F6F6F6"/>
+            <w:tcW w:type="dxa" w:w="4786"/>
+            <w:shd w:val="clear" w:color="auto" w:fill="F7F7F7"/>
           </w:tcPr>
           <w:p>
             <w:pPr>
-              <w:spacing w:after="40"/>
+              <w:spacing w:after="40" w:before="20"/>
             </w:pPr>
             <w:r>
               <w:rPr>
+                <w:rFonts w:ascii="Calibri" w:hAnsi="Calibri"/>
+                <w:b w:val="0"/>
+                <w:i w:val="0"/>
                 <w:color w:val="0A0A0A"/>
                 <w:sz w:val="19"/>
               </w:rPr>
@@ -2797,25 +3363,31 @@
         </w:tc>
       </w:tr>
       <w:tr>
+        <w:trPr>
+          <w:cantSplit/>
+        </w:trPr>
         <w:tc>
           <w:tcPr>
-            <w:tcW w:type="dxa" w:w="4824"/>
+            <w:tcW w:type="dxa" w:w="4573"/>
           </w:tcPr>
           <w:p>
             <w:pPr>
-              <w:spacing w:after="40"/>
+              <w:spacing w:after="40" w:before="20"/>
             </w:pPr>
             <w:r>
               <w:rPr>
                 <w:rFonts w:ascii="Consolas" w:hAnsi="Consolas"/>
                 <w:color w:val="1F1F1F"/>
                 <w:sz w:val="17"/>
-                <w:shd w:val="clear" w:fill="F2F2F2"/>
+                <w:shd w:val="clear" w:color="auto" w:fill="F4F4F4"/>
               </w:rPr>
               <w:t>gunicorn</w:t>
             </w:r>
             <w:r>
               <w:rPr>
+                <w:rFonts w:ascii="Calibri" w:hAnsi="Calibri"/>
+                <w:b w:val="0"/>
+                <w:i w:val="0"/>
                 <w:color w:val="0A0A0A"/>
                 <w:sz w:val="19"/>
               </w:rPr>
@@ -2825,14 +3397,17 @@
         </w:tc>
         <w:tc>
           <w:tcPr>
-            <w:tcW w:type="dxa" w:w="4824"/>
+            <w:tcW w:type="dxa" w:w="4786"/>
           </w:tcPr>
           <w:p>
             <w:pPr>
-              <w:spacing w:after="40"/>
+              <w:spacing w:after="40" w:before="20"/>
             </w:pPr>
             <w:r>
               <w:rPr>
+                <w:rFonts w:ascii="Calibri" w:hAnsi="Calibri"/>
+                <w:b w:val="0"/>
+                <w:i w:val="0"/>
                 <w:color w:val="0A0A0A"/>
                 <w:sz w:val="19"/>
               </w:rPr>
@@ -2843,12 +3418,15 @@
                 <w:rFonts w:ascii="Consolas" w:hAnsi="Consolas"/>
                 <w:color w:val="1F1F1F"/>
                 <w:sz w:val="17"/>
-                <w:shd w:val="clear" w:fill="F2F2F2"/>
+                <w:shd w:val="clear" w:color="auto" w:fill="F4F4F4"/>
               </w:rPr>
               <w:t>requirements.txt</w:t>
             </w:r>
             <w:r>
               <w:rPr>
+                <w:rFonts w:ascii="Calibri" w:hAnsi="Calibri"/>
+                <w:b w:val="0"/>
+                <w:i w:val="0"/>
                 <w:color w:val="0A0A0A"/>
                 <w:sz w:val="19"/>
               </w:rPr>
@@ -2858,26 +3436,32 @@
         </w:tc>
       </w:tr>
       <w:tr>
+        <w:trPr>
+          <w:cantSplit/>
+        </w:trPr>
         <w:tc>
           <w:tcPr>
-            <w:tcW w:type="dxa" w:w="4824"/>
-            <w:shd w:val="clear" w:color="auto" w:fill="F6F6F6"/>
+            <w:tcW w:type="dxa" w:w="4573"/>
+            <w:shd w:val="clear" w:color="auto" w:fill="F7F7F7"/>
           </w:tcPr>
           <w:p>
             <w:pPr>
-              <w:spacing w:after="40"/>
+              <w:spacing w:after="40" w:before="20"/>
             </w:pPr>
             <w:r>
               <w:rPr>
                 <w:rFonts w:ascii="Consolas" w:hAnsi="Consolas"/>
                 <w:color w:val="1F1F1F"/>
                 <w:sz w:val="17"/>
-                <w:shd w:val="clear" w:fill="F2F2F2"/>
+                <w:shd w:val="clear" w:color="auto" w:fill="F4F4F4"/>
               </w:rPr>
               <w:t>pydantic</w:t>
             </w:r>
             <w:r>
               <w:rPr>
+                <w:rFonts w:ascii="Calibri" w:hAnsi="Calibri"/>
+                <w:b w:val="0"/>
+                <w:i w:val="0"/>
                 <w:color w:val="0A0A0A"/>
                 <w:sz w:val="19"/>
               </w:rPr>
@@ -2888,12 +3472,15 @@
                 <w:rFonts w:ascii="Consolas" w:hAnsi="Consolas"/>
                 <w:color w:val="1F1F1F"/>
                 <w:sz w:val="17"/>
-                <w:shd w:val="clear" w:fill="F2F2F2"/>
+                <w:shd w:val="clear" w:color="auto" w:fill="F4F4F4"/>
               </w:rPr>
               <w:t>pydantic-settings</w:t>
             </w:r>
             <w:r>
               <w:rPr>
+                <w:rFonts w:ascii="Calibri" w:hAnsi="Calibri"/>
+                <w:b w:val="0"/>
+                <w:i w:val="0"/>
                 <w:color w:val="0A0A0A"/>
                 <w:sz w:val="19"/>
               </w:rPr>
@@ -2903,15 +3490,18 @@
         </w:tc>
         <w:tc>
           <w:tcPr>
-            <w:tcW w:type="dxa" w:w="4824"/>
-            <w:shd w:val="clear" w:color="auto" w:fill="F6F6F6"/>
+            <w:tcW w:type="dxa" w:w="4786"/>
+            <w:shd w:val="clear" w:color="auto" w:fill="F7F7F7"/>
           </w:tcPr>
           <w:p>
             <w:pPr>
-              <w:spacing w:after="40"/>
+              <w:spacing w:after="40" w:before="20"/>
             </w:pPr>
             <w:r>
               <w:rPr>
+                <w:rFonts w:ascii="Calibri" w:hAnsi="Calibri"/>
+                <w:b w:val="0"/>
+                <w:i w:val="0"/>
                 <w:color w:val="0A0A0A"/>
                 <w:sz w:val="19"/>
               </w:rPr>
@@ -2921,25 +3511,31 @@
         </w:tc>
       </w:tr>
       <w:tr>
+        <w:trPr>
+          <w:cantSplit/>
+        </w:trPr>
         <w:tc>
           <w:tcPr>
-            <w:tcW w:type="dxa" w:w="4824"/>
+            <w:tcW w:type="dxa" w:w="4573"/>
           </w:tcPr>
           <w:p>
             <w:pPr>
-              <w:spacing w:after="40"/>
+              <w:spacing w:after="40" w:before="20"/>
             </w:pPr>
             <w:r>
               <w:rPr>
                 <w:rFonts w:ascii="Consolas" w:hAnsi="Consolas"/>
                 <w:color w:val="1F1F1F"/>
                 <w:sz w:val="17"/>
-                <w:shd w:val="clear" w:fill="F2F2F2"/>
+                <w:shd w:val="clear" w:color="auto" w:fill="F4F4F4"/>
               </w:rPr>
               <w:t>sqlalchemy[asyncio]</w:t>
             </w:r>
             <w:r>
               <w:rPr>
+                <w:rFonts w:ascii="Calibri" w:hAnsi="Calibri"/>
+                <w:b w:val="0"/>
+                <w:i w:val="0"/>
                 <w:color w:val="0A0A0A"/>
                 <w:sz w:val="19"/>
               </w:rPr>
@@ -2949,14 +3545,17 @@
         </w:tc>
         <w:tc>
           <w:tcPr>
-            <w:tcW w:type="dxa" w:w="4824"/>
+            <w:tcW w:type="dxa" w:w="4786"/>
           </w:tcPr>
           <w:p>
             <w:pPr>
-              <w:spacing w:after="40"/>
+              <w:spacing w:after="40" w:before="20"/>
             </w:pPr>
             <w:r>
               <w:rPr>
+                <w:rFonts w:ascii="Calibri" w:hAnsi="Calibri"/>
+                <w:b w:val="0"/>
+                <w:i w:val="0"/>
                 <w:color w:val="0A0A0A"/>
                 <w:sz w:val="19"/>
               </w:rPr>
@@ -2966,26 +3565,32 @@
         </w:tc>
       </w:tr>
       <w:tr>
+        <w:trPr>
+          <w:cantSplit/>
+        </w:trPr>
         <w:tc>
           <w:tcPr>
-            <w:tcW w:type="dxa" w:w="4824"/>
-            <w:shd w:val="clear" w:color="auto" w:fill="F6F6F6"/>
+            <w:tcW w:type="dxa" w:w="4573"/>
+            <w:shd w:val="clear" w:color="auto" w:fill="F7F7F7"/>
           </w:tcPr>
           <w:p>
             <w:pPr>
-              <w:spacing w:after="40"/>
+              <w:spacing w:after="40" w:before="20"/>
             </w:pPr>
             <w:r>
               <w:rPr>
                 <w:rFonts w:ascii="Consolas" w:hAnsi="Consolas"/>
                 <w:color w:val="1F1F1F"/>
                 <w:sz w:val="17"/>
-                <w:shd w:val="clear" w:fill="F2F2F2"/>
+                <w:shd w:val="clear" w:color="auto" w:fill="F4F4F4"/>
               </w:rPr>
               <w:t>asyncpg</w:t>
             </w:r>
             <w:r>
               <w:rPr>
+                <w:rFonts w:ascii="Calibri" w:hAnsi="Calibri"/>
+                <w:b w:val="0"/>
+                <w:i w:val="0"/>
                 <w:color w:val="0A0A0A"/>
                 <w:sz w:val="19"/>
               </w:rPr>
@@ -2995,15 +3600,18 @@
         </w:tc>
         <w:tc>
           <w:tcPr>
-            <w:tcW w:type="dxa" w:w="4824"/>
-            <w:shd w:val="clear" w:color="auto" w:fill="F6F6F6"/>
+            <w:tcW w:type="dxa" w:w="4786"/>
+            <w:shd w:val="clear" w:color="auto" w:fill="F7F7F7"/>
           </w:tcPr>
           <w:p>
             <w:pPr>
-              <w:spacing w:after="40"/>
+              <w:spacing w:after="40" w:before="20"/>
             </w:pPr>
             <w:r>
               <w:rPr>
+                <w:rFonts w:ascii="Calibri" w:hAnsi="Calibri"/>
+                <w:b w:val="0"/>
+                <w:i w:val="0"/>
                 <w:color w:val="0A0A0A"/>
                 <w:sz w:val="19"/>
               </w:rPr>
@@ -3013,25 +3621,31 @@
         </w:tc>
       </w:tr>
       <w:tr>
+        <w:trPr>
+          <w:cantSplit/>
+        </w:trPr>
         <w:tc>
           <w:tcPr>
-            <w:tcW w:type="dxa" w:w="4824"/>
+            <w:tcW w:type="dxa" w:w="4573"/>
           </w:tcPr>
           <w:p>
             <w:pPr>
-              <w:spacing w:after="40"/>
+              <w:spacing w:after="40" w:before="20"/>
             </w:pPr>
             <w:r>
               <w:rPr>
                 <w:rFonts w:ascii="Consolas" w:hAnsi="Consolas"/>
                 <w:color w:val="1F1F1F"/>
                 <w:sz w:val="17"/>
-                <w:shd w:val="clear" w:fill="F2F2F2"/>
+                <w:shd w:val="clear" w:color="auto" w:fill="F4F4F4"/>
               </w:rPr>
               <w:t>python-multipart</w:t>
             </w:r>
             <w:r>
               <w:rPr>
+                <w:rFonts w:ascii="Calibri" w:hAnsi="Calibri"/>
+                <w:b w:val="0"/>
+                <w:i w:val="0"/>
                 <w:color w:val="0A0A0A"/>
                 <w:sz w:val="19"/>
               </w:rPr>
@@ -3041,14 +3655,17 @@
         </w:tc>
         <w:tc>
           <w:tcPr>
-            <w:tcW w:type="dxa" w:w="4824"/>
+            <w:tcW w:type="dxa" w:w="4786"/>
           </w:tcPr>
           <w:p>
             <w:pPr>
-              <w:spacing w:after="40"/>
+              <w:spacing w:after="40" w:before="20"/>
             </w:pPr>
             <w:r>
               <w:rPr>
+                <w:rFonts w:ascii="Calibri" w:hAnsi="Calibri"/>
+                <w:b w:val="0"/>
+                <w:i w:val="0"/>
                 <w:color w:val="0A0A0A"/>
                 <w:sz w:val="19"/>
               </w:rPr>
@@ -3060,10 +3677,20 @@
     </w:tbl>
     <w:p>
       <w:pPr>
+        <w:spacing w:after="40" w:before="0"/>
+      </w:pPr>
+    </w:p>
+    <w:p>
+      <w:pPr>
+        <w:spacing w:after="140"/>
         <w:jc w:val="both"/>
+        <w:widowControl w:val="true"/>
       </w:pPr>
       <w:r>
         <w:rPr>
+          <w:rFonts w:ascii="Calibri" w:hAnsi="Calibri"/>
+          <w:b w:val="0"/>
+          <w:i w:val="0"/>
           <w:color w:val="0A0A0A"/>
           <w:sz w:val="21"/>
         </w:rPr>
@@ -3074,12 +3701,15 @@
           <w:rFonts w:ascii="Consolas" w:hAnsi="Consolas"/>
           <w:color w:val="1F1F1F"/>
           <w:sz w:val="19"/>
-          <w:shd w:val="clear" w:fill="F2F2F2"/>
+          <w:shd w:val="clear" w:color="auto" w:fill="F4F4F4"/>
         </w:rPr>
         <w:t>pytest</w:t>
       </w:r>
       <w:r>
         <w:rPr>
+          <w:rFonts w:ascii="Calibri" w:hAnsi="Calibri"/>
+          <w:b w:val="0"/>
+          <w:i w:val="0"/>
           <w:color w:val="0A0A0A"/>
           <w:sz w:val="21"/>
         </w:rPr>
@@ -3090,12 +3720,15 @@
           <w:rFonts w:ascii="Consolas" w:hAnsi="Consolas"/>
           <w:color w:val="1F1F1F"/>
           <w:sz w:val="19"/>
-          <w:shd w:val="clear" w:fill="F2F2F2"/>
+          <w:shd w:val="clear" w:color="auto" w:fill="F4F4F4"/>
         </w:rPr>
         <w:t>pytest-asyncio</w:t>
       </w:r>
       <w:r>
         <w:rPr>
+          <w:rFonts w:ascii="Calibri" w:hAnsi="Calibri"/>
+          <w:b w:val="0"/>
+          <w:i w:val="0"/>
           <w:color w:val="0A0A0A"/>
           <w:sz w:val="21"/>
         </w:rPr>
@@ -3106,12 +3739,15 @@
           <w:rFonts w:ascii="Consolas" w:hAnsi="Consolas"/>
           <w:color w:val="1F1F1F"/>
           <w:sz w:val="19"/>
-          <w:shd w:val="clear" w:fill="F2F2F2"/>
+          <w:shd w:val="clear" w:color="auto" w:fill="F4F4F4"/>
         </w:rPr>
         <w:t>httpx</w:t>
       </w:r>
       <w:r>
         <w:rPr>
+          <w:rFonts w:ascii="Calibri" w:hAnsi="Calibri"/>
+          <w:b w:val="0"/>
+          <w:i w:val="0"/>
           <w:color w:val="0A0A0A"/>
           <w:sz w:val="21"/>
         </w:rPr>
@@ -3122,12 +3758,15 @@
           <w:rFonts w:ascii="Consolas" w:hAnsi="Consolas"/>
           <w:color w:val="1F1F1F"/>
           <w:sz w:val="19"/>
-          <w:shd w:val="clear" w:fill="F2F2F2"/>
+          <w:shd w:val="clear" w:color="auto" w:fill="F4F4F4"/>
         </w:rPr>
         <w:t>ruff</w:t>
       </w:r>
       <w:r>
         <w:rPr>
+          <w:rFonts w:ascii="Calibri" w:hAnsi="Calibri"/>
+          <w:b w:val="0"/>
+          <w:i w:val="0"/>
           <w:color w:val="0A0A0A"/>
           <w:sz w:val="21"/>
         </w:rPr>
@@ -3138,12 +3777,15 @@
           <w:rFonts w:ascii="Consolas" w:hAnsi="Consolas"/>
           <w:color w:val="1F1F1F"/>
           <w:sz w:val="19"/>
-          <w:shd w:val="clear" w:fill="F2F2F2"/>
+          <w:shd w:val="clear" w:color="auto" w:fill="F4F4F4"/>
         </w:rPr>
         <w:t>mypy</w:t>
       </w:r>
       <w:r>
         <w:rPr>
+          <w:rFonts w:ascii="Calibri" w:hAnsi="Calibri"/>
+          <w:b w:val="0"/>
+          <w:i w:val="0"/>
           <w:color w:val="0A0A0A"/>
           <w:sz w:val="21"/>
         </w:rPr>
@@ -3154,12 +3796,15 @@
           <w:rFonts w:ascii="Consolas" w:hAnsi="Consolas"/>
           <w:color w:val="1F1F1F"/>
           <w:sz w:val="19"/>
-          <w:shd w:val="clear" w:fill="F2F2F2"/>
+          <w:shd w:val="clear" w:color="auto" w:fill="F4F4F4"/>
         </w:rPr>
         <w:t>[project.optional-dependencies].dev</w:t>
       </w:r>
       <w:r>
         <w:rPr>
+          <w:rFonts w:ascii="Calibri" w:hAnsi="Calibri"/>
+          <w:b w:val="0"/>
+          <w:i w:val="0"/>
           <w:color w:val="0A0A0A"/>
           <w:sz w:val="21"/>
         </w:rPr>
@@ -3170,12 +3815,15 @@
           <w:rFonts w:ascii="Consolas" w:hAnsi="Consolas"/>
           <w:color w:val="1F1F1F"/>
           <w:sz w:val="19"/>
-          <w:shd w:val="clear" w:fill="F2F2F2"/>
+          <w:shd w:val="clear" w:color="auto" w:fill="F4F4F4"/>
         </w:rPr>
         <w:t>pyproject.toml</w:t>
       </w:r>
       <w:r>
         <w:rPr>
+          <w:rFonts w:ascii="Calibri" w:hAnsi="Calibri"/>
+          <w:b w:val="0"/>
+          <w:i w:val="0"/>
           <w:color w:val="0A0A0A"/>
           <w:sz w:val="21"/>
         </w:rPr>
@@ -3186,12 +3834,15 @@
           <w:rFonts w:ascii="Consolas" w:hAnsi="Consolas"/>
           <w:color w:val="1F1F1F"/>
           <w:sz w:val="19"/>
-          <w:shd w:val="clear" w:fill="F2F2F2"/>
+          <w:shd w:val="clear" w:color="auto" w:fill="F4F4F4"/>
         </w:rPr>
         <w:t>index.html</w:t>
       </w:r>
       <w:r>
         <w:rPr>
+          <w:rFonts w:ascii="Calibri" w:hAnsi="Calibri"/>
+          <w:b w:val="0"/>
+          <w:i w:val="0"/>
           <w:color w:val="0A0A0A"/>
           <w:sz w:val="21"/>
         </w:rPr>
@@ -3201,26 +3852,35 @@
     <w:p>
       <w:pPr>
         <w:keepNext/>
-        <w:spacing w:before="320" w:after="120"/>
+        <w:keepLines/>
+        <w:spacing w:before="360" w:after="140"/>
+        <w:widowControl w:val="true"/>
         <w:pBdr>
-          <w:bottom w:val="single" w:sz="6" w:space="4" w:color="1F1F1F"/>
+          <w:bottom w:val="single" w:sz="8" w:space="4" w:color="1F1F1F"/>
         </w:pBdr>
       </w:pPr>
       <w:r>
         <w:rPr>
+          <w:rFonts w:ascii="Calibri" w:hAnsi="Calibri"/>
           <w:b/>
+          <w:i w:val="0"/>
           <w:color w:val="0A0A0A"/>
-          <w:sz w:val="44"/>
+          <w:sz w:val="34"/>
         </w:rPr>
         <w:t>7. Implantação em produção (Azure App Service)</w:t>
       </w:r>
     </w:p>
     <w:p>
       <w:pPr>
+        <w:spacing w:after="140"/>
         <w:jc w:val="both"/>
+        <w:widowControl w:val="true"/>
       </w:pPr>
       <w:r>
         <w:rPr>
+          <w:rFonts w:ascii="Calibri" w:hAnsi="Calibri"/>
+          <w:b w:val="0"/>
+          <w:i w:val="0"/>
           <w:color w:val="0A0A0A"/>
           <w:sz w:val="21"/>
         </w:rPr>
@@ -3230,26 +3890,35 @@
     <w:p>
       <w:pPr>
         <w:keepNext/>
-        <w:spacing w:before="320" w:after="120"/>
+        <w:keepLines/>
+        <w:spacing w:before="240" w:after="140"/>
+        <w:widowControl w:val="true"/>
         <w:pBdr>
-          <w:bottom w:val="single" w:sz="4" w:space="4" w:color="C8C8C8"/>
+          <w:bottom w:val="single" w:sz="4" w:space="4" w:color="BFBFBF"/>
         </w:pBdr>
       </w:pPr>
       <w:r>
         <w:rPr>
+          <w:rFonts w:ascii="Calibri" w:hAnsi="Calibri"/>
           <w:b/>
+          <w:i w:val="0"/>
           <w:color w:val="0A0A0A"/>
-          <w:sz w:val="32"/>
+          <w:sz w:val="27"/>
         </w:rPr>
         <w:t>7.1 Como o front-end é servido pelo back-end</w:t>
       </w:r>
     </w:p>
     <w:p>
       <w:pPr>
+        <w:spacing w:after="140"/>
         <w:jc w:val="both"/>
+        <w:widowControl w:val="true"/>
       </w:pPr>
       <w:r>
         <w:rPr>
+          <w:rFonts w:ascii="Calibri" w:hAnsi="Calibri"/>
+          <w:b w:val="0"/>
+          <w:i w:val="0"/>
           <w:color w:val="0A0A0A"/>
           <w:sz w:val="21"/>
         </w:rPr>
@@ -3260,12 +3929,15 @@
           <w:rFonts w:ascii="Consolas" w:hAnsi="Consolas"/>
           <w:color w:val="1F1F1F"/>
           <w:sz w:val="19"/>
-          <w:shd w:val="clear" w:fill="F2F2F2"/>
+          <w:shd w:val="clear" w:color="auto" w:fill="F4F4F4"/>
         </w:rPr>
         <w:t>app/main.py</w:t>
       </w:r>
       <w:r>
         <w:rPr>
+          <w:rFonts w:ascii="Calibri" w:hAnsi="Calibri"/>
+          <w:b w:val="0"/>
+          <w:i w:val="0"/>
           <w:color w:val="0A0A0A"/>
           <w:sz w:val="21"/>
         </w:rPr>
@@ -3276,12 +3948,15 @@
           <w:rFonts w:ascii="Consolas" w:hAnsi="Consolas"/>
           <w:color w:val="1F1F1F"/>
           <w:sz w:val="19"/>
-          <w:shd w:val="clear" w:fill="F2F2F2"/>
+          <w:shd w:val="clear" w:color="auto" w:fill="F4F4F4"/>
         </w:rPr>
         <w:t>frontend/</w:t>
       </w:r>
       <w:r>
         <w:rPr>
+          <w:rFonts w:ascii="Calibri" w:hAnsi="Calibri"/>
+          <w:b w:val="0"/>
+          <w:i w:val="0"/>
           <w:color w:val="0A0A0A"/>
           <w:sz w:val="21"/>
         </w:rPr>
@@ -3292,12 +3967,15 @@
           <w:rFonts w:ascii="Consolas" w:hAnsi="Consolas"/>
           <w:color w:val="1F1F1F"/>
           <w:sz w:val="19"/>
-          <w:shd w:val="clear" w:fill="F2F2F2"/>
+          <w:shd w:val="clear" w:color="auto" w:fill="F4F4F4"/>
         </w:rPr>
         <w:t>app/</w:t>
       </w:r>
       <w:r>
         <w:rPr>
+          <w:rFonts w:ascii="Calibri" w:hAnsi="Calibri"/>
+          <w:b w:val="0"/>
+          <w:i w:val="0"/>
           <w:color w:val="0A0A0A"/>
           <w:sz w:val="21"/>
         </w:rPr>
@@ -3307,18 +3985,24 @@
     <w:p>
       <w:pPr>
         <w:spacing w:after="60"/>
-        <w:ind w:left="432"/>
+        <w:ind w:left="461" w:hanging="288"/>
+        <w:widowControl w:val="true"/>
       </w:pPr>
       <w:r>
         <w:rPr>
+          <w:rFonts w:ascii="Calibri" w:hAnsi="Calibri"/>
           <w:b w:val="0"/>
           <w:color w:val="1F1F1F"/>
           <w:sz w:val="21"/>
         </w:rPr>
-        <w:t xml:space="preserve">•  </w:t>
-      </w:r>
-      <w:r>
-        <w:rPr>
+        <w:t>•</w:t>
+        <w:tab/>
+      </w:r>
+      <w:r>
+        <w:rPr>
+          <w:rFonts w:ascii="Calibri" w:hAnsi="Calibri"/>
+          <w:b w:val="0"/>
+          <w:i w:val="0"/>
           <w:color w:val="0A0A0A"/>
           <w:sz w:val="21"/>
         </w:rPr>
@@ -3329,12 +4013,15 @@
           <w:rFonts w:ascii="Consolas" w:hAnsi="Consolas"/>
           <w:color w:val="1F1F1F"/>
           <w:sz w:val="19"/>
-          <w:shd w:val="clear" w:fill="F2F2F2"/>
+          <w:shd w:val="clear" w:color="auto" w:fill="F4F4F4"/>
         </w:rPr>
         <w:t>GET /</w:t>
       </w:r>
       <w:r>
         <w:rPr>
+          <w:rFonts w:ascii="Calibri" w:hAnsi="Calibri"/>
+          <w:b w:val="0"/>
+          <w:i w:val="0"/>
           <w:color w:val="0A0A0A"/>
           <w:sz w:val="21"/>
         </w:rPr>
@@ -3345,12 +4032,15 @@
           <w:rFonts w:ascii="Consolas" w:hAnsi="Consolas"/>
           <w:color w:val="1F1F1F"/>
           <w:sz w:val="19"/>
-          <w:shd w:val="clear" w:fill="F2F2F2"/>
+          <w:shd w:val="clear" w:color="auto" w:fill="F4F4F4"/>
         </w:rPr>
         <w:t>frontend/index.html</w:t>
       </w:r>
       <w:r>
         <w:rPr>
+          <w:rFonts w:ascii="Calibri" w:hAnsi="Calibri"/>
+          <w:b w:val="0"/>
+          <w:i w:val="0"/>
           <w:color w:val="0A0A0A"/>
           <w:sz w:val="21"/>
         </w:rPr>
@@ -3360,34 +4050,62 @@
     <w:p>
       <w:pPr>
         <w:spacing w:after="60"/>
-        <w:ind w:left="432"/>
+        <w:ind w:left="461" w:hanging="288"/>
+        <w:widowControl w:val="true"/>
       </w:pPr>
       <w:r>
         <w:rPr>
+          <w:rFonts w:ascii="Calibri" w:hAnsi="Calibri"/>
           <w:b w:val="0"/>
           <w:color w:val="1F1F1F"/>
           <w:sz w:val="21"/>
         </w:rPr>
-        <w:t xml:space="preserve">•  </w:t>
-      </w:r>
-      <w:r>
-        <w:rPr>
+        <w:t>•</w:t>
+        <w:tab/>
+      </w:r>
+      <w:r>
+        <w:rPr>
+          <w:rFonts w:ascii="Calibri" w:hAnsi="Calibri"/>
+          <w:b w:val="0"/>
+          <w:i w:val="0"/>
           <w:color w:val="0A0A0A"/>
           <w:sz w:val="21"/>
         </w:rPr>
-        <w:t>Uma rota *catch-all* (</w:t>
+        <w:t xml:space="preserve">Uma rota </w:t>
+      </w:r>
+      <w:r>
+        <w:rPr>
+          <w:rFonts w:ascii="Calibri" w:hAnsi="Calibri"/>
+          <w:i/>
+          <w:color w:val="0A0A0A"/>
+          <w:sz w:val="21"/>
+        </w:rPr>
+        <w:t>catch-all</w:t>
+      </w:r>
+      <w:r>
+        <w:rPr>
+          <w:rFonts w:ascii="Calibri" w:hAnsi="Calibri"/>
+          <w:b w:val="0"/>
+          <w:i w:val="0"/>
+          <w:color w:val="0A0A0A"/>
+          <w:sz w:val="21"/>
+        </w:rPr>
+        <w:t xml:space="preserve"> (</w:t>
       </w:r>
       <w:r>
         <w:rPr>
           <w:rFonts w:ascii="Consolas" w:hAnsi="Consolas"/>
           <w:color w:val="1F1F1F"/>
           <w:sz w:val="19"/>
-          <w:shd w:val="clear" w:fill="F2F2F2"/>
+          <w:shd w:val="clear" w:color="auto" w:fill="F4F4F4"/>
         </w:rPr>
         <w:t>GET /{full_path:path}</w:t>
       </w:r>
       <w:r>
         <w:rPr>
+          <w:rFonts w:ascii="Calibri" w:hAnsi="Calibri"/>
+          <w:b w:val="0"/>
+          <w:i w:val="0"/>
           <w:color w:val="0A0A0A"/>
           <w:sz w:val="21"/>
         </w:rPr>
@@ -3398,12 +4116,15 @@
           <w:rFonts w:ascii="Consolas" w:hAnsi="Consolas"/>
           <w:color w:val="1F1F1F"/>
           <w:sz w:val="19"/>
-          <w:shd w:val="clear" w:fill="F2F2F2"/>
+          <w:shd w:val="clear" w:color="auto" w:fill="F4F4F4"/>
         </w:rPr>
         <w:t>index.html</w:t>
       </w:r>
       <w:r>
         <w:rPr>
+          <w:rFonts w:ascii="Calibri" w:hAnsi="Calibri"/>
+          <w:b w:val="0"/>
+          <w:i w:val="0"/>
           <w:color w:val="0A0A0A"/>
           <w:sz w:val="21"/>
         </w:rPr>
@@ -3412,10 +4133,15 @@
     </w:p>
     <w:p>
       <w:pPr>
+        <w:spacing w:after="140"/>
         <w:jc w:val="both"/>
+        <w:widowControl w:val="true"/>
       </w:pPr>
       <w:r>
         <w:rPr>
+          <w:rFonts w:ascii="Calibri" w:hAnsi="Calibri"/>
+          <w:b w:val="0"/>
+          <w:i w:val="0"/>
           <w:color w:val="0A0A0A"/>
           <w:sz w:val="21"/>
         </w:rPr>
@@ -3426,12 +4152,15 @@
           <w:rFonts w:ascii="Consolas" w:hAnsi="Consolas"/>
           <w:color w:val="1F1F1F"/>
           <w:sz w:val="19"/>
-          <w:shd w:val="clear" w:fill="F2F2F2"/>
+          <w:shd w:val="clear" w:color="auto" w:fill="F4F4F4"/>
         </w:rPr>
         <w:t>'/api/v1'</w:t>
       </w:r>
       <w:r>
         <w:rPr>
+          <w:rFonts w:ascii="Calibri" w:hAnsi="Calibri"/>
+          <w:b w:val="0"/>
+          <w:i w:val="0"/>
           <w:color w:val="0A0A0A"/>
           <w:sz w:val="21"/>
         </w:rPr>
@@ -3442,12 +4171,15 @@
           <w:rFonts w:ascii="Consolas" w:hAnsi="Consolas"/>
           <w:color w:val="1F1F1F"/>
           <w:sz w:val="19"/>
-          <w:shd w:val="clear" w:fill="F2F2F2"/>
+          <w:shd w:val="clear" w:color="auto" w:fill="F4F4F4"/>
         </w:rPr>
         <w:t>CORS_ORIGINS</w:t>
       </w:r>
       <w:r>
         <w:rPr>
+          <w:rFonts w:ascii="Calibri" w:hAnsi="Calibri"/>
+          <w:b w:val="0"/>
+          <w:i w:val="0"/>
           <w:color w:val="0A0A0A"/>
           <w:sz w:val="21"/>
         </w:rPr>
@@ -3457,26 +4189,35 @@
     <w:p>
       <w:pPr>
         <w:keepNext/>
-        <w:spacing w:before="320" w:after="120"/>
+        <w:keepLines/>
+        <w:spacing w:before="240" w:after="140"/>
+        <w:widowControl w:val="true"/>
         <w:pBdr>
-          <w:bottom w:val="single" w:sz="4" w:space="4" w:color="C8C8C8"/>
+          <w:bottom w:val="single" w:sz="4" w:space="4" w:color="BFBFBF"/>
         </w:pBdr>
       </w:pPr>
       <w:r>
         <w:rPr>
+          <w:rFonts w:ascii="Calibri" w:hAnsi="Calibri"/>
           <w:b/>
+          <w:i w:val="0"/>
           <w:color w:val="0A0A0A"/>
-          <w:sz w:val="32"/>
+          <w:sz w:val="27"/>
         </w:rPr>
         <w:t>7.2 Build durante a implantação</w:t>
       </w:r>
     </w:p>
     <w:p>
       <w:pPr>
+        <w:spacing w:after="140"/>
         <w:jc w:val="both"/>
+        <w:widowControl w:val="true"/>
       </w:pPr>
       <w:r>
         <w:rPr>
+          <w:rFonts w:ascii="Calibri" w:hAnsi="Calibri"/>
+          <w:b w:val="0"/>
+          <w:i w:val="0"/>
           <w:color w:val="0A0A0A"/>
           <w:sz w:val="21"/>
         </w:rPr>
@@ -3487,12 +4228,15 @@
           <w:rFonts w:ascii="Consolas" w:hAnsi="Consolas"/>
           <w:color w:val="1F1F1F"/>
           <w:sz w:val="19"/>
-          <w:shd w:val="clear" w:fill="F2F2F2"/>
+          <w:shd w:val="clear" w:color="auto" w:fill="F4F4F4"/>
         </w:rPr>
         <w:t>.deployment</w:t>
       </w:r>
       <w:r>
         <w:rPr>
+          <w:rFonts w:ascii="Calibri" w:hAnsi="Calibri"/>
+          <w:b w:val="0"/>
+          <w:i w:val="0"/>
           <w:color w:val="0A0A0A"/>
           <w:sz w:val="21"/>
         </w:rPr>
@@ -3501,9 +4245,10 @@
     </w:p>
     <w:p>
       <w:pPr>
-        <w:spacing w:before="80" w:after="160"/>
-        <w:ind w:left="144"/>
-        <w:shd w:val="clear" w:fill="F2F2F2"/>
+        <w:keepLines/>
+        <w:spacing w:before="80" w:after="180" w:line="240" w:lineRule="auto"/>
+        <w:ind w:left="173" w:right="72"/>
+        <w:shd w:val="clear" w:color="auto" w:fill="F4F4F4"/>
         <w:pBdr>
           <w:top w:val="single" w:sz="4" w:space="6" w:color="DDDDDD"/>
           <w:bottom w:val="single" w:sz="4" w:space="6" w:color="DDDDDD"/>
@@ -3515,7 +4260,7 @@
         <w:rPr>
           <w:rFonts w:ascii="Consolas" w:hAnsi="Consolas"/>
           <w:color w:val="222222"/>
-          <w:sz w:val="18"/>
+          <w:sz w:val="17"/>
         </w:rPr>
         <w:t>[config]</w:t>
         <w:br/>
@@ -3524,10 +4269,15 @@
     </w:p>
     <w:p>
       <w:pPr>
+        <w:spacing w:after="140"/>
         <w:jc w:val="both"/>
+        <w:widowControl w:val="true"/>
       </w:pPr>
       <w:r>
         <w:rPr>
+          <w:rFonts w:ascii="Calibri" w:hAnsi="Calibri"/>
+          <w:b w:val="0"/>
+          <w:i w:val="0"/>
           <w:color w:val="0A0A0A"/>
           <w:sz w:val="21"/>
         </w:rPr>
@@ -3538,12 +4288,15 @@
           <w:rFonts w:ascii="Consolas" w:hAnsi="Consolas"/>
           <w:color w:val="1F1F1F"/>
           <w:sz w:val="19"/>
-          <w:shd w:val="clear" w:fill="F2F2F2"/>
+          <w:shd w:val="clear" w:color="auto" w:fill="F4F4F4"/>
         </w:rPr>
         <w:t>requirements.txt</w:t>
       </w:r>
       <w:r>
         <w:rPr>
+          <w:rFonts w:ascii="Calibri" w:hAnsi="Calibri"/>
+          <w:b w:val="0"/>
+          <w:i w:val="0"/>
           <w:color w:val="0A0A0A"/>
           <w:sz w:val="21"/>
         </w:rPr>
@@ -3554,12 +4307,15 @@
           <w:rFonts w:ascii="Consolas" w:hAnsi="Consolas"/>
           <w:color w:val="1F1F1F"/>
           <w:sz w:val="19"/>
-          <w:shd w:val="clear" w:fill="F2F2F2"/>
+          <w:shd w:val="clear" w:color="auto" w:fill="F4F4F4"/>
         </w:rPr>
         <w:t>gunicorn</w:t>
       </w:r>
       <w:r>
         <w:rPr>
+          <w:rFonts w:ascii="Calibri" w:hAnsi="Calibri"/>
+          <w:b w:val="0"/>
+          <w:i w:val="0"/>
           <w:color w:val="0A0A0A"/>
           <w:sz w:val="21"/>
         </w:rPr>
@@ -3570,12 +4326,15 @@
           <w:rFonts w:ascii="Consolas" w:hAnsi="Consolas"/>
           <w:color w:val="1F1F1F"/>
           <w:sz w:val="19"/>
-          <w:shd w:val="clear" w:fill="F2F2F2"/>
+          <w:shd w:val="clear" w:color="auto" w:fill="F4F4F4"/>
         </w:rPr>
         <w:t>requirements.txt</w:t>
       </w:r>
       <w:r>
         <w:rPr>
+          <w:rFonts w:ascii="Calibri" w:hAnsi="Calibri"/>
+          <w:b w:val="0"/>
+          <w:i w:val="0"/>
           <w:color w:val="0A0A0A"/>
           <w:sz w:val="21"/>
         </w:rPr>
@@ -3585,26 +4344,35 @@
     <w:p>
       <w:pPr>
         <w:keepNext/>
-        <w:spacing w:before="320" w:after="120"/>
+        <w:keepLines/>
+        <w:spacing w:before="240" w:after="140"/>
+        <w:widowControl w:val="true"/>
         <w:pBdr>
-          <w:bottom w:val="single" w:sz="4" w:space="4" w:color="C8C8C8"/>
+          <w:bottom w:val="single" w:sz="4" w:space="4" w:color="BFBFBF"/>
         </w:pBdr>
       </w:pPr>
       <w:r>
         <w:rPr>
+          <w:rFonts w:ascii="Calibri" w:hAnsi="Calibri"/>
           <w:b/>
+          <w:i w:val="0"/>
           <w:color w:val="0A0A0A"/>
-          <w:sz w:val="32"/>
+          <w:sz w:val="27"/>
         </w:rPr>
         <w:t>7.3 Comando de inicialização (Startup Command)</w:t>
       </w:r>
     </w:p>
     <w:p>
       <w:pPr>
+        <w:spacing w:after="140"/>
         <w:jc w:val="both"/>
+        <w:widowControl w:val="true"/>
       </w:pPr>
       <w:r>
         <w:rPr>
+          <w:rFonts w:ascii="Calibri" w:hAnsi="Calibri"/>
+          <w:b w:val="0"/>
+          <w:i w:val="0"/>
           <w:color w:val="0A0A0A"/>
           <w:sz w:val="21"/>
         </w:rPr>
@@ -3615,12 +4383,15 @@
           <w:rFonts w:ascii="Consolas" w:hAnsi="Consolas"/>
           <w:color w:val="1F1F1F"/>
           <w:sz w:val="19"/>
-          <w:shd w:val="clear" w:fill="F2F2F2"/>
+          <w:shd w:val="clear" w:color="auto" w:fill="F4F4F4"/>
         </w:rPr>
         <w:t>run.py</w:t>
       </w:r>
       <w:r>
         <w:rPr>
+          <w:rFonts w:ascii="Calibri" w:hAnsi="Calibri"/>
+          <w:b w:val="0"/>
+          <w:i w:val="0"/>
           <w:color w:val="0A0A0A"/>
           <w:sz w:val="21"/>
         </w:rPr>
@@ -3631,12 +4402,15 @@
           <w:rFonts w:ascii="Consolas" w:hAnsi="Consolas"/>
           <w:color w:val="1F1F1F"/>
           <w:sz w:val="19"/>
-          <w:shd w:val="clear" w:fill="F2F2F2"/>
+          <w:shd w:val="clear" w:color="auto" w:fill="F4F4F4"/>
         </w:rPr>
         <w:t>app</w:t>
       </w:r>
       <w:r>
         <w:rPr>
+          <w:rFonts w:ascii="Calibri" w:hAnsi="Calibri"/>
+          <w:b w:val="0"/>
+          <w:i w:val="0"/>
           <w:color w:val="0A0A0A"/>
           <w:sz w:val="21"/>
         </w:rPr>
@@ -3647,12 +4421,15 @@
           <w:rFonts w:ascii="Consolas" w:hAnsi="Consolas"/>
           <w:color w:val="1F1F1F"/>
           <w:sz w:val="19"/>
-          <w:shd w:val="clear" w:fill="F2F2F2"/>
+          <w:shd w:val="clear" w:color="auto" w:fill="F4F4F4"/>
         </w:rPr>
         <w:t>app/main.py</w:t>
       </w:r>
       <w:r>
         <w:rPr>
+          <w:rFonts w:ascii="Calibri" w:hAnsi="Calibri"/>
+          <w:b w:val="0"/>
+          <w:i w:val="0"/>
           <w:color w:val="0A0A0A"/>
           <w:sz w:val="21"/>
         </w:rPr>
@@ -3663,12 +4440,15 @@
           <w:rFonts w:ascii="Consolas" w:hAnsi="Consolas"/>
           <w:color w:val="1F1F1F"/>
           <w:sz w:val="19"/>
-          <w:shd w:val="clear" w:fill="F2F2F2"/>
+          <w:shd w:val="clear" w:color="auto" w:fill="F4F4F4"/>
         </w:rPr>
         <w:t>uvicorn app.main:app</w:t>
       </w:r>
       <w:r>
         <w:rPr>
+          <w:rFonts w:ascii="Calibri" w:hAnsi="Calibri"/>
+          <w:b w:val="0"/>
+          <w:i w:val="0"/>
           <w:color w:val="0A0A0A"/>
           <w:sz w:val="21"/>
         </w:rPr>
@@ -3677,9 +4457,10 @@
     </w:p>
     <w:p>
       <w:pPr>
-        <w:spacing w:before="80" w:after="160"/>
-        <w:ind w:left="144"/>
-        <w:shd w:val="clear" w:fill="F2F2F2"/>
+        <w:keepLines/>
+        <w:spacing w:before="80" w:after="180" w:line="240" w:lineRule="auto"/>
+        <w:ind w:left="173" w:right="72"/>
+        <w:shd w:val="clear" w:color="auto" w:fill="F4F4F4"/>
         <w:pBdr>
           <w:top w:val="single" w:sz="4" w:space="6" w:color="DDDDDD"/>
           <w:bottom w:val="single" w:sz="4" w:space="6" w:color="DDDDDD"/>
@@ -3691,17 +4472,22 @@
         <w:rPr>
           <w:rFonts w:ascii="Consolas" w:hAnsi="Consolas"/>
           <w:color w:val="222222"/>
-          <w:sz w:val="18"/>
+          <w:sz w:val="17"/>
         </w:rPr>
         <w:t>gunicorn -w 4 -k uvicorn.workers.UvicornWorker app.main:app</w:t>
       </w:r>
     </w:p>
     <w:p>
       <w:pPr>
+        <w:spacing w:after="140"/>
         <w:jc w:val="both"/>
+        <w:widowControl w:val="true"/>
       </w:pPr>
       <w:r>
         <w:rPr>
+          <w:rFonts w:ascii="Calibri" w:hAnsi="Calibri"/>
+          <w:b w:val="0"/>
+          <w:i w:val="0"/>
           <w:color w:val="0A0A0A"/>
           <w:sz w:val="21"/>
         </w:rPr>
@@ -3712,41 +4498,72 @@
           <w:rFonts w:ascii="Consolas" w:hAnsi="Consolas"/>
           <w:color w:val="1F1F1F"/>
           <w:sz w:val="19"/>
-          <w:shd w:val="clear" w:fill="F2F2F2"/>
+          <w:shd w:val="clear" w:color="auto" w:fill="F4F4F4"/>
         </w:rPr>
         <w:t>PORT</w:t>
       </w:r>
       <w:r>
         <w:rPr>
+          <w:rFonts w:ascii="Calibri" w:hAnsi="Calibri"/>
+          <w:b w:val="0"/>
+          <w:i w:val="0"/>
           <w:color w:val="0A0A0A"/>
           <w:sz w:val="21"/>
         </w:rPr>
-        <w:t xml:space="preserve"> informada pelo ambiente). O número de *workers* deve ser ajustado ao plano de hospedagem.</w:t>
+        <w:t xml:space="preserve"> informada pelo ambiente). O número de </w:t>
+      </w:r>
+      <w:r>
+        <w:rPr>
+          <w:rFonts w:ascii="Calibri" w:hAnsi="Calibri"/>
+          <w:i/>
+          <w:color w:val="0A0A0A"/>
+          <w:sz w:val="21"/>
+        </w:rPr>
+        <w:t>workers</w:t>
+      </w:r>
+      <w:r>
+        <w:rPr>
+          <w:rFonts w:ascii="Calibri" w:hAnsi="Calibri"/>
+          <w:b w:val="0"/>
+          <w:i w:val="0"/>
+          <w:color w:val="0A0A0A"/>
+          <w:sz w:val="21"/>
+        </w:rPr>
+        <w:t xml:space="preserve"> deve ser ajustado ao plano de hospedagem.</w:t>
       </w:r>
     </w:p>
     <w:p>
       <w:pPr>
         <w:keepNext/>
-        <w:spacing w:before="320" w:after="120"/>
+        <w:keepLines/>
+        <w:spacing w:before="240" w:after="140"/>
+        <w:widowControl w:val="true"/>
         <w:pBdr>
-          <w:bottom w:val="single" w:sz="4" w:space="4" w:color="C8C8C8"/>
+          <w:bottom w:val="single" w:sz="4" w:space="4" w:color="BFBFBF"/>
         </w:pBdr>
       </w:pPr>
       <w:r>
         <w:rPr>
+          <w:rFonts w:ascii="Calibri" w:hAnsi="Calibri"/>
           <w:b/>
+          <w:i w:val="0"/>
           <w:color w:val="0A0A0A"/>
-          <w:sz w:val="32"/>
+          <w:sz w:val="27"/>
         </w:rPr>
         <w:t>7.4 Variáveis de ambiente em produção</w:t>
       </w:r>
     </w:p>
     <w:p>
       <w:pPr>
+        <w:spacing w:after="140"/>
         <w:jc w:val="both"/>
+        <w:widowControl w:val="true"/>
       </w:pPr>
       <w:r>
         <w:rPr>
+          <w:rFonts w:ascii="Calibri" w:hAnsi="Calibri"/>
+          <w:b w:val="0"/>
+          <w:i w:val="0"/>
           <w:color w:val="0A0A0A"/>
           <w:sz w:val="21"/>
         </w:rPr>
@@ -3757,12 +4574,15 @@
           <w:rFonts w:ascii="Consolas" w:hAnsi="Consolas"/>
           <w:color w:val="1F1F1F"/>
           <w:sz w:val="19"/>
-          <w:shd w:val="clear" w:fill="F2F2F2"/>
+          <w:shd w:val="clear" w:color="auto" w:fill="F4F4F4"/>
         </w:rPr>
         <w:t>.env</w:t>
       </w:r>
       <w:r>
         <w:rPr>
+          <w:rFonts w:ascii="Calibri" w:hAnsi="Calibri"/>
+          <w:b w:val="0"/>
+          <w:i w:val="0"/>
           <w:color w:val="0A0A0A"/>
           <w:sz w:val="21"/>
         </w:rPr>
@@ -3773,12 +4593,15 @@
           <w:rFonts w:ascii="Consolas" w:hAnsi="Consolas"/>
           <w:color w:val="1F1F1F"/>
           <w:sz w:val="19"/>
-          <w:shd w:val="clear" w:fill="F2F2F2"/>
+          <w:shd w:val="clear" w:color="auto" w:fill="F4F4F4"/>
         </w:rPr>
         <w:t>SECRET_KEY</w:t>
       </w:r>
       <w:r>
         <w:rPr>
+          <w:rFonts w:ascii="Calibri" w:hAnsi="Calibri"/>
+          <w:b w:val="0"/>
+          <w:i w:val="0"/>
           <w:color w:val="0A0A0A"/>
           <w:sz w:val="21"/>
         </w:rPr>
@@ -3789,12 +4612,15 @@
           <w:rFonts w:ascii="Consolas" w:hAnsi="Consolas"/>
           <w:color w:val="1F1F1F"/>
           <w:sz w:val="19"/>
-          <w:shd w:val="clear" w:fill="F2F2F2"/>
+          <w:shd w:val="clear" w:color="auto" w:fill="F4F4F4"/>
         </w:rPr>
         <w:t>DATABASE_URL</w:t>
       </w:r>
       <w:r>
         <w:rPr>
+          <w:rFonts w:ascii="Calibri" w:hAnsi="Calibri"/>
+          <w:b w:val="0"/>
+          <w:i w:val="0"/>
           <w:color w:val="0A0A0A"/>
           <w:sz w:val="21"/>
         </w:rPr>
@@ -3805,12 +4631,15 @@
           <w:rFonts w:ascii="Consolas" w:hAnsi="Consolas"/>
           <w:color w:val="1F1F1F"/>
           <w:sz w:val="19"/>
-          <w:shd w:val="clear" w:fill="F2F2F2"/>
+          <w:shd w:val="clear" w:color="auto" w:fill="F4F4F4"/>
         </w:rPr>
         <w:t>postgresql+asyncpg://</w:t>
       </w:r>
       <w:r>
         <w:rPr>
+          <w:rFonts w:ascii="Calibri" w:hAnsi="Calibri"/>
+          <w:b w:val="0"/>
+          <w:i w:val="0"/>
           <w:color w:val="0A0A0A"/>
           <w:sz w:val="21"/>
         </w:rPr>
@@ -3821,12 +4650,15 @@
           <w:rFonts w:ascii="Consolas" w:hAnsi="Consolas"/>
           <w:color w:val="1F1F1F"/>
           <w:sz w:val="19"/>
-          <w:shd w:val="clear" w:fill="F2F2F2"/>
+          <w:shd w:val="clear" w:color="auto" w:fill="F4F4F4"/>
         </w:rPr>
         <w:t>PGP_KEY</w:t>
       </w:r>
       <w:r>
         <w:rPr>
+          <w:rFonts w:ascii="Calibri" w:hAnsi="Calibri"/>
+          <w:b w:val="0"/>
+          <w:i w:val="0"/>
           <w:color w:val="0A0A0A"/>
           <w:sz w:val="21"/>
         </w:rPr>
@@ -3837,12 +4669,15 @@
           <w:rFonts w:ascii="Consolas" w:hAnsi="Consolas"/>
           <w:color w:val="1F1F1F"/>
           <w:sz w:val="19"/>
-          <w:shd w:val="clear" w:fill="F2F2F2"/>
+          <w:shd w:val="clear" w:color="auto" w:fill="F4F4F4"/>
         </w:rPr>
         <w:t>ENVIRONMENT=production</w:t>
       </w:r>
       <w:r>
         <w:rPr>
+          <w:rFonts w:ascii="Calibri" w:hAnsi="Calibri"/>
+          <w:b w:val="0"/>
+          <w:i w:val="0"/>
           <w:color w:val="0A0A0A"/>
           <w:sz w:val="21"/>
         </w:rPr>
@@ -3853,12 +4688,15 @@
           <w:rFonts w:ascii="Consolas" w:hAnsi="Consolas"/>
           <w:color w:val="1F1F1F"/>
           <w:sz w:val="19"/>
-          <w:shd w:val="clear" w:fill="F2F2F2"/>
+          <w:shd w:val="clear" w:color="auto" w:fill="F4F4F4"/>
         </w:rPr>
         <w:t>CORS_ORIGINS</w:t>
       </w:r>
       <w:r>
         <w:rPr>
+          <w:rFonts w:ascii="Calibri" w:hAnsi="Calibri"/>
+          <w:b w:val="0"/>
+          <w:i w:val="0"/>
           <w:color w:val="0A0A0A"/>
           <w:sz w:val="21"/>
         </w:rPr>
@@ -3867,50 +4705,74 @@
     </w:p>
     <w:p>
       <w:pPr>
-        <w:spacing w:before="80" w:after="160"/>
-        <w:ind w:left="360"/>
+        <w:keepLines/>
+        <w:spacing w:before="80" w:after="180"/>
+        <w:ind w:left="403"/>
         <w:pBdr>
-          <w:left w:val="single" w:sz="18" w:space="8" w:color="1F1F1F"/>
+          <w:left w:val="single" w:sz="18" w:space="10" w:color="1F1F1F"/>
         </w:pBdr>
       </w:pPr>
       <w:r>
         <w:rPr>
+          <w:rFonts w:ascii="Calibri" w:hAnsi="Calibri"/>
+          <w:b w:val="0"/>
           <w:i/>
           <w:color w:val="5A5A5A"/>
           <w:sz w:val="21"/>
         </w:rPr>
-        <w:t>Observação sobre conectividade do banco: no ambiente de referência (Supabase), a conexão da aplicação usa o *session pooler* IPv4 (</w:t>
-      </w:r>
-      <w:r>
-        <w:rPr>
-          <w:rFonts w:ascii="Consolas" w:hAnsi="Consolas"/>
-          <w:i/>
-          <w:color w:val="1F1F1F"/>
-          <w:sz w:val="19"/>
-          <w:shd w:val="clear" w:fill="F2F2F2"/>
-        </w:rPr>
-        <w:t>aws-1-sa-east-1.pooler.supabase.com:5432</w:t>
-      </w:r>
-      <w:r>
-        <w:rPr>
+        <w:t xml:space="preserve">Observação sobre conectividade do banco: no ambiente de referência (Supabase), a conexão da aplicação usa o </w:t>
+      </w:r>
+      <w:r>
+        <w:rPr>
+          <w:rFonts w:ascii="Calibri" w:hAnsi="Calibri"/>
           <w:i/>
           <w:color w:val="5A5A5A"/>
           <w:sz w:val="21"/>
         </w:rPr>
-        <w:t xml:space="preserve">), pois o host direto é apenas IPv6. Esse detalhe importa ao montar a </w:t>
+        <w:t>session pooler</w:t>
+      </w:r>
+      <w:r>
+        <w:rPr>
+          <w:rFonts w:ascii="Calibri" w:hAnsi="Calibri"/>
+          <w:b w:val="0"/>
+          <w:i/>
+          <w:color w:val="5A5A5A"/>
+          <w:sz w:val="21"/>
+        </w:rPr>
+        <w:t xml:space="preserve"> IPv4 (</w:t>
       </w:r>
       <w:r>
         <w:rPr>
           <w:rFonts w:ascii="Consolas" w:hAnsi="Consolas"/>
-          <w:i/>
           <w:color w:val="1F1F1F"/>
           <w:sz w:val="19"/>
-          <w:shd w:val="clear" w:fill="F2F2F2"/>
+          <w:shd w:val="clear" w:color="auto" w:fill="F4F4F4"/>
+        </w:rPr>
+        <w:t>aws-1-sa-east-1.pooler.supabase.com:5432</w:t>
+      </w:r>
+      <w:r>
+        <w:rPr>
+          <w:rFonts w:ascii="Calibri" w:hAnsi="Calibri"/>
+          <w:b w:val="0"/>
+          <w:i/>
+          <w:color w:val="5A5A5A"/>
+          <w:sz w:val="21"/>
+        </w:rPr>
+        <w:t xml:space="preserve">), pois o host direto é apenas IPv6. Esse detalhe importa ao montar a </w:t>
+      </w:r>
+      <w:r>
+        <w:rPr>
+          <w:rFonts w:ascii="Consolas" w:hAnsi="Consolas"/>
+          <w:color w:val="1F1F1F"/>
+          <w:sz w:val="19"/>
+          <w:shd w:val="clear" w:color="auto" w:fill="F4F4F4"/>
         </w:rPr>
         <w:t>DATABASE_URL</w:t>
       </w:r>
       <w:r>
         <w:rPr>
+          <w:rFonts w:ascii="Calibri" w:hAnsi="Calibri"/>
+          <w:b w:val="0"/>
           <w:i/>
           <w:color w:val="5A5A5A"/>
           <w:sz w:val="21"/>
@@ -3921,26 +4783,35 @@
     <w:p>
       <w:pPr>
         <w:keepNext/>
-        <w:spacing w:before="320" w:after="120"/>
+        <w:keepLines/>
+        <w:spacing w:before="240" w:after="140"/>
+        <w:widowControl w:val="true"/>
         <w:pBdr>
-          <w:bottom w:val="single" w:sz="4" w:space="4" w:color="C8C8C8"/>
+          <w:bottom w:val="single" w:sz="4" w:space="4" w:color="BFBFBF"/>
         </w:pBdr>
       </w:pPr>
       <w:r>
         <w:rPr>
+          <w:rFonts w:ascii="Calibri" w:hAnsi="Calibri"/>
           <w:b/>
+          <w:i w:val="0"/>
           <w:color w:val="0A0A0A"/>
-          <w:sz w:val="32"/>
+          <w:sz w:val="27"/>
         </w:rPr>
         <w:t>7.5 Empacotamento da publicação</w:t>
       </w:r>
     </w:p>
     <w:p>
       <w:pPr>
+        <w:spacing w:after="140"/>
         <w:jc w:val="both"/>
+        <w:widowControl w:val="true"/>
       </w:pPr>
       <w:r>
         <w:rPr>
+          <w:rFonts w:ascii="Calibri" w:hAnsi="Calibri"/>
+          <w:b w:val="0"/>
+          <w:i w:val="0"/>
           <w:color w:val="0A0A0A"/>
           <w:sz w:val="21"/>
         </w:rPr>
@@ -3951,12 +4822,15 @@
           <w:rFonts w:ascii="Consolas" w:hAnsi="Consolas"/>
           <w:color w:val="1F1F1F"/>
           <w:sz w:val="19"/>
-          <w:shd w:val="clear" w:fill="F2F2F2"/>
+          <w:shd w:val="clear" w:color="auto" w:fill="F4F4F4"/>
         </w:rPr>
         <w:t>.vscode/settings.json</w:t>
       </w:r>
       <w:r>
         <w:rPr>
+          <w:rFonts w:ascii="Calibri" w:hAnsi="Calibri"/>
+          <w:b w:val="0"/>
+          <w:i w:val="0"/>
           <w:color w:val="0A0A0A"/>
           <w:sz w:val="21"/>
         </w:rPr>
@@ -3967,12 +4841,15 @@
           <w:rFonts w:ascii="Consolas" w:hAnsi="Consolas"/>
           <w:color w:val="1F1F1F"/>
           <w:sz w:val="19"/>
-          <w:shd w:val="clear" w:fill="F2F2F2"/>
+          <w:shd w:val="clear" w:color="auto" w:fill="F4F4F4"/>
         </w:rPr>
         <w:t>appService.zipIgnorePattern</w:t>
       </w:r>
       <w:r>
         <w:rPr>
+          <w:rFonts w:ascii="Calibri" w:hAnsi="Calibri"/>
+          <w:b w:val="0"/>
+          <w:i w:val="0"/>
           <w:color w:val="0A0A0A"/>
           <w:sz w:val="21"/>
         </w:rPr>
@@ -3983,12 +4860,15 @@
           <w:rFonts w:ascii="Consolas" w:hAnsi="Consolas"/>
           <w:color w:val="1F1F1F"/>
           <w:sz w:val="19"/>
-          <w:shd w:val="clear" w:fill="F2F2F2"/>
+          <w:shd w:val="clear" w:color="auto" w:fill="F4F4F4"/>
         </w:rPr>
         <w:t>.venv</w:t>
       </w:r>
       <w:r>
         <w:rPr>
+          <w:rFonts w:ascii="Calibri" w:hAnsi="Calibri"/>
+          <w:b w:val="0"/>
+          <w:i w:val="0"/>
           <w:color w:val="0A0A0A"/>
           <w:sz w:val="21"/>
         </w:rPr>
@@ -3999,12 +4879,15 @@
           <w:rFonts w:ascii="Consolas" w:hAnsi="Consolas"/>
           <w:color w:val="1F1F1F"/>
           <w:sz w:val="19"/>
-          <w:shd w:val="clear" w:fill="F2F2F2"/>
+          <w:shd w:val="clear" w:color="auto" w:fill="F4F4F4"/>
         </w:rPr>
         <w:t>env</w:t>
       </w:r>
       <w:r>
         <w:rPr>
+          <w:rFonts w:ascii="Calibri" w:hAnsi="Calibri"/>
+          <w:b w:val="0"/>
+          <w:i w:val="0"/>
           <w:color w:val="0A0A0A"/>
           <w:sz w:val="21"/>
         </w:rPr>
@@ -4015,12 +4898,15 @@
           <w:rFonts w:ascii="Consolas" w:hAnsi="Consolas"/>
           <w:color w:val="1F1F1F"/>
           <w:sz w:val="19"/>
-          <w:shd w:val="clear" w:fill="F2F2F2"/>
+          <w:shd w:val="clear" w:color="auto" w:fill="F4F4F4"/>
         </w:rPr>
         <w:t>venv</w:t>
       </w:r>
       <w:r>
         <w:rPr>
+          <w:rFonts w:ascii="Calibri" w:hAnsi="Calibri"/>
+          <w:b w:val="0"/>
+          <w:i w:val="0"/>
           <w:color w:val="0A0A0A"/>
           <w:sz w:val="21"/>
         </w:rPr>
@@ -4031,12 +4917,15 @@
           <w:rFonts w:ascii="Consolas" w:hAnsi="Consolas"/>
           <w:color w:val="1F1F1F"/>
           <w:sz w:val="19"/>
-          <w:shd w:val="clear" w:fill="F2F2F2"/>
+          <w:shd w:val="clear" w:color="auto" w:fill="F4F4F4"/>
         </w:rPr>
         <w:t>.env</w:t>
       </w:r>
       <w:r>
         <w:rPr>
+          <w:rFonts w:ascii="Calibri" w:hAnsi="Calibri"/>
+          <w:b w:val="0"/>
+          <w:i w:val="0"/>
           <w:color w:val="0A0A0A"/>
           <w:sz w:val="21"/>
         </w:rPr>
@@ -4047,12 +4936,15 @@
           <w:rFonts w:ascii="Consolas" w:hAnsi="Consolas"/>
           <w:color w:val="1F1F1F"/>
           <w:sz w:val="19"/>
-          <w:shd w:val="clear" w:fill="F2F2F2"/>
+          <w:shd w:val="clear" w:color="auto" w:fill="F4F4F4"/>
         </w:rPr>
         <w:t>.env</w:t>
       </w:r>
       <w:r>
         <w:rPr>
+          <w:rFonts w:ascii="Calibri" w:hAnsi="Calibri"/>
+          <w:b w:val="0"/>
+          <w:i w:val="0"/>
           <w:color w:val="0A0A0A"/>
           <w:sz w:val="21"/>
         </w:rPr>
@@ -4062,26 +4954,35 @@
     <w:p>
       <w:pPr>
         <w:keepNext/>
-        <w:spacing w:before="320" w:after="120"/>
+        <w:keepLines/>
+        <w:spacing w:before="360" w:after="140"/>
+        <w:widowControl w:val="true"/>
         <w:pBdr>
-          <w:bottom w:val="single" w:sz="6" w:space="4" w:color="1F1F1F"/>
+          <w:bottom w:val="single" w:sz="8" w:space="4" w:color="1F1F1F"/>
         </w:pBdr>
       </w:pPr>
       <w:r>
         <w:rPr>
+          <w:rFonts w:ascii="Calibri" w:hAnsi="Calibri"/>
           <w:b/>
+          <w:i w:val="0"/>
           <w:color w:val="0A0A0A"/>
-          <w:sz w:val="44"/>
+          <w:sz w:val="34"/>
         </w:rPr>
         <w:t>8. Sonda de saúde e diagnóstico</w:t>
       </w:r>
     </w:p>
     <w:p>
       <w:pPr>
+        <w:spacing w:after="140"/>
         <w:jc w:val="both"/>
+        <w:widowControl w:val="true"/>
       </w:pPr>
       <w:r>
         <w:rPr>
+          <w:rFonts w:ascii="Calibri" w:hAnsi="Calibri"/>
+          <w:b w:val="0"/>
+          <w:i w:val="0"/>
           <w:color w:val="0A0A0A"/>
           <w:sz w:val="21"/>
         </w:rPr>
@@ -4092,12 +4993,15 @@
           <w:rFonts w:ascii="Consolas" w:hAnsi="Consolas"/>
           <w:color w:val="1F1F1F"/>
           <w:sz w:val="19"/>
-          <w:shd w:val="clear" w:fill="F2F2F2"/>
+          <w:shd w:val="clear" w:color="auto" w:fill="F4F4F4"/>
         </w:rPr>
         <w:t>GET /health</w:t>
       </w:r>
       <w:r>
         <w:rPr>
+          <w:rFonts w:ascii="Calibri" w:hAnsi="Calibri"/>
+          <w:b w:val="0"/>
+          <w:i w:val="0"/>
           <w:color w:val="0A0A0A"/>
           <w:sz w:val="21"/>
         </w:rPr>
@@ -4108,12 +5012,15 @@
           <w:rFonts w:ascii="Consolas" w:hAnsi="Consolas"/>
           <w:color w:val="1F1F1F"/>
           <w:sz w:val="19"/>
-          <w:shd w:val="clear" w:fill="F2F2F2"/>
+          <w:shd w:val="clear" w:color="auto" w:fill="F4F4F4"/>
         </w:rPr>
         <w:t>frontend</w:t>
       </w:r>
       <w:r>
         <w:rPr>
+          <w:rFonts w:ascii="Calibri" w:hAnsi="Calibri"/>
+          <w:b w:val="0"/>
+          <w:i w:val="0"/>
           <w:color w:val="0A0A0A"/>
           <w:sz w:val="21"/>
         </w:rPr>
@@ -4123,26 +5030,35 @@
     <w:p>
       <w:pPr>
         <w:keepNext/>
-        <w:spacing w:before="320" w:after="120"/>
+        <w:keepLines/>
+        <w:spacing w:before="360" w:after="140"/>
+        <w:widowControl w:val="true"/>
         <w:pBdr>
-          <w:bottom w:val="single" w:sz="6" w:space="4" w:color="1F1F1F"/>
+          <w:bottom w:val="single" w:sz="8" w:space="4" w:color="1F1F1F"/>
         </w:pBdr>
       </w:pPr>
       <w:r>
         <w:rPr>
+          <w:rFonts w:ascii="Calibri" w:hAnsi="Calibri"/>
           <w:b/>
+          <w:i w:val="0"/>
           <w:color w:val="0A0A0A"/>
-          <w:sz w:val="44"/>
+          <w:sz w:val="34"/>
         </w:rPr>
         <w:t>9. Fluxo de validação ponta a ponta</w:t>
       </w:r>
     </w:p>
     <w:p>
       <w:pPr>
+        <w:spacing w:after="140"/>
         <w:jc w:val="both"/>
+        <w:widowControl w:val="true"/>
       </w:pPr>
       <w:r>
         <w:rPr>
+          <w:rFonts w:ascii="Calibri" w:hAnsi="Calibri"/>
+          <w:b w:val="0"/>
+          <w:i w:val="0"/>
           <w:color w:val="0A0A0A"/>
           <w:sz w:val="21"/>
         </w:rPr>
@@ -4152,10 +5068,12 @@
     <w:p>
       <w:pPr>
         <w:spacing w:after="60"/>
-        <w:ind w:left="432"/>
+        <w:ind w:left="461" w:hanging="288"/>
+        <w:widowControl w:val="true"/>
       </w:pPr>
       <w:r>
         <w:rPr>
+          <w:rFonts w:ascii="Calibri" w:hAnsi="Calibri"/>
           <w:b/>
           <w:color w:val="1F1F1F"/>
           <w:sz w:val="21"/>
@@ -4164,6 +5082,7 @@
       </w:r>
       <w:r>
         <w:rPr>
+          <w:rFonts w:ascii="Calibri" w:hAnsi="Calibri"/>
           <w:b/>
           <w:color w:val="0A0A0A"/>
           <w:sz w:val="21"/>
@@ -4172,6 +5091,9 @@
       </w:r>
       <w:r>
         <w:rPr>
+          <w:rFonts w:ascii="Calibri" w:hAnsi="Calibri"/>
+          <w:b w:val="0"/>
+          <w:i w:val="0"/>
           <w:color w:val="0A0A0A"/>
           <w:sz w:val="21"/>
         </w:rPr>
@@ -4181,10 +5103,12 @@
     <w:p>
       <w:pPr>
         <w:spacing w:after="60"/>
-        <w:ind w:left="432"/>
+        <w:ind w:left="461" w:hanging="288"/>
+        <w:widowControl w:val="true"/>
       </w:pPr>
       <w:r>
         <w:rPr>
+          <w:rFonts w:ascii="Calibri" w:hAnsi="Calibri"/>
           <w:b/>
           <w:color w:val="1F1F1F"/>
           <w:sz w:val="21"/>
@@ -4193,6 +5117,7 @@
       </w:r>
       <w:r>
         <w:rPr>
+          <w:rFonts w:ascii="Calibri" w:hAnsi="Calibri"/>
           <w:b/>
           <w:color w:val="0A0A0A"/>
           <w:sz w:val="21"/>
@@ -4201,6 +5126,9 @@
       </w:r>
       <w:r>
         <w:rPr>
+          <w:rFonts w:ascii="Calibri" w:hAnsi="Calibri"/>
+          <w:b w:val="0"/>
+          <w:i w:val="0"/>
           <w:color w:val="0A0A0A"/>
           <w:sz w:val="21"/>
         </w:rPr>
@@ -4210,10 +5138,12 @@
     <w:p>
       <w:pPr>
         <w:spacing w:after="60"/>
-        <w:ind w:left="432"/>
+        <w:ind w:left="461" w:hanging="288"/>
+        <w:widowControl w:val="true"/>
       </w:pPr>
       <w:r>
         <w:rPr>
+          <w:rFonts w:ascii="Calibri" w:hAnsi="Calibri"/>
           <w:b/>
           <w:color w:val="1F1F1F"/>
           <w:sz w:val="21"/>
@@ -4222,6 +5152,7 @@
       </w:r>
       <w:r>
         <w:rPr>
+          <w:rFonts w:ascii="Calibri" w:hAnsi="Calibri"/>
           <w:b/>
           <w:color w:val="0A0A0A"/>
           <w:sz w:val="21"/>
@@ -4230,6 +5161,9 @@
       </w:r>
       <w:r>
         <w:rPr>
+          <w:rFonts w:ascii="Calibri" w:hAnsi="Calibri"/>
+          <w:b w:val="0"/>
+          <w:i w:val="0"/>
           <w:color w:val="0A0A0A"/>
           <w:sz w:val="21"/>
         </w:rPr>
@@ -4239,10 +5173,12 @@
     <w:p>
       <w:pPr>
         <w:spacing w:after="60"/>
-        <w:ind w:left="432"/>
+        <w:ind w:left="461" w:hanging="288"/>
+        <w:widowControl w:val="true"/>
       </w:pPr>
       <w:r>
         <w:rPr>
+          <w:rFonts w:ascii="Calibri" w:hAnsi="Calibri"/>
           <w:b/>
           <w:color w:val="1F1F1F"/>
           <w:sz w:val="21"/>
@@ -4251,6 +5187,7 @@
       </w:r>
       <w:r>
         <w:rPr>
+          <w:rFonts w:ascii="Calibri" w:hAnsi="Calibri"/>
           <w:b/>
           <w:color w:val="0A0A0A"/>
           <w:sz w:val="21"/>
@@ -4259,6 +5196,9 @@
       </w:r>
       <w:r>
         <w:rPr>
+          <w:rFonts w:ascii="Calibri" w:hAnsi="Calibri"/>
+          <w:b w:val="0"/>
+          <w:i w:val="0"/>
           <w:color w:val="0A0A0A"/>
           <w:sz w:val="21"/>
         </w:rPr>
@@ -4268,10 +5208,12 @@
     <w:p>
       <w:pPr>
         <w:spacing w:after="60"/>
-        <w:ind w:left="432"/>
+        <w:ind w:left="461" w:hanging="288"/>
+        <w:widowControl w:val="true"/>
       </w:pPr>
       <w:r>
         <w:rPr>
+          <w:rFonts w:ascii="Calibri" w:hAnsi="Calibri"/>
           <w:b/>
           <w:color w:val="1F1F1F"/>
           <w:sz w:val="21"/>
@@ -4280,6 +5222,7 @@
       </w:r>
       <w:r>
         <w:rPr>
+          <w:rFonts w:ascii="Calibri" w:hAnsi="Calibri"/>
           <w:b/>
           <w:color w:val="0A0A0A"/>
           <w:sz w:val="21"/>
@@ -4288,6 +5231,9 @@
       </w:r>
       <w:r>
         <w:rPr>
+          <w:rFonts w:ascii="Calibri" w:hAnsi="Calibri"/>
+          <w:b w:val="0"/>
+          <w:i w:val="0"/>
           <w:color w:val="0A0A0A"/>
           <w:sz w:val="21"/>
         </w:rPr>
@@ -4297,10 +5243,12 @@
     <w:p>
       <w:pPr>
         <w:spacing w:after="60"/>
-        <w:ind w:left="432"/>
+        <w:ind w:left="461" w:hanging="288"/>
+        <w:widowControl w:val="true"/>
       </w:pPr>
       <w:r>
         <w:rPr>
+          <w:rFonts w:ascii="Calibri" w:hAnsi="Calibri"/>
           <w:b/>
           <w:color w:val="1F1F1F"/>
           <w:sz w:val="21"/>
@@ -4309,6 +5257,7 @@
       </w:r>
       <w:r>
         <w:rPr>
+          <w:rFonts w:ascii="Calibri" w:hAnsi="Calibri"/>
           <w:b/>
           <w:color w:val="0A0A0A"/>
           <w:sz w:val="21"/>
@@ -4317,6 +5266,9 @@
       </w:r>
       <w:r>
         <w:rPr>
+          <w:rFonts w:ascii="Calibri" w:hAnsi="Calibri"/>
+          <w:b w:val="0"/>
+          <w:i w:val="0"/>
           <w:color w:val="0A0A0A"/>
           <w:sz w:val="21"/>
         </w:rPr>
@@ -4326,10 +5278,12 @@
     <w:p>
       <w:pPr>
         <w:spacing w:after="60"/>
-        <w:ind w:left="432"/>
+        <w:ind w:left="461" w:hanging="288"/>
+        <w:widowControl w:val="true"/>
       </w:pPr>
       <w:r>
         <w:rPr>
+          <w:rFonts w:ascii="Calibri" w:hAnsi="Calibri"/>
           <w:b/>
           <w:color w:val="1F1F1F"/>
           <w:sz w:val="21"/>
@@ -4338,6 +5292,7 @@
       </w:r>
       <w:r>
         <w:rPr>
+          <w:rFonts w:ascii="Calibri" w:hAnsi="Calibri"/>
           <w:b/>
           <w:color w:val="0A0A0A"/>
           <w:sz w:val="21"/>
@@ -4346,6 +5301,9 @@
       </w:r>
       <w:r>
         <w:rPr>
+          <w:rFonts w:ascii="Calibri" w:hAnsi="Calibri"/>
+          <w:b w:val="0"/>
+          <w:i w:val="0"/>
           <w:color w:val="0A0A0A"/>
           <w:sz w:val="21"/>
         </w:rPr>
@@ -4355,10 +5313,12 @@
     <w:p>
       <w:pPr>
         <w:spacing w:after="60"/>
-        <w:ind w:left="432"/>
+        <w:ind w:left="461" w:hanging="288"/>
+        <w:widowControl w:val="true"/>
       </w:pPr>
       <w:r>
         <w:rPr>
+          <w:rFonts w:ascii="Calibri" w:hAnsi="Calibri"/>
           <w:b/>
           <w:color w:val="1F1F1F"/>
           <w:sz w:val="21"/>
@@ -4367,6 +5327,7 @@
       </w:r>
       <w:r>
         <w:rPr>
+          <w:rFonts w:ascii="Calibri" w:hAnsi="Calibri"/>
           <w:b/>
           <w:color w:val="0A0A0A"/>
           <w:sz w:val="21"/>
@@ -4375,6 +5336,9 @@
       </w:r>
       <w:r>
         <w:rPr>
+          <w:rFonts w:ascii="Calibri" w:hAnsi="Calibri"/>
+          <w:b w:val="0"/>
+          <w:i w:val="0"/>
           <w:color w:val="0A0A0A"/>
           <w:sz w:val="21"/>
         </w:rPr>
@@ -4384,16 +5348,20 @@
     <w:p>
       <w:pPr>
         <w:keepNext/>
-        <w:spacing w:before="320" w:after="120"/>
+        <w:keepLines/>
+        <w:spacing w:before="360" w:after="140"/>
+        <w:widowControl w:val="true"/>
         <w:pBdr>
-          <w:bottom w:val="single" w:sz="6" w:space="4" w:color="1F1F1F"/>
+          <w:bottom w:val="single" w:sz="8" w:space="4" w:color="1F1F1F"/>
         </w:pBdr>
       </w:pPr>
       <w:r>
         <w:rPr>
+          <w:rFonts w:ascii="Calibri" w:hAnsi="Calibri"/>
           <w:b/>
+          <w:i w:val="0"/>
           <w:color w:val="0A0A0A"/>
-          <w:sz w:val="44"/>
+          <w:sz w:val="34"/>
         </w:rPr>
         <w:t>10. Resolução de problemas comuns</w:t>
       </w:r>
@@ -4403,27 +5371,41 @@
         <w:tblStyle w:val="TableGrid"/>
         <w:tblW w:type="auto" w:w="0"/>
         <w:jc w:val="center"/>
-        <w:tblLayout w:type="autofit"/>
+        <w:tblLayout w:type="fixed"/>
         <w:tblLook w:firstColumn="1" w:firstRow="1" w:lastColumn="0" w:lastRow="0" w:noHBand="0" w:noVBand="1" w:val="04A0"/>
+        <w:tblLayout w:type="fixed"/>
+        <w:tblW w:type="dxa" w:w="9360"/>
+        <w:tblCellMar>
+          <w:top w:w="40" w:type="dxa"/>
+          <w:bottom w:w="40" w:type="dxa"/>
+          <w:left w:w="90" w:type="dxa"/>
+          <w:right w:w="90" w:type="dxa"/>
+        </w:tblCellMar>
       </w:tblPr>
       <w:tblGrid>
-        <w:gridCol w:w="3216"/>
-        <w:gridCol w:w="3216"/>
-        <w:gridCol w:w="3216"/>
+        <w:gridCol w:w="2603"/>
+        <w:gridCol w:w="2885"/>
+        <w:gridCol w:w="3870"/>
       </w:tblGrid>
       <w:tr>
+        <w:trPr>
+          <w:tblHeader/>
+          <w:cantSplit/>
+        </w:trPr>
         <w:tc>
           <w:tcPr>
-            <w:tcW w:type="dxa" w:w="3216"/>
+            <w:tcW w:type="dxa" w:w="2603"/>
             <w:shd w:val="clear" w:color="auto" w:fill="1F1F1F"/>
           </w:tcPr>
           <w:p>
             <w:pPr>
-              <w:jc w:val="left"/>
+              <w:spacing w:after="20" w:before="20"/>
             </w:pPr>
             <w:r>
               <w:rPr>
+                <w:rFonts w:ascii="Calibri" w:hAnsi="Calibri"/>
                 <w:b/>
+                <w:i w:val="0"/>
                 <w:color w:val="FFFFFF"/>
                 <w:sz w:val="19"/>
               </w:rPr>
@@ -4433,16 +5415,18 @@
         </w:tc>
         <w:tc>
           <w:tcPr>
-            <w:tcW w:type="dxa" w:w="3216"/>
+            <w:tcW w:type="dxa" w:w="2885"/>
             <w:shd w:val="clear" w:color="auto" w:fill="1F1F1F"/>
           </w:tcPr>
           <w:p>
             <w:pPr>
-              <w:jc w:val="left"/>
+              <w:spacing w:after="20" w:before="20"/>
             </w:pPr>
             <w:r>
               <w:rPr>
+                <w:rFonts w:ascii="Calibri" w:hAnsi="Calibri"/>
                 <w:b/>
+                <w:i w:val="0"/>
                 <w:color w:val="FFFFFF"/>
                 <w:sz w:val="19"/>
               </w:rPr>
@@ -4452,16 +5436,18 @@
         </w:tc>
         <w:tc>
           <w:tcPr>
-            <w:tcW w:type="dxa" w:w="3216"/>
+            <w:tcW w:type="dxa" w:w="3870"/>
             <w:shd w:val="clear" w:color="auto" w:fill="1F1F1F"/>
           </w:tcPr>
           <w:p>
             <w:pPr>
-              <w:jc w:val="left"/>
+              <w:spacing w:after="20" w:before="20"/>
             </w:pPr>
             <w:r>
               <w:rPr>
+                <w:rFonts w:ascii="Calibri" w:hAnsi="Calibri"/>
                 <w:b/>
+                <w:i w:val="0"/>
                 <w:color w:val="FFFFFF"/>
                 <w:sz w:val="19"/>
               </w:rPr>
@@ -4471,16 +5457,22 @@
         </w:tc>
       </w:tr>
       <w:tr>
+        <w:trPr>
+          <w:cantSplit/>
+        </w:trPr>
         <w:tc>
           <w:tcPr>
-            <w:tcW w:type="dxa" w:w="3216"/>
+            <w:tcW w:type="dxa" w:w="2603"/>
           </w:tcPr>
           <w:p>
             <w:pPr>
-              <w:spacing w:after="40"/>
+              <w:spacing w:after="40" w:before="20"/>
             </w:pPr>
             <w:r>
               <w:rPr>
+                <w:rFonts w:ascii="Calibri" w:hAnsi="Calibri"/>
+                <w:b w:val="0"/>
+                <w:i w:val="0"/>
                 <w:color w:val="0A0A0A"/>
                 <w:sz w:val="19"/>
               </w:rPr>
@@ -4491,12 +5483,15 @@
                 <w:rFonts w:ascii="Consolas" w:hAnsi="Consolas"/>
                 <w:color w:val="1F1F1F"/>
                 <w:sz w:val="17"/>
-                <w:shd w:val="clear" w:fill="F2F2F2"/>
+                <w:shd w:val="clear" w:color="auto" w:fill="F4F4F4"/>
               </w:rPr>
               <w:t>curl</w:t>
             </w:r>
             <w:r>
               <w:rPr>
+                <w:rFonts w:ascii="Calibri" w:hAnsi="Calibri"/>
+                <w:b w:val="0"/>
+                <w:i w:val="0"/>
                 <w:color w:val="0A0A0A"/>
                 <w:sz w:val="19"/>
               </w:rPr>
@@ -4506,14 +5501,17 @@
         </w:tc>
         <w:tc>
           <w:tcPr>
-            <w:tcW w:type="dxa" w:w="3216"/>
+            <w:tcW w:type="dxa" w:w="2885"/>
           </w:tcPr>
           <w:p>
             <w:pPr>
-              <w:spacing w:after="40"/>
+              <w:spacing w:after="40" w:before="20"/>
             </w:pPr>
             <w:r>
               <w:rPr>
+                <w:rFonts w:ascii="Calibri" w:hAnsi="Calibri"/>
+                <w:b w:val="0"/>
+                <w:i w:val="0"/>
                 <w:color w:val="0A0A0A"/>
                 <w:sz w:val="19"/>
               </w:rPr>
@@ -4524,12 +5522,15 @@
                 <w:rFonts w:ascii="Consolas" w:hAnsi="Consolas"/>
                 <w:color w:val="1F1F1F"/>
                 <w:sz w:val="17"/>
-                <w:shd w:val="clear" w:fill="F2F2F2"/>
+                <w:shd w:val="clear" w:color="auto" w:fill="F4F4F4"/>
               </w:rPr>
               <w:t>CORS_ORIGINS</w:t>
             </w:r>
             <w:r>
               <w:rPr>
+                <w:rFonts w:ascii="Calibri" w:hAnsi="Calibri"/>
+                <w:b w:val="0"/>
+                <w:i w:val="0"/>
                 <w:color w:val="0A0A0A"/>
                 <w:sz w:val="19"/>
               </w:rPr>
@@ -4539,14 +5540,17 @@
         </w:tc>
         <w:tc>
           <w:tcPr>
-            <w:tcW w:type="dxa" w:w="3216"/>
+            <w:tcW w:type="dxa" w:w="3870"/>
           </w:tcPr>
           <w:p>
             <w:pPr>
-              <w:spacing w:after="40"/>
+              <w:spacing w:after="40" w:before="20"/>
             </w:pPr>
             <w:r>
               <w:rPr>
+                <w:rFonts w:ascii="Calibri" w:hAnsi="Calibri"/>
+                <w:b w:val="0"/>
+                <w:i w:val="0"/>
                 <w:color w:val="0A0A0A"/>
                 <w:sz w:val="19"/>
               </w:rPr>
@@ -4557,12 +5561,15 @@
                 <w:rFonts w:ascii="Consolas" w:hAnsi="Consolas"/>
                 <w:color w:val="1F1F1F"/>
                 <w:sz w:val="17"/>
-                <w:shd w:val="clear" w:fill="F2F2F2"/>
+                <w:shd w:val="clear" w:color="auto" w:fill="F4F4F4"/>
               </w:rPr>
               <w:t>http://127.0.0.1:5500</w:t>
             </w:r>
             <w:r>
               <w:rPr>
+                <w:rFonts w:ascii="Calibri" w:hAnsi="Calibri"/>
+                <w:b w:val="0"/>
+                <w:i w:val="0"/>
                 <w:color w:val="0A0A0A"/>
                 <w:sz w:val="19"/>
               </w:rPr>
@@ -4573,7 +5580,7 @@
                 <w:rFonts w:ascii="Consolas" w:hAnsi="Consolas"/>
                 <w:color w:val="1F1F1F"/>
                 <w:sz w:val="17"/>
-                <w:shd w:val="clear" w:fill="F2F2F2"/>
+                <w:shd w:val="clear" w:color="auto" w:fill="F4F4F4"/>
               </w:rPr>
               <w:t>.env</w:t>
             </w:r>
@@ -4581,17 +5588,23 @@
         </w:tc>
       </w:tr>
       <w:tr>
+        <w:trPr>
+          <w:cantSplit/>
+        </w:trPr>
         <w:tc>
           <w:tcPr>
-            <w:tcW w:type="dxa" w:w="3216"/>
-            <w:shd w:val="clear" w:color="auto" w:fill="F6F6F6"/>
+            <w:tcW w:type="dxa" w:w="2603"/>
+            <w:shd w:val="clear" w:color="auto" w:fill="F7F7F7"/>
           </w:tcPr>
           <w:p>
             <w:pPr>
-              <w:spacing w:after="40"/>
+              <w:spacing w:after="40" w:before="20"/>
             </w:pPr>
             <w:r>
               <w:rPr>
+                <w:rFonts w:ascii="Calibri" w:hAnsi="Calibri"/>
+                <w:b w:val="0"/>
+                <w:i w:val="0"/>
                 <w:color w:val="0A0A0A"/>
                 <w:sz w:val="19"/>
               </w:rPr>
@@ -4601,24 +5614,27 @@
         </w:tc>
         <w:tc>
           <w:tcPr>
-            <w:tcW w:type="dxa" w:w="3216"/>
-            <w:shd w:val="clear" w:color="auto" w:fill="F6F6F6"/>
+            <w:tcW w:type="dxa" w:w="2885"/>
+            <w:shd w:val="clear" w:color="auto" w:fill="F7F7F7"/>
           </w:tcPr>
           <w:p>
             <w:pPr>
-              <w:spacing w:after="40"/>
+              <w:spacing w:after="40" w:before="20"/>
             </w:pPr>
             <w:r>
               <w:rPr>
                 <w:rFonts w:ascii="Consolas" w:hAnsi="Consolas"/>
                 <w:color w:val="1F1F1F"/>
                 <w:sz w:val="17"/>
-                <w:shd w:val="clear" w:fill="F2F2F2"/>
+                <w:shd w:val="clear" w:color="auto" w:fill="F4F4F4"/>
               </w:rPr>
               <w:t>DATABASE_URL</w:t>
             </w:r>
             <w:r>
               <w:rPr>
+                <w:rFonts w:ascii="Calibri" w:hAnsi="Calibri"/>
+                <w:b w:val="0"/>
+                <w:i w:val="0"/>
                 <w:color w:val="0A0A0A"/>
                 <w:sz w:val="19"/>
               </w:rPr>
@@ -4629,7 +5645,7 @@
                 <w:rFonts w:ascii="Consolas" w:hAnsi="Consolas"/>
                 <w:color w:val="1F1F1F"/>
                 <w:sz w:val="17"/>
-                <w:shd w:val="clear" w:fill="F2F2F2"/>
+                <w:shd w:val="clear" w:color="auto" w:fill="F4F4F4"/>
               </w:rPr>
               <w:t>+asyncpg</w:t>
             </w:r>
@@ -4637,15 +5653,18 @@
         </w:tc>
         <w:tc>
           <w:tcPr>
-            <w:tcW w:type="dxa" w:w="3216"/>
-            <w:shd w:val="clear" w:color="auto" w:fill="F6F6F6"/>
+            <w:tcW w:type="dxa" w:w="3870"/>
+            <w:shd w:val="clear" w:color="auto" w:fill="F7F7F7"/>
           </w:tcPr>
           <w:p>
             <w:pPr>
-              <w:spacing w:after="40"/>
+              <w:spacing w:after="40" w:before="20"/>
             </w:pPr>
             <w:r>
               <w:rPr>
+                <w:rFonts w:ascii="Calibri" w:hAnsi="Calibri"/>
+                <w:b w:val="0"/>
+                <w:i w:val="0"/>
                 <w:color w:val="0A0A0A"/>
                 <w:sz w:val="19"/>
               </w:rPr>
@@ -4656,7 +5675,7 @@
                 <w:rFonts w:ascii="Consolas" w:hAnsi="Consolas"/>
                 <w:color w:val="1F1F1F"/>
                 <w:sz w:val="17"/>
-                <w:shd w:val="clear" w:fill="F2F2F2"/>
+                <w:shd w:val="clear" w:color="auto" w:fill="F4F4F4"/>
               </w:rPr>
               <w:t>postgresql+asyncpg://...</w:t>
             </w:r>
@@ -4664,16 +5683,22 @@
         </w:tc>
       </w:tr>
       <w:tr>
+        <w:trPr>
+          <w:cantSplit/>
+        </w:trPr>
         <w:tc>
           <w:tcPr>
-            <w:tcW w:type="dxa" w:w="3216"/>
+            <w:tcW w:type="dxa" w:w="2603"/>
           </w:tcPr>
           <w:p>
             <w:pPr>
-              <w:spacing w:after="40"/>
+              <w:spacing w:after="40" w:before="20"/>
             </w:pPr>
             <w:r>
               <w:rPr>
+                <w:rFonts w:ascii="Calibri" w:hAnsi="Calibri"/>
+                <w:b w:val="0"/>
+                <w:i w:val="0"/>
                 <w:color w:val="0A0A0A"/>
                 <w:sz w:val="19"/>
               </w:rPr>
@@ -4683,23 +5708,26 @@
         </w:tc>
         <w:tc>
           <w:tcPr>
-            <w:tcW w:type="dxa" w:w="3216"/>
+            <w:tcW w:type="dxa" w:w="2885"/>
           </w:tcPr>
           <w:p>
             <w:pPr>
-              <w:spacing w:after="40"/>
+              <w:spacing w:after="40" w:before="20"/>
             </w:pPr>
             <w:r>
               <w:rPr>
                 <w:rFonts w:ascii="Consolas" w:hAnsi="Consolas"/>
                 <w:color w:val="1F1F1F"/>
                 <w:sz w:val="17"/>
-                <w:shd w:val="clear" w:fill="F2F2F2"/>
+                <w:shd w:val="clear" w:color="auto" w:fill="F4F4F4"/>
               </w:rPr>
               <w:t>PGP_KEY</w:t>
             </w:r>
             <w:r>
               <w:rPr>
+                <w:rFonts w:ascii="Calibri" w:hAnsi="Calibri"/>
+                <w:b w:val="0"/>
+                <w:i w:val="0"/>
                 <w:color w:val="0A0A0A"/>
                 <w:sz w:val="19"/>
               </w:rPr>
@@ -4709,14 +5737,17 @@
         </w:tc>
         <w:tc>
           <w:tcPr>
-            <w:tcW w:type="dxa" w:w="3216"/>
+            <w:tcW w:type="dxa" w:w="3870"/>
           </w:tcPr>
           <w:p>
             <w:pPr>
-              <w:spacing w:after="40"/>
+              <w:spacing w:after="40" w:before="20"/>
             </w:pPr>
             <w:r>
               <w:rPr>
+                <w:rFonts w:ascii="Calibri" w:hAnsi="Calibri"/>
+                <w:b w:val="0"/>
+                <w:i w:val="0"/>
                 <w:color w:val="0A0A0A"/>
                 <w:sz w:val="19"/>
               </w:rPr>
@@ -4726,17 +5757,23 @@
         </w:tc>
       </w:tr>
       <w:tr>
+        <w:trPr>
+          <w:cantSplit/>
+        </w:trPr>
         <w:tc>
           <w:tcPr>
-            <w:tcW w:type="dxa" w:w="3216"/>
-            <w:shd w:val="clear" w:color="auto" w:fill="F6F6F6"/>
+            <w:tcW w:type="dxa" w:w="2603"/>
+            <w:shd w:val="clear" w:color="auto" w:fill="F7F7F7"/>
           </w:tcPr>
           <w:p>
             <w:pPr>
-              <w:spacing w:after="40"/>
+              <w:spacing w:after="40" w:before="20"/>
             </w:pPr>
             <w:r>
               <w:rPr>
+                <w:rFonts w:ascii="Calibri" w:hAnsi="Calibri"/>
+                <w:b w:val="0"/>
+                <w:i w:val="0"/>
                 <w:color w:val="0A0A0A"/>
                 <w:sz w:val="19"/>
               </w:rPr>
@@ -4746,15 +5783,18 @@
         </w:tc>
         <w:tc>
           <w:tcPr>
-            <w:tcW w:type="dxa" w:w="3216"/>
-            <w:shd w:val="clear" w:color="auto" w:fill="F6F6F6"/>
+            <w:tcW w:type="dxa" w:w="2885"/>
+            <w:shd w:val="clear" w:color="auto" w:fill="F7F7F7"/>
           </w:tcPr>
           <w:p>
             <w:pPr>
-              <w:spacing w:after="40"/>
+              <w:spacing w:after="40" w:before="20"/>
             </w:pPr>
             <w:r>
               <w:rPr>
+                <w:rFonts w:ascii="Calibri" w:hAnsi="Calibri"/>
+                <w:b w:val="0"/>
+                <w:i w:val="0"/>
                 <w:color w:val="0A0A0A"/>
                 <w:sz w:val="19"/>
               </w:rPr>
@@ -4765,12 +5805,15 @@
                 <w:rFonts w:ascii="Consolas" w:hAnsi="Consolas"/>
                 <w:color w:val="1F1F1F"/>
                 <w:sz w:val="17"/>
-                <w:shd w:val="clear" w:fill="F2F2F2"/>
+                <w:shd w:val="clear" w:color="auto" w:fill="F4F4F4"/>
               </w:rPr>
               <w:t>avaliacoes</w:t>
             </w:r>
             <w:r>
               <w:rPr>
+                <w:rFonts w:ascii="Calibri" w:hAnsi="Calibri"/>
+                <w:b w:val="0"/>
+                <w:i w:val="0"/>
                 <w:color w:val="0A0A0A"/>
                 <w:sz w:val="19"/>
               </w:rPr>
@@ -4781,7 +5824,7 @@
                 <w:rFonts w:ascii="Consolas" w:hAnsi="Consolas"/>
                 <w:color w:val="1F1F1F"/>
                 <w:sz w:val="17"/>
-                <w:shd w:val="clear" w:fill="F2F2F2"/>
+                <w:shd w:val="clear" w:color="auto" w:fill="F4F4F4"/>
               </w:rPr>
               <w:t>recomenda_exame</w:t>
             </w:r>
@@ -4789,15 +5832,18 @@
         </w:tc>
         <w:tc>
           <w:tcPr>
-            <w:tcW w:type="dxa" w:w="3216"/>
-            <w:shd w:val="clear" w:color="auto" w:fill="F6F6F6"/>
+            <w:tcW w:type="dxa" w:w="3870"/>
+            <w:shd w:val="clear" w:color="auto" w:fill="F7F7F7"/>
           </w:tcPr>
           <w:p>
             <w:pPr>
-              <w:spacing w:after="40"/>
+              <w:spacing w:after="40" w:before="20"/>
             </w:pPr>
             <w:r>
               <w:rPr>
+                <w:rFonts w:ascii="Calibri" w:hAnsi="Calibri"/>
+                <w:b w:val="0"/>
+                <w:i w:val="0"/>
                 <w:color w:val="0A0A0A"/>
                 <w:sz w:val="19"/>
               </w:rPr>
@@ -4807,16 +5853,22 @@
         </w:tc>
       </w:tr>
       <w:tr>
+        <w:trPr>
+          <w:cantSplit/>
+        </w:trPr>
         <w:tc>
           <w:tcPr>
-            <w:tcW w:type="dxa" w:w="3216"/>
+            <w:tcW w:type="dxa" w:w="2603"/>
           </w:tcPr>
           <w:p>
             <w:pPr>
-              <w:spacing w:after="40"/>
+              <w:spacing w:after="40" w:before="20"/>
             </w:pPr>
             <w:r>
               <w:rPr>
+                <w:rFonts w:ascii="Calibri" w:hAnsi="Calibri"/>
+                <w:b w:val="0"/>
+                <w:i w:val="0"/>
                 <w:color w:val="0A0A0A"/>
                 <w:sz w:val="19"/>
               </w:rPr>
@@ -4826,14 +5878,17 @@
         </w:tc>
         <w:tc>
           <w:tcPr>
-            <w:tcW w:type="dxa" w:w="3216"/>
+            <w:tcW w:type="dxa" w:w="2885"/>
           </w:tcPr>
           <w:p>
             <w:pPr>
-              <w:spacing w:after="40"/>
+              <w:spacing w:after="40" w:before="20"/>
             </w:pPr>
             <w:r>
               <w:rPr>
+                <w:rFonts w:ascii="Calibri" w:hAnsi="Calibri"/>
+                <w:b w:val="0"/>
+                <w:i w:val="0"/>
                 <w:color w:val="0A0A0A"/>
                 <w:sz w:val="19"/>
               </w:rPr>
@@ -4844,12 +5899,15 @@
                 <w:rFonts w:ascii="Consolas" w:hAnsi="Consolas"/>
                 <w:color w:val="1F1F1F"/>
                 <w:sz w:val="17"/>
-                <w:shd w:val="clear" w:fill="F2F2F2"/>
+                <w:shd w:val="clear" w:color="auto" w:fill="F4F4F4"/>
               </w:rPr>
               <w:t>frontend/</w:t>
             </w:r>
             <w:r>
               <w:rPr>
+                <w:rFonts w:ascii="Calibri" w:hAnsi="Calibri"/>
+                <w:b w:val="0"/>
+                <w:i w:val="0"/>
                 <w:color w:val="0A0A0A"/>
                 <w:sz w:val="19"/>
               </w:rPr>
@@ -4859,14 +5917,17 @@
         </w:tc>
         <w:tc>
           <w:tcPr>
-            <w:tcW w:type="dxa" w:w="3216"/>
+            <w:tcW w:type="dxa" w:w="3870"/>
           </w:tcPr>
           <w:p>
             <w:pPr>
-              <w:spacing w:after="40"/>
+              <w:spacing w:after="40" w:before="20"/>
             </w:pPr>
             <w:r>
               <w:rPr>
+                <w:rFonts w:ascii="Calibri" w:hAnsi="Calibri"/>
+                <w:b w:val="0"/>
+                <w:i w:val="0"/>
                 <w:color w:val="0A0A0A"/>
                 <w:sz w:val="19"/>
               </w:rPr>
@@ -4877,12 +5938,15 @@
                 <w:rFonts w:ascii="Consolas" w:hAnsi="Consolas"/>
                 <w:color w:val="1F1F1F"/>
                 <w:sz w:val="17"/>
-                <w:shd w:val="clear" w:fill="F2F2F2"/>
+                <w:shd w:val="clear" w:color="auto" w:fill="F4F4F4"/>
               </w:rPr>
               <w:t>GET /health</w:t>
             </w:r>
             <w:r>
               <w:rPr>
+                <w:rFonts w:ascii="Calibri" w:hAnsi="Calibri"/>
+                <w:b w:val="0"/>
+                <w:i w:val="0"/>
                 <w:color w:val="0A0A0A"/>
                 <w:sz w:val="19"/>
               </w:rPr>
@@ -4892,17 +5956,23 @@
         </w:tc>
       </w:tr>
       <w:tr>
+        <w:trPr>
+          <w:cantSplit/>
+        </w:trPr>
         <w:tc>
           <w:tcPr>
-            <w:tcW w:type="dxa" w:w="3216"/>
-            <w:shd w:val="clear" w:color="auto" w:fill="F6F6F6"/>
+            <w:tcW w:type="dxa" w:w="2603"/>
+            <w:shd w:val="clear" w:color="auto" w:fill="F7F7F7"/>
           </w:tcPr>
           <w:p>
             <w:pPr>
-              <w:spacing w:after="40"/>
+              <w:spacing w:after="40" w:before="20"/>
             </w:pPr>
             <w:r>
               <w:rPr>
+                <w:rFonts w:ascii="Calibri" w:hAnsi="Calibri"/>
+                <w:b w:val="0"/>
+                <w:i w:val="0"/>
                 <w:color w:val="0A0A0A"/>
                 <w:sz w:val="19"/>
               </w:rPr>
@@ -4912,15 +5982,18 @@
         </w:tc>
         <w:tc>
           <w:tcPr>
-            <w:tcW w:type="dxa" w:w="3216"/>
-            <w:shd w:val="clear" w:color="auto" w:fill="F6F6F6"/>
+            <w:tcW w:type="dxa" w:w="2885"/>
+            <w:shd w:val="clear" w:color="auto" w:fill="F7F7F7"/>
           </w:tcPr>
           <w:p>
             <w:pPr>
-              <w:spacing w:after="40"/>
+              <w:spacing w:after="40" w:before="20"/>
             </w:pPr>
             <w:r>
               <w:rPr>
+                <w:rFonts w:ascii="Calibri" w:hAnsi="Calibri"/>
+                <w:b w:val="0"/>
+                <w:i w:val="0"/>
                 <w:color w:val="0A0A0A"/>
                 <w:sz w:val="19"/>
               </w:rPr>
@@ -4930,15 +6003,18 @@
         </w:tc>
         <w:tc>
           <w:tcPr>
-            <w:tcW w:type="dxa" w:w="3216"/>
-            <w:shd w:val="clear" w:color="auto" w:fill="F6F6F6"/>
+            <w:tcW w:type="dxa" w:w="3870"/>
+            <w:shd w:val="clear" w:color="auto" w:fill="F7F7F7"/>
           </w:tcPr>
           <w:p>
             <w:pPr>
-              <w:spacing w:after="40"/>
+              <w:spacing w:after="40" w:before="20"/>
             </w:pPr>
             <w:r>
               <w:rPr>
+                <w:rFonts w:ascii="Calibri" w:hAnsi="Calibri"/>
+                <w:b w:val="0"/>
+                <w:i w:val="0"/>
                 <w:color w:val="0A0A0A"/>
                 <w:sz w:val="19"/>
               </w:rPr>
@@ -4950,17 +6026,26 @@
     </w:tbl>
     <w:p>
       <w:pPr>
+        <w:spacing w:after="40" w:before="0"/>
+      </w:pPr>
+    </w:p>
+    <w:p>
+      <w:pPr>
         <w:keepNext/>
-        <w:spacing w:before="320" w:after="120"/>
+        <w:keepLines/>
+        <w:spacing w:before="360" w:after="140"/>
+        <w:widowControl w:val="true"/>
         <w:pBdr>
-          <w:bottom w:val="single" w:sz="6" w:space="4" w:color="1F1F1F"/>
+          <w:bottom w:val="single" w:sz="8" w:space="4" w:color="1F1F1F"/>
         </w:pBdr>
       </w:pPr>
       <w:r>
         <w:rPr>
+          <w:rFonts w:ascii="Calibri" w:hAnsi="Calibri"/>
           <w:b/>
+          <w:i w:val="0"/>
           <w:color w:val="0A0A0A"/>
-          <w:sz w:val="44"/>
+          <w:sz w:val="34"/>
         </w:rPr>
         <w:t>11. Resumo de portas e URLs</w:t>
       </w:r>
@@ -4970,27 +6055,41 @@
         <w:tblStyle w:val="TableGrid"/>
         <w:tblW w:type="auto" w:w="0"/>
         <w:jc w:val="center"/>
-        <w:tblLayout w:type="autofit"/>
+        <w:tblLayout w:type="fixed"/>
         <w:tblLook w:firstColumn="1" w:firstRow="1" w:lastColumn="0" w:lastRow="0" w:noHBand="0" w:noVBand="1" w:val="04A0"/>
+        <w:tblLayout w:type="fixed"/>
+        <w:tblW w:type="dxa" w:w="9360"/>
+        <w:tblCellMar>
+          <w:top w:w="40" w:type="dxa"/>
+          <w:bottom w:w="40" w:type="dxa"/>
+          <w:left w:w="90" w:type="dxa"/>
+          <w:right w:w="90" w:type="dxa"/>
+        </w:tblCellMar>
       </w:tblPr>
       <w:tblGrid>
-        <w:gridCol w:w="3216"/>
-        <w:gridCol w:w="3216"/>
-        <w:gridCol w:w="3216"/>
+        <w:gridCol w:w="1908"/>
+        <w:gridCol w:w="4725"/>
+        <w:gridCol w:w="2726"/>
       </w:tblGrid>
       <w:tr>
+        <w:trPr>
+          <w:tblHeader/>
+          <w:cantSplit/>
+        </w:trPr>
         <w:tc>
           <w:tcPr>
-            <w:tcW w:type="dxa" w:w="3216"/>
+            <w:tcW w:type="dxa" w:w="1908"/>
             <w:shd w:val="clear" w:color="auto" w:fill="1F1F1F"/>
           </w:tcPr>
           <w:p>
             <w:pPr>
-              <w:jc w:val="left"/>
+              <w:spacing w:after="20" w:before="20"/>
             </w:pPr>
             <w:r>
               <w:rPr>
+                <w:rFonts w:ascii="Calibri" w:hAnsi="Calibri"/>
                 <w:b/>
+                <w:i w:val="0"/>
                 <w:color w:val="FFFFFF"/>
                 <w:sz w:val="19"/>
               </w:rPr>
@@ -5000,16 +6099,18 @@
         </w:tc>
         <w:tc>
           <w:tcPr>
-            <w:tcW w:type="dxa" w:w="3216"/>
+            <w:tcW w:type="dxa" w:w="4725"/>
             <w:shd w:val="clear" w:color="auto" w:fill="1F1F1F"/>
           </w:tcPr>
           <w:p>
             <w:pPr>
-              <w:jc w:val="left"/>
+              <w:spacing w:after="20" w:before="20"/>
             </w:pPr>
             <w:r>
               <w:rPr>
+                <w:rFonts w:ascii="Calibri" w:hAnsi="Calibri"/>
                 <w:b/>
+                <w:i w:val="0"/>
                 <w:color w:val="FFFFFF"/>
                 <w:sz w:val="19"/>
               </w:rPr>
@@ -5019,16 +6120,18 @@
         </w:tc>
         <w:tc>
           <w:tcPr>
-            <w:tcW w:type="dxa" w:w="3216"/>
+            <w:tcW w:type="dxa" w:w="2726"/>
             <w:shd w:val="clear" w:color="auto" w:fill="1F1F1F"/>
           </w:tcPr>
           <w:p>
             <w:pPr>
-              <w:jc w:val="left"/>
+              <w:spacing w:after="20" w:before="20"/>
             </w:pPr>
             <w:r>
               <w:rPr>
+                <w:rFonts w:ascii="Calibri" w:hAnsi="Calibri"/>
                 <w:b/>
+                <w:i w:val="0"/>
                 <w:color w:val="FFFFFF"/>
                 <w:sz w:val="19"/>
               </w:rPr>
@@ -5038,16 +6141,22 @@
         </w:tc>
       </w:tr>
       <w:tr>
+        <w:trPr>
+          <w:cantSplit/>
+        </w:trPr>
         <w:tc>
           <w:tcPr>
-            <w:tcW w:type="dxa" w:w="3216"/>
+            <w:tcW w:type="dxa" w:w="1908"/>
           </w:tcPr>
           <w:p>
             <w:pPr>
-              <w:spacing w:after="40"/>
+              <w:spacing w:after="40" w:before="20"/>
             </w:pPr>
             <w:r>
               <w:rPr>
+                <w:rFonts w:ascii="Calibri" w:hAnsi="Calibri"/>
+                <w:b w:val="0"/>
+                <w:i w:val="0"/>
                 <w:color w:val="0A0A0A"/>
                 <w:sz w:val="19"/>
               </w:rPr>
@@ -5057,18 +6166,18 @@
         </w:tc>
         <w:tc>
           <w:tcPr>
-            <w:tcW w:type="dxa" w:w="3216"/>
+            <w:tcW w:type="dxa" w:w="4725"/>
           </w:tcPr>
           <w:p>
             <w:pPr>
-              <w:spacing w:after="40"/>
+              <w:spacing w:after="40" w:before="20"/>
             </w:pPr>
             <w:r>
               <w:rPr>
                 <w:rFonts w:ascii="Consolas" w:hAnsi="Consolas"/>
                 <w:color w:val="1F1F1F"/>
                 <w:sz w:val="17"/>
-                <w:shd w:val="clear" w:fill="F2F2F2"/>
+                <w:shd w:val="clear" w:color="auto" w:fill="F4F4F4"/>
               </w:rPr>
               <w:t>http://localhost:8000/api/v1</w:t>
             </w:r>
@@ -5076,14 +6185,17 @@
         </w:tc>
         <w:tc>
           <w:tcPr>
-            <w:tcW w:type="dxa" w:w="3216"/>
+            <w:tcW w:type="dxa" w:w="2726"/>
           </w:tcPr>
           <w:p>
             <w:pPr>
-              <w:spacing w:after="40"/>
+              <w:spacing w:after="40" w:before="20"/>
             </w:pPr>
             <w:r>
               <w:rPr>
+                <w:rFonts w:ascii="Calibri" w:hAnsi="Calibri"/>
+                <w:b w:val="0"/>
+                <w:i w:val="0"/>
                 <w:color w:val="0A0A0A"/>
                 <w:sz w:val="19"/>
               </w:rPr>
@@ -5094,7 +6206,7 @@
                 <w:rFonts w:ascii="Consolas" w:hAnsi="Consolas"/>
                 <w:color w:val="1F1F1F"/>
                 <w:sz w:val="17"/>
-                <w:shd w:val="clear" w:fill="F2F2F2"/>
+                <w:shd w:val="clear" w:color="auto" w:fill="F4F4F4"/>
               </w:rPr>
               <w:t>/api/v1</w:t>
             </w:r>
@@ -5102,17 +6214,23 @@
         </w:tc>
       </w:tr>
       <w:tr>
+        <w:trPr>
+          <w:cantSplit/>
+        </w:trPr>
         <w:tc>
           <w:tcPr>
-            <w:tcW w:type="dxa" w:w="3216"/>
-            <w:shd w:val="clear" w:color="auto" w:fill="F6F6F6"/>
+            <w:tcW w:type="dxa" w:w="1908"/>
+            <w:shd w:val="clear" w:color="auto" w:fill="F7F7F7"/>
           </w:tcPr>
           <w:p>
             <w:pPr>
-              <w:spacing w:after="40"/>
+              <w:spacing w:after="40" w:before="20"/>
             </w:pPr>
             <w:r>
               <w:rPr>
+                <w:rFonts w:ascii="Calibri" w:hAnsi="Calibri"/>
+                <w:b w:val="0"/>
+                <w:i w:val="0"/>
                 <w:color w:val="0A0A0A"/>
                 <w:sz w:val="19"/>
               </w:rPr>
@@ -5122,19 +6240,19 @@
         </w:tc>
         <w:tc>
           <w:tcPr>
-            <w:tcW w:type="dxa" w:w="3216"/>
-            <w:shd w:val="clear" w:color="auto" w:fill="F6F6F6"/>
+            <w:tcW w:type="dxa" w:w="4725"/>
+            <w:shd w:val="clear" w:color="auto" w:fill="F7F7F7"/>
           </w:tcPr>
           <w:p>
             <w:pPr>
-              <w:spacing w:after="40"/>
+              <w:spacing w:after="40" w:before="20"/>
             </w:pPr>
             <w:r>
               <w:rPr>
                 <w:rFonts w:ascii="Consolas" w:hAnsi="Consolas"/>
                 <w:color w:val="1F1F1F"/>
                 <w:sz w:val="17"/>
-                <w:shd w:val="clear" w:fill="F2F2F2"/>
+                <w:shd w:val="clear" w:color="auto" w:fill="F4F4F4"/>
               </w:rPr>
               <w:t>http://127.0.0.1:5500</w:t>
             </w:r>
@@ -5142,15 +6260,18 @@
         </w:tc>
         <w:tc>
           <w:tcPr>
-            <w:tcW w:type="dxa" w:w="3216"/>
-            <w:shd w:val="clear" w:color="auto" w:fill="F6F6F6"/>
+            <w:tcW w:type="dxa" w:w="2726"/>
+            <w:shd w:val="clear" w:color="auto" w:fill="F7F7F7"/>
           </w:tcPr>
           <w:p>
             <w:pPr>
-              <w:spacing w:after="40"/>
+              <w:spacing w:after="40" w:before="20"/>
             </w:pPr>
             <w:r>
               <w:rPr>
+                <w:rFonts w:ascii="Calibri" w:hAnsi="Calibri"/>
+                <w:b w:val="0"/>
+                <w:i w:val="0"/>
                 <w:color w:val="0A0A0A"/>
                 <w:sz w:val="19"/>
               </w:rPr>
@@ -5160,16 +6281,22 @@
         </w:tc>
       </w:tr>
       <w:tr>
+        <w:trPr>
+          <w:cantSplit/>
+        </w:trPr>
         <w:tc>
           <w:tcPr>
-            <w:tcW w:type="dxa" w:w="3216"/>
+            <w:tcW w:type="dxa" w:w="1908"/>
           </w:tcPr>
           <w:p>
             <w:pPr>
-              <w:spacing w:after="40"/>
+              <w:spacing w:after="40" w:before="20"/>
             </w:pPr>
             <w:r>
               <w:rPr>
+                <w:rFonts w:ascii="Calibri" w:hAnsi="Calibri"/>
+                <w:b w:val="0"/>
+                <w:i w:val="0"/>
                 <w:color w:val="0A0A0A"/>
                 <w:sz w:val="19"/>
               </w:rPr>
@@ -5179,18 +6306,18 @@
         </w:tc>
         <w:tc>
           <w:tcPr>
-            <w:tcW w:type="dxa" w:w="3216"/>
+            <w:tcW w:type="dxa" w:w="4725"/>
           </w:tcPr>
           <w:p>
             <w:pPr>
-              <w:spacing w:after="40"/>
+              <w:spacing w:after="40" w:before="20"/>
             </w:pPr>
             <w:r>
               <w:rPr>
                 <w:rFonts w:ascii="Consolas" w:hAnsi="Consolas"/>
                 <w:color w:val="1F1F1F"/>
                 <w:sz w:val="17"/>
-                <w:shd w:val="clear" w:fill="F2F2F2"/>
+                <w:shd w:val="clear" w:color="auto" w:fill="F4F4F4"/>
               </w:rPr>
               <w:t>http://localhost:8000/api/v1/docs</w:t>
             </w:r>
@@ -5198,18 +6325,18 @@
         </w:tc>
         <w:tc>
           <w:tcPr>
-            <w:tcW w:type="dxa" w:w="3216"/>
+            <w:tcW w:type="dxa" w:w="2726"/>
           </w:tcPr>
           <w:p>
             <w:pPr>
-              <w:spacing w:after="40"/>
+              <w:spacing w:after="40" w:before="20"/>
             </w:pPr>
             <w:r>
               <w:rPr>
                 <w:rFonts w:ascii="Consolas" w:hAnsi="Consolas"/>
                 <w:color w:val="1F1F1F"/>
                 <w:sz w:val="17"/>
-                <w:shd w:val="clear" w:fill="F2F2F2"/>
+                <w:shd w:val="clear" w:color="auto" w:fill="F4F4F4"/>
               </w:rPr>
               <w:t>&lt;host&gt;/api/v1/docs</w:t>
             </w:r>
@@ -5217,17 +6344,23 @@
         </w:tc>
       </w:tr>
       <w:tr>
+        <w:trPr>
+          <w:cantSplit/>
+        </w:trPr>
         <w:tc>
           <w:tcPr>
-            <w:tcW w:type="dxa" w:w="3216"/>
-            <w:shd w:val="clear" w:color="auto" w:fill="F6F6F6"/>
+            <w:tcW w:type="dxa" w:w="1908"/>
+            <w:shd w:val="clear" w:color="auto" w:fill="F7F7F7"/>
           </w:tcPr>
           <w:p>
             <w:pPr>
-              <w:spacing w:after="40"/>
+              <w:spacing w:after="40" w:before="20"/>
             </w:pPr>
             <w:r>
               <w:rPr>
+                <w:rFonts w:ascii="Calibri" w:hAnsi="Calibri"/>
+                <w:b w:val="0"/>
+                <w:i w:val="0"/>
                 <w:color w:val="0A0A0A"/>
                 <w:sz w:val="19"/>
               </w:rPr>
@@ -5237,19 +6370,19 @@
         </w:tc>
         <w:tc>
           <w:tcPr>
-            <w:tcW w:type="dxa" w:w="3216"/>
-            <w:shd w:val="clear" w:color="auto" w:fill="F6F6F6"/>
+            <w:tcW w:type="dxa" w:w="4725"/>
+            <w:shd w:val="clear" w:color="auto" w:fill="F7F7F7"/>
           </w:tcPr>
           <w:p>
             <w:pPr>
-              <w:spacing w:after="40"/>
+              <w:spacing w:after="40" w:before="20"/>
             </w:pPr>
             <w:r>
               <w:rPr>
                 <w:rFonts w:ascii="Consolas" w:hAnsi="Consolas"/>
                 <w:color w:val="1F1F1F"/>
                 <w:sz w:val="17"/>
-                <w:shd w:val="clear" w:fill="F2F2F2"/>
+                <w:shd w:val="clear" w:color="auto" w:fill="F4F4F4"/>
               </w:rPr>
               <w:t>http://localhost:8000/health</w:t>
             </w:r>
@@ -5257,19 +6390,19 @@
         </w:tc>
         <w:tc>
           <w:tcPr>
-            <w:tcW w:type="dxa" w:w="3216"/>
-            <w:shd w:val="clear" w:color="auto" w:fill="F6F6F6"/>
+            <w:tcW w:type="dxa" w:w="2726"/>
+            <w:shd w:val="clear" w:color="auto" w:fill="F7F7F7"/>
           </w:tcPr>
           <w:p>
             <w:pPr>
-              <w:spacing w:after="40"/>
+              <w:spacing w:after="40" w:before="20"/>
             </w:pPr>
             <w:r>
               <w:rPr>
                 <w:rFonts w:ascii="Consolas" w:hAnsi="Consolas"/>
                 <w:color w:val="1F1F1F"/>
                 <w:sz w:val="17"/>
-                <w:shd w:val="clear" w:fill="F2F2F2"/>
+                <w:shd w:val="clear" w:color="auto" w:fill="F4F4F4"/>
               </w:rPr>
               <w:t>&lt;host&gt;/health</w:t>
             </w:r>
@@ -5277,10 +6410,15 @@
         </w:tc>
       </w:tr>
     </w:tbl>
+    <w:p>
+      <w:pPr>
+        <w:spacing w:after="40" w:before="0"/>
+      </w:pPr>
+    </w:p>
     <w:sectPr>
       <w:footerReference w:type="default" r:id="rId9"/>
       <w:pgSz w:w="12240" w:h="15840"/>
-      <w:pgMar w:top="1296" w:right="1296" w:bottom="1296" w:left="1296" w:header="720" w:footer="720" w:gutter="0"/>
+      <w:pgMar w:top="1440" w:right="1440" w:bottom="1440" w:left="1440" w:header="720" w:footer="720" w:gutter="0"/>
       <w:cols w:space="720"/>
       <w:docGrid w:linePitch="360"/>
     </w:sectPr>
@@ -5293,14 +6431,28 @@
   <w:p>
     <w:pPr>
       <w:pStyle w:val="Footer"/>
-      <w:jc w:val="center"/>
+      <w:tabs>
+        <w:tab w:pos="9360" w:val="right"/>
+      </w:tabs>
+      <w:pBdr>
+        <w:top w:val="single" w:sz="4" w:space="4" w:color="D9D9D9"/>
+      </w:pBdr>
     </w:pPr>
+    <w:r/>
     <w:r>
       <w:rPr>
-        <w:color w:val="5A5A5A"/>
+        <w:rFonts w:ascii="Calibri" w:hAnsi="Calibri"/>
+        <w:color w:val="8A8A8A"/>
         <w:sz w:val="16"/>
       </w:rPr>
-      <w:t xml:space="preserve">CITO · </w:t>
+      <w:t>Guia de Instalação e Setup</w:t>
+    </w:r>
+    <w:r>
+      <w:rPr>
+        <w:color w:val="8A8A8A"/>
+        <w:sz w:val="16"/>
+      </w:rPr>
+      <w:tab/>
     </w:r>
     <w:r>
       <w:rPr>
@@ -5679,7 +6831,8 @@
     <w:qFormat/>
     <w:rsid w:val="00FC693F"/>
     <w:pPr>
-      <w:spacing w:after="120" w:line="283" w:lineRule="auto"/>
+      <w:widowControl/>
+      <w:spacing w:after="140" w:line="283" w:lineRule="auto"/>
     </w:pPr>
     <w:rPr>
       <w:rFonts w:ascii="Calibri" w:hAnsi="Calibri"/>

--- a/docs/03 - Guia de Instalação e Setup/Guia de Instalação e Setup.docx
+++ b/docs/03 - Guia de Instalação e Setup/Guia de Instalação e Setup.docx
@@ -2592,7 +2592,7 @@
     </w:p>
     <w:p>
       <w:pPr>
-        <w:keepLines/>
+        <w:keepLines w:val="0"/>
         <w:spacing w:before="80" w:after="180" w:line="240" w:lineRule="auto"/>
         <w:ind w:left="173" w:right="72"/>
         <w:shd w:val="clear" w:color="auto" w:fill="F4F4F4"/>
